--- a/downloads/workbook/ai-6-week-05.docx
+++ b/downloads/workbook/ai-6-week-05.docx
@@ -925,6 +925,178 @@
         <w:t>Project connection: For the Grounded Learning Service, retain an annotated trace and the changed-case result. Name the contract or evidence that makes the deciding step valid, so another team can review it.</w:t>
       </w:r>
     </w:p>
+    <w:p>
+      <w:pPr>
+        <w:pStyle w:val="Heading1"/>
+      </w:pPr>
+      <w:r>
+        <w:t>13. Project portfolio milestone</w:t>
+      </w:r>
+    </w:p>
+    <w:p>
+      <w:r>
+        <w:t>Project: Grounded Learning Service</w:t>
+      </w:r>
+    </w:p>
+    <w:p>
+      <w:r>
+        <w:t>Current milestone: Frame the need. Name the user, the problem, allowed inputs and a safe simple starting method.</w:t>
+      </w:r>
+    </w:p>
+    <w:p>
+      <w:r>
+        <w:t>For the Grounded Learning Service, retain an annotated trace and the changed-case result. Name the contract or evidence that makes the deciding step valid, so another team can review it.</w:t>
+      </w:r>
+    </w:p>
+    <w:tbl>
+      <w:tblPr>
+        <w:tblStyle w:val="LightShading-Accent1"/>
+        <w:tblW w:type="auto" w:w="0"/>
+        <w:tblLook w:firstColumn="1" w:firstRow="1" w:lastColumn="0" w:lastRow="0" w:noHBand="0" w:noVBand="1" w:val="04A0"/>
+      </w:tblPr>
+      <w:tblGrid>
+        <w:gridCol w:w="5112"/>
+        <w:gridCol w:w="5112"/>
+      </w:tblGrid>
+      <w:tr>
+        <w:trPr>
+          <w:tblHeader/>
+        </w:trPr>
+        <w:tc>
+          <w:tcPr>
+            <w:tcW w:type="dxa" w:w="5112"/>
+          </w:tcPr>
+          <w:p>
+            <w:r>
+              <w:t>Evidence to keep</w:t>
+            </w:r>
+          </w:p>
+        </w:tc>
+        <w:tc>
+          <w:tcPr>
+            <w:tcW w:type="dxa" w:w="5112"/>
+          </w:tcPr>
+          <w:p>
+            <w:r>
+              <w:t>My record</w:t>
+            </w:r>
+          </w:p>
+        </w:tc>
+      </w:tr>
+      <w:tr>
+        <w:tc>
+          <w:tcPr>
+            <w:tcW w:type="dxa" w:w="5112"/>
+          </w:tcPr>
+          <w:p>
+            <w:r>
+              <w:t>This week’s input and deciding step</w:t>
+            </w:r>
+          </w:p>
+        </w:tc>
+        <w:tc>
+          <w:tcPr>
+            <w:tcW w:type="dxa" w:w="5112"/>
+          </w:tcPr>
+          <w:p>
+            <w:r/>
+          </w:p>
+        </w:tc>
+      </w:tr>
+      <w:tr>
+        <w:tc>
+          <w:tcPr>
+            <w:tcW w:type="dxa" w:w="5112"/>
+          </w:tcPr>
+          <w:p>
+            <w:r>
+              <w:t>Prediction and actual result (or labelled paper trace)</w:t>
+            </w:r>
+          </w:p>
+        </w:tc>
+        <w:tc>
+          <w:tcPr>
+            <w:tcW w:type="dxa" w:w="5112"/>
+          </w:tcPr>
+          <w:p>
+            <w:r/>
+          </w:p>
+        </w:tc>
+      </w:tr>
+      <w:tr>
+        <w:tc>
+          <w:tcPr>
+            <w:tcW w:type="dxa" w:w="5112"/>
+          </w:tcPr>
+          <w:p>
+            <w:r>
+              <w:t>One change since the previous checkpoint and why</w:t>
+            </w:r>
+          </w:p>
+        </w:tc>
+        <w:tc>
+          <w:tcPr>
+            <w:tcW w:type="dxa" w:w="5112"/>
+          </w:tcPr>
+          <w:p>
+            <w:r/>
+          </w:p>
+        </w:tc>
+      </w:tr>
+      <w:tr>
+        <w:tc>
+          <w:tcPr>
+            <w:tcW w:type="dxa" w:w="5112"/>
+          </w:tcPr>
+          <w:p>
+            <w:r>
+              <w:t>One error or limit and the next test</w:t>
+            </w:r>
+          </w:p>
+        </w:tc>
+        <w:tc>
+          <w:tcPr>
+            <w:tcW w:type="dxa" w:w="5112"/>
+          </w:tcPr>
+          <w:p>
+            <w:r/>
+          </w:p>
+        </w:tc>
+      </w:tr>
+    </w:tbl>
+    <w:p>
+      <w:pPr>
+        <w:pStyle w:val="Heading3"/>
+      </w:pPr>
+      <w:r>
+        <w:t>Explain what this week adds to your project. Reuse last week’s record rather than starting again.</w:t>
+      </w:r>
+    </w:p>
+    <w:p>
+      <w:r>
+        <w:t>________________________________________________________________</w:t>
+      </w:r>
+    </w:p>
+    <w:p>
+      <w:r>
+        <w:t>________________________________________________________________</w:t>
+      </w:r>
+    </w:p>
+    <w:p>
+      <w:r>
+        <w:t>________________________________________________________________</w:t>
+      </w:r>
+    </w:p>
+    <w:p>
+      <w:r>
+        <w:t>________________________________________________________________</w:t>
+      </w:r>
+    </w:p>
+    <w:p>
+      <w:r>
+        <w:t>________________________________________________________________</w:t>
+      </w:r>
+    </w:p>
     <w:sectPr>
       <w:pgSz w:w="12240" w:h="15840"/>
       <w:pgMar w:top="936" w:right="1008" w:bottom="936" w:left="1008" w:header="720" w:footer="720" w:gutter="0"/>

--- a/downloads/workbook/ai-6-week-05.docx
+++ b/downloads/workbook/ai-6-week-05.docx
@@ -1097,6 +1097,243 @@
         <w:t>________________________________________________________________</w:t>
       </w:r>
     </w:p>
+    <w:p>
+      <w:pPr>
+        <w:pStyle w:val="Heading1"/>
+      </w:pPr>
+      <w:r>
+        <w:t>14. Supported practice and learning evidence</w:t>
+      </w:r>
+    </w:p>
+    <w:p>
+      <w:r>
+        <w:t>Use this supported practice once, in the browser or on paper. Keep the reserved independent assessment for a separate first attempt before teacher feedback.</w:t>
+      </w:r>
+    </w:p>
+    <w:p>
+      <w:r>
+        <w:t>A verified reader cannot edit. Jo logs in as a verified museum volunteer and asks to edit card C.</w:t>
+      </w:r>
+    </w:p>
+    <w:p>
+      <w:pPr>
+        <w:pStyle w:val="Heading3"/>
+      </w:pPr>
+      <w:r>
+        <w:t>Practice 1: explain the deciding evidence</w:t>
+      </w:r>
+    </w:p>
+    <w:p>
+      <w:r>
+        <w:t>Which labelled step matches this detail? Keep C unchanged; the authenticated volunteer lacks this permission.</w:t>
+      </w:r>
+    </w:p>
+    <w:p>
+      <w:r>
+        <w:t>1. Check the action</w:t>
+      </w:r>
+    </w:p>
+    <w:p>
+      <w:r>
+        <w:t>2. Deny the edit</w:t>
+      </w:r>
+    </w:p>
+    <w:p>
+      <w:r>
+        <w:t>3. Identify Jo</w:t>
+      </w:r>
+    </w:p>
+    <w:p>
+      <w:pPr>
+        <w:pStyle w:val="Heading3"/>
+      </w:pPr>
+      <w:r>
+        <w:t>My selected conclusion, deciding fact and explanation</w:t>
+      </w:r>
+    </w:p>
+    <w:p>
+      <w:r>
+        <w:t>________________________________________________________________</w:t>
+      </w:r>
+    </w:p>
+    <w:p>
+      <w:r>
+        <w:t>________________________________________________________________</w:t>
+      </w:r>
+    </w:p>
+    <w:p>
+      <w:r>
+        <w:t>________________________________________________________________</w:t>
+      </w:r>
+    </w:p>
+    <w:p>
+      <w:r>
+        <w:t>________________________________________________________________</w:t>
+      </w:r>
+    </w:p>
+    <w:p>
+      <w:r>
+        <w:t>________________________________________________________________</w:t>
+      </w:r>
+    </w:p>
+    <w:p>
+      <w:r>
+        <w:t>Hint if needed: Read the steps in the pictorial case. Match the supplied detail to the stage that performs or records it.</w:t>
+      </w:r>
+    </w:p>
+    <w:p>
+      <w:r>
+        <w:t>After your attempt, compare with the supported explanation: Deny the edit Keep C unchanged; the authenticated volunteer lacks this permission. Authentication establishes identity. Authorisation compares that identity with the requested action and resource.</w:t>
+      </w:r>
+    </w:p>
+    <w:p>
+      <w:pPr>
+        <w:pStyle w:val="Heading3"/>
+      </w:pPr>
+      <w:r>
+        <w:t>Practice 2: explain the deciding evidence</w:t>
+      </w:r>
+    </w:p>
+    <w:p>
+      <w:r>
+        <w:t>Changed-case practice: Use a verified curator permitted to edit C. Which conclusion is supported by the supplied facts?</w:t>
+      </w:r>
+    </w:p>
+    <w:p>
+      <w:r>
+        <w:t>1. We can decide the result without examining the changed input or the procedure.</w:t>
+      </w:r>
+    </w:p>
+    <w:p>
+      <w:r>
+        <w:t>2. This one example guarantees correct results for every future input.</w:t>
+      </w:r>
+    </w:p>
+    <w:p>
+      <w:r>
+        <w:t>3. The authorisation gate allows the edit, subject to other declared checks.</w:t>
+      </w:r>
+    </w:p>
+    <w:p>
+      <w:pPr>
+        <w:pStyle w:val="Heading3"/>
+      </w:pPr>
+      <w:r>
+        <w:t>My selected conclusion, deciding fact and explanation</w:t>
+      </w:r>
+    </w:p>
+    <w:p>
+      <w:r>
+        <w:t>________________________________________________________________</w:t>
+      </w:r>
+    </w:p>
+    <w:p>
+      <w:r>
+        <w:t>________________________________________________________________</w:t>
+      </w:r>
+    </w:p>
+    <w:p>
+      <w:r>
+        <w:t>________________________________________________________________</w:t>
+      </w:r>
+    </w:p>
+    <w:p>
+      <w:r>
+        <w:t>________________________________________________________________</w:t>
+      </w:r>
+    </w:p>
+    <w:p>
+      <w:r>
+        <w:t>________________________________________________________________</w:t>
+      </w:r>
+    </w:p>
+    <w:p>
+      <w:r>
+        <w:t>Hint if needed: Use the changed condition and the deciding step in the pictorial trace. The answer must say what follows from those facts.</w:t>
+      </w:r>
+    </w:p>
+    <w:p>
+      <w:r>
+        <w:t>After your attempt, compare with the supported explanation: The authorisation gate allows the edit, subject to other declared checks. The trusted role now matches this operation and object.</w:t>
+      </w:r>
+    </w:p>
+    <w:p>
+      <w:pPr>
+        <w:pStyle w:val="Heading3"/>
+      </w:pPr>
+      <w:r>
+        <w:t>Repair a missing building block</w:t>
+      </w:r>
+    </w:p>
+    <w:p>
+      <w:r>
+        <w:t>Review Configuration and secrets (ai-6/4). Goal: Explain the mechanism and terminology of configuration and secrets. Short practice: Point to the public setting and the protected credential. What changes when maximum_words becomes 60, and which information must never appear in the startup log?. Return to this week and explain what you changed.</w:t>
+      </w:r>
+    </w:p>
+    <w:p>
+      <w:r>
+        <w:t>Review Architecture and data flow (ai-6/2). Goal: Explain the mechanism and terminology of architecture and data flow. Short practice: Label what moves along the library request, retrieval and drafting arrows. Where does 17:30 come from, and why must the service stop if the retrieval arrow is disconnected?. Return to this week and explain what you changed.</w:t>
+      </w:r>
+    </w:p>
+    <w:p>
+      <w:pPr>
+        <w:pStyle w:val="Heading3"/>
+      </w:pPr>
+      <w:r>
+        <w:t>Predict, run and debug</w:t>
+      </w:r>
+    </w:p>
+    <w:p>
+      <w:r>
+        <w:t>The browser lab lets you edit the supported Python examples already included in this lesson. Predict first, run, inspect the actual output or error, change one input, then run again. Keep code, predictions, actual results and a reasoned revision together. On paper, label your result as a trace rather than an execution.</w:t>
+      </w:r>
+    </w:p>
+    <w:p>
+      <w:pPr>
+        <w:pStyle w:val="Heading3"/>
+      </w:pPr>
+      <w:r>
+        <w:t>Keep your completed work</w:t>
+      </w:r>
+    </w:p>
+    <w:p>
+      <w:r>
+        <w:t>Use Download completed work in the hosted lesson to export your answers, reflections, practice feedback and code-run evidence. Open the HTML copy to read or print it. Drafts stay in this browser when storage is available; clear drafts on a shared device.</w:t>
+      </w:r>
+    </w:p>
+    <w:p>
+      <w:pPr>
+        <w:pStyle w:val="Heading3"/>
+      </w:pPr>
+      <w:r>
+        <w:t>What I repaired, the evidence I kept and the next test</w:t>
+      </w:r>
+    </w:p>
+    <w:p>
+      <w:r>
+        <w:t>________________________________________________________________</w:t>
+      </w:r>
+    </w:p>
+    <w:p>
+      <w:r>
+        <w:t>________________________________________________________________</w:t>
+      </w:r>
+    </w:p>
+    <w:p>
+      <w:r>
+        <w:t>________________________________________________________________</w:t>
+      </w:r>
+    </w:p>
+    <w:p>
+      <w:r>
+        <w:t>________________________________________________________________</w:t>
+      </w:r>
+    </w:p>
+    <w:p>
+      <w:r>
+        <w:t>________________________________________________________________</w:t>
+      </w:r>
+    </w:p>
     <w:sectPr>
       <w:pgSz w:w="12240" w:h="15840"/>
       <w:pgMar w:top="936" w:right="1008" w:bottom="936" w:left="1008" w:header="720" w:footer="720" w:gutter="0"/>

--- a/downloads/workbook/ai-6-week-05.docx
+++ b/downloads/workbook/ai-6-week-05.docx
@@ -30,33 +30,45 @@
     </w:p>
     <w:p>
       <w:r>
-        <w:t>Try the recall before opening notes. Then use a different colour or a labelled second line to correct your explanation.</w:t>
+        <w:t>Record your starting explanation for Authentication and authorisation before opening notes. Show any later correction separately.</w:t>
       </w:r>
     </w:p>
     <w:p>
       <w:pPr>
-        <w:pStyle w:val="Heading3"/>
-      </w:pPr>
-      <w:r>
-        <w:t>Configuration and secrets</w:t>
+        <w:spacing w:line="336" w:lineRule="auto" w:after="180"/>
+      </w:pPr>
+      <w:r>
+        <w:rPr>
+          <w:b w:val="0"/>
+        </w:rPr>
+        <w:t>Try the recall before opening notes. Then use a different colour or a labelled second line to correct your explanation.</w:t>
       </w:r>
     </w:p>
     <w:p>
-      <w:r>
-        <w:t>Without opening the old lesson, explain one key idea from Configuration and secrets. Give an example and a mistake that the idea helps you avoid.</w:t>
+      <w:pPr>
+        <w:pStyle w:val="Heading3"/>
+      </w:pPr>
+      <w:r>
+        <w:t>Configuration and secrets</w:t>
       </w:r>
     </w:p>
     <w:p>
       <w:pPr>
-        <w:pStyle w:val="Heading3"/>
-      </w:pPr>
-      <w:r>
-        <w:t>My remembered idea, example and correction</w:t>
+        <w:spacing w:line="336" w:lineRule="auto" w:after="180"/>
+      </w:pPr>
+      <w:r>
+        <w:rPr>
+          <w:b w:val="0"/>
+        </w:rPr>
+        <w:t>Without opening the old lesson, explain one key idea from Configuration and secrets. Give an example and a mistake that the idea helps you avoid.</w:t>
       </w:r>
     </w:p>
     <w:p>
-      <w:r>
-        <w:t>________________________________________________________________</w:t>
+      <w:pPr>
+        <w:pStyle w:val="Heading3"/>
+      </w:pPr>
+      <w:r>
+        <w:t>My remembered idea, example and correction</w:t>
       </w:r>
     </w:p>
     <w:p>
@@ -70,29 +82,35 @@
       </w:r>
     </w:p>
     <w:p>
-      <w:pPr>
-        <w:pStyle w:val="Heading3"/>
-      </w:pPr>
-      <w:r>
-        <w:t>Architecture and data flow</w:t>
+      <w:r>
+        <w:t>________________________________________________________________</w:t>
       </w:r>
     </w:p>
     <w:p>
-      <w:r>
-        <w:t>Without opening the old lesson, explain one key idea from Architecture and data flow. Give an example and a mistake that the idea helps you avoid.</w:t>
+      <w:pPr>
+        <w:pStyle w:val="Heading3"/>
+      </w:pPr>
+      <w:r>
+        <w:t>Architecture and data flow</w:t>
       </w:r>
     </w:p>
     <w:p>
       <w:pPr>
-        <w:pStyle w:val="Heading3"/>
-      </w:pPr>
-      <w:r>
-        <w:t>My remembered idea, example and correction</w:t>
+        <w:spacing w:line="336" w:lineRule="auto" w:after="180"/>
+      </w:pPr>
+      <w:r>
+        <w:rPr>
+          <w:b w:val="0"/>
+        </w:rPr>
+        <w:t>Without opening the old lesson, explain one key idea from Architecture and data flow. Give an example and a mistake that the idea helps you avoid.</w:t>
       </w:r>
     </w:p>
     <w:p>
-      <w:r>
-        <w:t>________________________________________________________________</w:t>
+      <w:pPr>
+        <w:pStyle w:val="Heading3"/>
+      </w:pPr>
+      <w:r>
+        <w:t>My remembered idea, example and correction</w:t>
       </w:r>
     </w:p>
     <w:p>
@@ -106,16 +124,56 @@
       </w:r>
     </w:p>
     <w:p>
-      <w:pPr>
-        <w:pStyle w:val="Heading1"/>
-      </w:pPr>
-      <w:r>
-        <w:t>02. Practise with fading help</w:t>
+      <w:r>
+        <w:t>________________________________________________________________</w:t>
       </w:r>
     </w:p>
     <w:p>
-      <w:r>
-        <w:t>Use W2: Trace the worked case for Authentication and authorisation. Record the answer once; the lesson and workbook refer to the same attempt.</w:t>
+      <w:pPr>
+        <w:pStyle w:val="Heading1"/>
+      </w:pPr>
+      <w:r>
+        <w:t>02. Practise with fading help</w:t>
+      </w:r>
+    </w:p>
+    <w:p>
+      <w:r>
+        <w:t>Complete the supported Authentication and authorisation trace and record the first step you can explain without help.</w:t>
+      </w:r>
+    </w:p>
+    <w:p>
+      <w:pPr>
+        <w:spacing w:line="336" w:lineRule="auto" w:after="180"/>
+      </w:pPr>
+      <w:r>
+        <w:rPr>
+          <w:b w:val="0"/>
+        </w:rPr>
+        <w:t xml:space="preserve">Use W2: Trace the worked case for </w:t>
+      </w:r>
+      <w:r>
+        <w:rPr>
+          <w:b/>
+        </w:rPr>
+        <w:t>Authentication</w:t>
+      </w:r>
+      <w:r>
+        <w:rPr>
+          <w:b w:val="0"/>
+        </w:rPr>
+        <w:t xml:space="preserve"> and </w:t>
+      </w:r>
+      <w:r>
+        <w:rPr>
+          <w:b/>
+        </w:rPr>
+        <w:t>authorisation</w:t>
+      </w:r>
+      <w:r>
+        <w:rPr>
+          <w:b w:val="0"/>
+        </w:rPr>
+        <w:t>. Record the answer once; the lesson and workbook refer to the same attempt.</w:t>
       </w:r>
     </w:p>
     <w:tbl>
@@ -243,25 +301,61 @@
     </w:p>
     <w:p>
       <w:r>
-        <w:t>Use the worked case for Authentication and authorisation. Proposed explanation: “The worked result establishes every future case”. Decide whether this explanation is supported. Point to the step or supplied fact that decides; explain your repair if needed.</w:t>
+        <w:t>Check the proposed Authentication and authorisation explanation against the supplied facts before discussing it.</w:t>
       </w:r>
     </w:p>
     <w:p>
       <w:pPr>
-        <w:pStyle w:val="Heading3"/>
-      </w:pPr>
-      <w:r>
-        <w:t>My explanation before partner discussion</w:t>
+        <w:spacing w:line="336" w:lineRule="auto" w:after="180"/>
+      </w:pPr>
+      <w:r>
+        <w:rPr>
+          <w:b w:val="0"/>
+        </w:rPr>
+        <w:t xml:space="preserve">Use the worked case for </w:t>
+      </w:r>
+      <w:r>
+        <w:rPr>
+          <w:b/>
+        </w:rPr>
+        <w:t>Authentication</w:t>
+      </w:r>
+      <w:r>
+        <w:rPr>
+          <w:b w:val="0"/>
+        </w:rPr>
+        <w:t xml:space="preserve"> and </w:t>
+      </w:r>
+      <w:r>
+        <w:rPr>
+          <w:b/>
+        </w:rPr>
+        <w:t>authorisation</w:t>
+      </w:r>
+      <w:r>
+        <w:rPr>
+          <w:b w:val="0"/>
+        </w:rPr>
+        <w:t>. Proposed explanation: “The worked result establishes every future case”. Decide whether this explanation is supported.</w:t>
       </w:r>
     </w:p>
     <w:p>
-      <w:r>
-        <w:t>________________________________________________________________</w:t>
+      <w:pPr>
+        <w:spacing w:line="336" w:lineRule="auto" w:after="180"/>
+      </w:pPr>
+      <w:r>
+        <w:rPr>
+          <w:b w:val="0"/>
+        </w:rPr>
+        <w:t>Point to the step or supplied fact that decides; explain your repair if needed.</w:t>
       </w:r>
     </w:p>
     <w:p>
-      <w:r>
-        <w:t>________________________________________________________________</w:t>
+      <w:pPr>
+        <w:pStyle w:val="Heading3"/>
+      </w:pPr>
+      <w:r>
+        <w:t>My explanation before partner discussion</w:t>
       </w:r>
     </w:p>
     <w:p>
@@ -275,47 +369,53 @@
       </w:r>
     </w:p>
     <w:p>
-      <w:pPr>
-        <w:pStyle w:val="Heading1"/>
-      </w:pPr>
-      <w:r>
-        <w:t>04. Independent transfer case</w:t>
+      <w:r>
+        <w:t>________________________________________________________________</w:t>
       </w:r>
     </w:p>
     <w:p>
-      <w:pPr>
-        <w:pStyle w:val="Heading3"/>
-      </w:pPr>
-      <w:r>
-        <w:t>Independent case: Apply a new case independently</w:t>
+      <w:r>
+        <w:t>________________________________________________________________</w:t>
       </w:r>
     </w:p>
     <w:p>
-      <w:r>
-        <w:t>Actor roles are none, student, teacher; target is teacher guide. Decide each under the policy.</w:t>
+      <w:pPr>
+        <w:pStyle w:val="Heading1"/>
+      </w:pPr>
+      <w:r>
+        <w:t>04. Independent transfer case</w:t>
       </w:r>
     </w:p>
     <w:p>
-      <w:pPr>
-        <w:pStyle w:val="Heading3"/>
-      </w:pPr>
-      <w:r>
-        <w:t>My independent explanation, trace and limits</w:t>
+      <w:r>
+        <w:t>Write one first attempt at the reserved independent case before feedback. Repeated copies of that case refer to the same recorded attempt.</w:t>
       </w:r>
     </w:p>
     <w:p>
-      <w:r>
-        <w:t>________________________________________________________________</w:t>
+      <w:pPr>
+        <w:pStyle w:val="Heading3"/>
+      </w:pPr>
+      <w:r>
+        <w:t>Independent case: Apply a new case independently</w:t>
       </w:r>
     </w:p>
     <w:p>
-      <w:r>
-        <w:t>________________________________________________________________</w:t>
+      <w:pPr>
+        <w:spacing w:line="336" w:lineRule="auto" w:after="180"/>
+      </w:pPr>
+      <w:r>
+        <w:rPr>
+          <w:b w:val="0"/>
+        </w:rPr>
+        <w:t>Actor roles are none, student, teacher; target is teacher guide. Decide each under the policy.</w:t>
       </w:r>
     </w:p>
     <w:p>
-      <w:r>
-        <w:t>________________________________________________________________</w:t>
+      <w:pPr>
+        <w:pStyle w:val="Heading3"/>
+      </w:pPr>
+      <w:r>
+        <w:t>My independent explanation, trace and limits</w:t>
       </w:r>
     </w:p>
     <w:p>
@@ -340,48 +440,96 @@
     </w:p>
     <w:p>
       <w:r>
-        <w:t>Attempt this case before feedback. Record any help. Earlier examples below are further practice; a case already practised with feedback cannot establish fresh transfer.</w:t>
+        <w:t>________________________________________________________________</w:t>
       </w:r>
     </w:p>
     <w:p>
-      <w:pPr>
-        <w:pStyle w:val="Heading1"/>
-      </w:pPr>
-      <w:r>
-        <w:t>05. W1 Explain the mechanism</w:t>
+      <w:r>
+        <w:t>________________________________________________________________</w:t>
       </w:r>
     </w:p>
     <w:p>
       <w:r>
-        <w:t>Explain the weekly mechanism in your own words. Use the worked scenario to name its input, decision rule and output.</w:t>
+        <w:t>________________________________________________________________</w:t>
       </w:r>
     </w:p>
     <w:p>
       <w:pPr>
-        <w:pStyle w:val="Heading3"/>
-      </w:pPr>
-      <w:r>
-        <w:t>My reasoning and evidence</w:t>
+        <w:spacing w:line="336" w:lineRule="auto" w:after="180"/>
+      </w:pPr>
+      <w:r>
+        <w:rPr>
+          <w:b w:val="0"/>
+        </w:rPr>
+        <w:t>Attempt this case before feedback. Record any help. Earlier examples below are further practice; a case already practised with feedback cannot establish fresh transfer.</w:t>
       </w:r>
     </w:p>
     <w:p>
-      <w:r>
-        <w:t>________________________________________________________________</w:t>
+      <w:pPr>
+        <w:pStyle w:val="Heading1"/>
+      </w:pPr>
+      <w:r>
+        <w:t>05. W1 Explain the mechanism</w:t>
       </w:r>
     </w:p>
     <w:p>
       <w:r>
-        <w:t>________________________________________________________________</w:t>
+        <w:t>Explain the mechanism. Apply the supplied Authentication and authorisation facts and keep your reasoning.</w:t>
       </w:r>
     </w:p>
     <w:p>
-      <w:r>
-        <w:t>________________________________________________________________</w:t>
+      <w:pPr>
+        <w:spacing w:line="336" w:lineRule="auto" w:after="180"/>
+      </w:pPr>
+      <w:r>
+        <w:rPr>
+          <w:b w:val="0"/>
+        </w:rPr>
+        <w:t xml:space="preserve">Explain the weekly </w:t>
+      </w:r>
+      <w:r>
+        <w:rPr>
+          <w:b/>
+        </w:rPr>
+        <w:t>mechanism</w:t>
+      </w:r>
+      <w:r>
+        <w:rPr>
+          <w:b w:val="0"/>
+        </w:rPr>
+        <w:t xml:space="preserve"> in your own words. Use the worked scenario to name its </w:t>
+      </w:r>
+      <w:r>
+        <w:rPr>
+          <w:b/>
+        </w:rPr>
+        <w:t>input</w:t>
+      </w:r>
+      <w:r>
+        <w:rPr>
+          <w:b w:val="0"/>
+        </w:rPr>
+        <w:t xml:space="preserve">, decision rule and </w:t>
+      </w:r>
+      <w:r>
+        <w:rPr>
+          <w:b/>
+        </w:rPr>
+        <w:t>output</w:t>
+      </w:r>
+      <w:r>
+        <w:rPr>
+          <w:b w:val="0"/>
+        </w:rPr>
+        <w:t>.</w:t>
       </w:r>
     </w:p>
     <w:p>
-      <w:r>
-        <w:t>________________________________________________________________</w:t>
+      <w:pPr>
+        <w:pStyle w:val="Heading3"/>
+      </w:pPr>
+      <w:r>
+        <w:t>My reasoning and evidence</w:t>
       </w:r>
     </w:p>
     <w:p>
@@ -395,24 +543,18 @@
       </w:r>
     </w:p>
     <w:p>
-      <w:pPr>
-        <w:pStyle w:val="Heading1"/>
-      </w:pPr>
-      <w:r>
-        <w:t>06. W2 Trace the worked case</w:t>
+      <w:r>
+        <w:t>________________________________________________________________</w:t>
       </w:r>
     </w:p>
     <w:p>
       <w:r>
-        <w:t>A student session submits role=teacher in request data and asks for a guide. Show the intermediate steps and give the conclusion with its scope.</w:t>
+        <w:t>________________________________________________________________</w:t>
       </w:r>
     </w:p>
     <w:p>
-      <w:pPr>
-        <w:pStyle w:val="Heading3"/>
-      </w:pPr>
-      <w:r>
-        <w:t>My reasoning and evidence</w:t>
+      <w:r>
+        <w:t>________________________________________________________________</w:t>
       </w:r>
     </w:p>
     <w:p>
@@ -421,23 +563,35 @@
       </w:r>
     </w:p>
     <w:p>
-      <w:r>
-        <w:t>________________________________________________________________</w:t>
+      <w:pPr>
+        <w:pStyle w:val="Heading1"/>
+      </w:pPr>
+      <w:r>
+        <w:t>06. W2 Trace the worked case</w:t>
       </w:r>
     </w:p>
     <w:p>
       <w:r>
-        <w:t>________________________________________________________________</w:t>
+        <w:t>Trace the worked case. Apply the supplied Authentication and authorisation facts and keep your reasoning.</w:t>
       </w:r>
     </w:p>
     <w:p>
-      <w:r>
-        <w:t>________________________________________________________________</w:t>
+      <w:pPr>
+        <w:spacing w:line="336" w:lineRule="auto" w:after="180"/>
+      </w:pPr>
+      <w:r>
+        <w:rPr>
+          <w:b w:val="0"/>
+        </w:rPr>
+        <w:t>A student session submits role=teacher in request data and asks for a guide. Show the intermediate steps and give the conclusion with its scope.</w:t>
       </w:r>
     </w:p>
     <w:p>
-      <w:r>
-        <w:t>________________________________________________________________</w:t>
+      <w:pPr>
+        <w:pStyle w:val="Heading3"/>
+      </w:pPr>
+      <w:r>
+        <w:t>My reasoning and evidence</w:t>
       </w:r>
     </w:p>
     <w:p>
@@ -451,24 +605,18 @@
       </w:r>
     </w:p>
     <w:p>
-      <w:pPr>
-        <w:pStyle w:val="Heading1"/>
-      </w:pPr>
-      <w:r>
-        <w:t>07. W3 Audit the limit</w:t>
+      <w:r>
+        <w:t>________________________________________________________________</w:t>
       </w:r>
     </w:p>
     <w:p>
       <w:r>
-        <w:t>A report omits this qualification: Successful authentication does not grant every resource or operation. Explain how omitting it could change a reader's interpretation, and write an accurate replacement.</w:t>
+        <w:t>________________________________________________________________</w:t>
       </w:r>
     </w:p>
     <w:p>
-      <w:pPr>
-        <w:pStyle w:val="Heading3"/>
-      </w:pPr>
-      <w:r>
-        <w:t>My reasoning and evidence</w:t>
+      <w:r>
+        <w:t>________________________________________________________________</w:t>
       </w:r>
     </w:p>
     <w:p>
@@ -482,44 +630,62 @@
       </w:r>
     </w:p>
     <w:p>
-      <w:r>
-        <w:t>________________________________________________________________</w:t>
+      <w:pPr>
+        <w:pStyle w:val="Heading1"/>
+      </w:pPr>
+      <w:r>
+        <w:t>07. W3 Audit the limit</w:t>
       </w:r>
     </w:p>
     <w:p>
       <w:r>
-        <w:t>________________________________________________________________</w:t>
+        <w:t>Audit the limit. Apply the supplied Authentication and authorisation facts and keep your reasoning.</w:t>
       </w:r>
     </w:p>
     <w:p>
-      <w:r>
-        <w:t>________________________________________________________________</w:t>
+      <w:pPr>
+        <w:spacing w:line="336" w:lineRule="auto" w:after="180"/>
+      </w:pPr>
+      <w:r>
+        <w:rPr>
+          <w:b w:val="0"/>
+        </w:rPr>
+        <w:t xml:space="preserve">A report omits this qualification: Successful </w:t>
+      </w:r>
+      <w:r>
+        <w:rPr>
+          <w:b/>
+        </w:rPr>
+        <w:t>authentication</w:t>
+      </w:r>
+      <w:r>
+        <w:rPr>
+          <w:b w:val="0"/>
+        </w:rPr>
+        <w:t xml:space="preserve"> does not grant every resource or operation. Explain how omitting it could change a reader's interpretation, and write an accurate replacement.</w:t>
       </w:r>
     </w:p>
     <w:p>
-      <w:r>
-        <w:t>________________________________________________________________</w:t>
+      <w:pPr>
+        <w:pStyle w:val="Heading3"/>
+      </w:pPr>
+      <w:r>
+        <w:t>My reasoning and evidence</w:t>
       </w:r>
     </w:p>
     <w:p>
-      <w:pPr>
-        <w:pStyle w:val="Heading1"/>
-      </w:pPr>
-      <w:r>
-        <w:t>08. W4 Apply a new case independently</w:t>
+      <w:r>
+        <w:t>________________________________________________________________</w:t>
       </w:r>
     </w:p>
     <w:p>
       <w:r>
-        <w:t>Actor roles are none, student, teacher; target is teacher guide. Decide each under the policy.</w:t>
+        <w:t>________________________________________________________________</w:t>
       </w:r>
     </w:p>
     <w:p>
-      <w:pPr>
-        <w:pStyle w:val="Heading3"/>
-      </w:pPr>
-      <w:r>
-        <w:t>My reasoning and evidence</w:t>
+      <w:r>
+        <w:t>________________________________________________________________</w:t>
       </w:r>
     </w:p>
     <w:p>
@@ -538,23 +704,35 @@
       </w:r>
     </w:p>
     <w:p>
-      <w:r>
-        <w:t>________________________________________________________________</w:t>
+      <w:pPr>
+        <w:pStyle w:val="Heading1"/>
+      </w:pPr>
+      <w:r>
+        <w:t>08. W4 Apply a new case independently</w:t>
       </w:r>
     </w:p>
     <w:p>
       <w:r>
-        <w:t>________________________________________________________________</w:t>
+        <w:t>Attempt before feedback. If this repeats the selected independent case, reuse that first attempt; otherwise keep a separate record. Apply a new case independently. Apply the supplied Authentication and authorisation facts and keep your reasoning.</w:t>
       </w:r>
     </w:p>
     <w:p>
-      <w:r>
-        <w:t>________________________________________________________________</w:t>
+      <w:pPr>
+        <w:spacing w:line="336" w:lineRule="auto" w:after="180"/>
+      </w:pPr>
+      <w:r>
+        <w:rPr>
+          <w:b w:val="0"/>
+        </w:rPr>
+        <w:t>Actor roles are none, student, teacher; target is teacher guide. Decide each under the policy.</w:t>
       </w:r>
     </w:p>
     <w:p>
-      <w:r>
-        <w:t>________________________________________________________________</w:t>
+      <w:pPr>
+        <w:pStyle w:val="Heading3"/>
+      </w:pPr>
+      <w:r>
+        <w:t>My reasoning and evidence</w:t>
       </w:r>
     </w:p>
     <w:p>
@@ -563,24 +741,18 @@
       </w:r>
     </w:p>
     <w:p>
-      <w:pPr>
-        <w:pStyle w:val="Heading1"/>
-      </w:pPr>
-      <w:r>
-        <w:t>09. W5 Design a revealing follow-up</w:t>
+      <w:r>
+        <w:t>________________________________________________________________</w:t>
       </w:r>
     </w:p>
     <w:p>
       <w:r>
-        <w:t>For the worked scenario, propose one additional case that could reveal a failure, describe its expected outcome before running it, and explain what would need to remain fixed for a fair comparison. Do not reuse W4 as a new final test after receiving feedback.</w:t>
+        <w:t>________________________________________________________________</w:t>
       </w:r>
     </w:p>
     <w:p>
-      <w:pPr>
-        <w:pStyle w:val="Heading3"/>
-      </w:pPr>
-      <w:r>
-        <w:t>My reasoning and evidence</w:t>
+      <w:r>
+        <w:t>________________________________________________________________</w:t>
       </w:r>
     </w:p>
     <w:p>
@@ -604,39 +776,51 @@
       </w:r>
     </w:p>
     <w:p>
-      <w:r>
-        <w:t>________________________________________________________________</w:t>
+      <w:pPr>
+        <w:pStyle w:val="Heading1"/>
+      </w:pPr>
+      <w:r>
+        <w:t>09. W5 Design a revealing follow-up</w:t>
       </w:r>
     </w:p>
     <w:p>
       <w:r>
-        <w:t>________________________________________________________________</w:t>
+        <w:t>Design a revealing follow-up. Apply the supplied Authentication and authorisation facts and keep your reasoning.</w:t>
       </w:r>
     </w:p>
     <w:p>
-      <w:r>
-        <w:t>________________________________________________________________</w:t>
+      <w:pPr>
+        <w:spacing w:line="336" w:lineRule="auto" w:after="180"/>
+      </w:pPr>
+      <w:r>
+        <w:rPr>
+          <w:b w:val="0"/>
+        </w:rPr>
+        <w:t>For the worked scenario, propose one additional case that could reveal a failure, describe its expected outcome before running it, and explain what would need to remain fixed for a fair comparison.</w:t>
       </w:r>
     </w:p>
     <w:p>
       <w:pPr>
-        <w:pStyle w:val="Heading1"/>
-      </w:pPr>
-      <w:r>
-        <w:t>10. Project checkpoint and reflection</w:t>
+        <w:spacing w:line="336" w:lineRule="auto" w:after="180"/>
+      </w:pPr>
+      <w:r>
+        <w:rPr>
+          <w:b w:val="0"/>
+        </w:rPr>
+        <w:t>Do not reuse W4 as a new final test after receiving feedback.</w:t>
       </w:r>
     </w:p>
     <w:p>
-      <w:r>
-        <w:t>Add a labelled authentication and authorisation evidence sheet to Grounded Learning Service. Show how you can explain the mechanism and terminology of authentication and authorisation. Use the supplied fictional case and keep its inputs, intermediate steps, calculation or prediction, and limitation. Connect this record to last week’s record; a matching answer without a trace is insufficient.</w:t>
+      <w:pPr>
+        <w:pStyle w:val="Heading3"/>
+      </w:pPr>
+      <w:r>
+        <w:t>My reasoning and evidence</w:t>
       </w:r>
     </w:p>
     <w:p>
-      <w:pPr>
-        <w:pStyle w:val="Heading3"/>
-      </w:pPr>
-      <w:r>
-        <w:t>My project change, supporting evidence and remaining limit</w:t>
+      <w:r>
+        <w:t>________________________________________________________________</w:t>
       </w:r>
     </w:p>
     <w:p>
@@ -674,7 +858,181 @@
         <w:pStyle w:val="Heading1"/>
       </w:pPr>
       <w:r>
+        <w:t>10. Project checkpoint and reflection</w:t>
+      </w:r>
+    </w:p>
+    <w:p>
+      <w:r>
+        <w:t>Connect Authentication and authorisation to Grounded Learning Service, identify a limit and choose the next useful test.</w:t>
+      </w:r>
+    </w:p>
+    <w:p>
+      <w:pPr>
+        <w:spacing w:line="336" w:lineRule="auto" w:after="180"/>
+      </w:pPr>
+      <w:r>
+        <w:rPr>
+          <w:b w:val="0"/>
+        </w:rPr>
+        <w:t xml:space="preserve">Add a labelled </w:t>
+      </w:r>
+      <w:r>
+        <w:rPr>
+          <w:b/>
+        </w:rPr>
+        <w:t>authentication</w:t>
+      </w:r>
+      <w:r>
+        <w:rPr>
+          <w:b w:val="0"/>
+        </w:rPr>
+        <w:t xml:space="preserve"> and </w:t>
+      </w:r>
+      <w:r>
+        <w:rPr>
+          <w:b/>
+        </w:rPr>
+        <w:t>authorisation</w:t>
+      </w:r>
+      <w:r>
+        <w:rPr>
+          <w:b w:val="0"/>
+        </w:rPr>
+        <w:t xml:space="preserve"> </w:t>
+      </w:r>
+      <w:r>
+        <w:rPr>
+          <w:b/>
+        </w:rPr>
+        <w:t>evidence</w:t>
+      </w:r>
+      <w:r>
+        <w:rPr>
+          <w:b w:val="0"/>
+        </w:rPr>
+        <w:t xml:space="preserve"> sheet to Grounded Learning Service. Show how you can explain the </w:t>
+      </w:r>
+      <w:r>
+        <w:rPr>
+          <w:b/>
+        </w:rPr>
+        <w:t>mechanism</w:t>
+      </w:r>
+      <w:r>
+        <w:rPr>
+          <w:b w:val="0"/>
+        </w:rPr>
+        <w:t xml:space="preserve"> and terminology of </w:t>
+      </w:r>
+      <w:r>
+        <w:rPr>
+          <w:b/>
+        </w:rPr>
+        <w:t>authentication</w:t>
+      </w:r>
+      <w:r>
+        <w:rPr>
+          <w:b w:val="0"/>
+        </w:rPr>
+        <w:t xml:space="preserve"> and </w:t>
+      </w:r>
+      <w:r>
+        <w:rPr>
+          <w:b/>
+        </w:rPr>
+        <w:t>authorisation</w:t>
+      </w:r>
+      <w:r>
+        <w:rPr>
+          <w:b w:val="0"/>
+        </w:rPr>
+        <w:t>.</w:t>
+      </w:r>
+    </w:p>
+    <w:p>
+      <w:pPr>
+        <w:spacing w:line="336" w:lineRule="auto" w:after="180"/>
+      </w:pPr>
+      <w:r>
+        <w:rPr>
+          <w:b w:val="0"/>
+        </w:rPr>
+        <w:t xml:space="preserve">Use the supplied fictional case and keep its </w:t>
+      </w:r>
+      <w:r>
+        <w:rPr>
+          <w:b/>
+        </w:rPr>
+        <w:t>input</w:t>
+      </w:r>
+      <w:r>
+        <w:rPr>
+          <w:b w:val="0"/>
+        </w:rPr>
+        <w:t xml:space="preserve">s, intermediate steps, calculation or </w:t>
+      </w:r>
+      <w:r>
+        <w:rPr>
+          <w:b/>
+        </w:rPr>
+        <w:t>prediction</w:t>
+      </w:r>
+      <w:r>
+        <w:rPr>
+          <w:b w:val="0"/>
+        </w:rPr>
+        <w:t>, and limitation. Connect this record to last week’s record; a matching answer without a trace is insufficient.</w:t>
+      </w:r>
+    </w:p>
+    <w:p>
+      <w:pPr>
+        <w:pStyle w:val="Heading3"/>
+      </w:pPr>
+      <w:r>
+        <w:t>My project change, supporting evidence and remaining limit</w:t>
+      </w:r>
+    </w:p>
+    <w:p>
+      <w:r>
+        <w:t>________________________________________________________________</w:t>
+      </w:r>
+    </w:p>
+    <w:p>
+      <w:r>
+        <w:t>________________________________________________________________</w:t>
+      </w:r>
+    </w:p>
+    <w:p>
+      <w:r>
+        <w:t>________________________________________________________________</w:t>
+      </w:r>
+    </w:p>
+    <w:p>
+      <w:r>
+        <w:t>________________________________________________________________</w:t>
+      </w:r>
+    </w:p>
+    <w:p>
+      <w:r>
+        <w:t>________________________________________________________________</w:t>
+      </w:r>
+    </w:p>
+    <w:p>
+      <w:r>
+        <w:t>________________________________________________________________</w:t>
+      </w:r>
+    </w:p>
+    <w:p>
+      <w:pPr>
+        <w:pStyle w:val="Heading1"/>
+      </w:pPr>
+      <w:r>
         <w:t>11. Feedback, return check and learning record</w:t>
+      </w:r>
+    </w:p>
+    <w:p>
+      <w:r>
+        <w:t>Record the first repaired step and a different case to revisit after a delay.</w:t>
       </w:r>
     </w:p>
     <w:tbl>
@@ -814,7 +1172,13 @@
       </w:tr>
     </w:tbl>
     <w:p>
-      <w:r>
+      <w:pPr>
+        <w:spacing w:line="336" w:lineRule="auto" w:after="180"/>
+      </w:pPr>
+      <w:r>
+        <w:rPr>
+          <w:b w:val="0"/>
+        </w:rPr>
         <w:t>Revisit this idea with your teacher after a delay. Familiarity is different from explaining and using it on a changed case.</w:t>
       </w:r>
     </w:p>
@@ -828,11 +1192,28 @@
     </w:p>
     <w:p>
       <w:r>
-        <w:t>A verified reader cannot edit. Jo logs in as a verified museum volunteer and asks to edit card C.</w:t>
+        <w:t>A verified reader cannot edit. Jo logs in as a verified museum volunteer and asks to edit card C. Explain the labelled step before checking the changed condition.</w:t>
       </w:r>
     </w:p>
     <w:p>
-      <w:r>
+      <w:pPr>
+        <w:spacing w:line="336" w:lineRule="auto" w:after="180"/>
+      </w:pPr>
+      <w:r>
+        <w:rPr>
+          <w:b w:val="0"/>
+        </w:rPr>
+        <w:t>A verified reader cannot edit. Jo logs in as a verified museum volunteer and asks to edit card C.</w:t>
+      </w:r>
+    </w:p>
+    <w:p>
+      <w:pPr>
+        <w:spacing w:line="336" w:lineRule="auto" w:after="180"/>
+      </w:pPr>
+      <w:r>
+        <w:rPr>
+          <w:b w:val="0"/>
+        </w:rPr>
         <w:t>Trusted policy grants volunteers read access to C; only curators may edit it.</w:t>
       </w:r>
     </w:p>
@@ -873,8 +1254,27 @@
       </w:r>
     </w:p>
     <w:p>
-      <w:r>
-        <w:t>Explain why Jo’s valid volunteer login does not permit editing C. Which trusted role change allows the action, and why is a role written in the request insufficient?</w:t>
+      <w:pPr>
+        <w:spacing w:line="336" w:lineRule="auto" w:after="180"/>
+        <w:shd w:fill="F5F1FB"/>
+      </w:pPr>
+      <w:r>
+        <w:rPr>
+          <w:b w:val="0"/>
+        </w:rPr>
+        <w:t xml:space="preserve">Explain why Jo’s valid volunteer login does not permit editing C. Which </w:t>
+      </w:r>
+      <w:r>
+        <w:rPr>
+          <w:b/>
+        </w:rPr>
+        <w:t>trusted role</w:t>
+      </w:r>
+      <w:r>
+        <w:rPr>
+          <w:b w:val="0"/>
+        </w:rPr>
+        <w:t xml:space="preserve"> change allows the action, and why is a role written in the request insufficient?</w:t>
       </w:r>
     </w:p>
     <w:p>
@@ -916,36 +1316,128 @@
       </w:r>
     </w:p>
     <w:p>
-      <w:r>
-        <w:t>Support used: alone / hint / worked example. This record is practice evidence.</w:t>
+      <w:pPr>
+        <w:pStyle w:val="Heading3"/>
+      </w:pPr>
+      <w:r>
+        <w:t>Record the help used</w:t>
       </w:r>
     </w:p>
     <w:p>
-      <w:r>
-        <w:t>Project connection: For the Grounded Learning Service, retain an annotated trace and the changed-case result. Name the contract or evidence that makes the deciding step valid, so another team can review it.</w:t>
+      <w:pPr>
+        <w:spacing w:line="336" w:lineRule="auto" w:after="180"/>
+        <w:shd w:fill="F1F6F8"/>
+      </w:pPr>
+      <w:r>
+        <w:rPr>
+          <w:b w:val="0"/>
+        </w:rPr>
+        <w:t xml:space="preserve">Support used: alone / hint / worked example. This record is practice </w:t>
+      </w:r>
+      <w:r>
+        <w:rPr>
+          <w:b/>
+        </w:rPr>
+        <w:t>evidence</w:t>
+      </w:r>
+      <w:r>
+        <w:rPr>
+          <w:b w:val="0"/>
+        </w:rPr>
+        <w:t>.</w:t>
       </w:r>
     </w:p>
     <w:p>
       <w:pPr>
-        <w:pStyle w:val="Heading1"/>
-      </w:pPr>
-      <w:r>
-        <w:t>13. Project portfolio milestone</w:t>
+        <w:spacing w:line="336" w:lineRule="auto" w:after="180"/>
+      </w:pPr>
+      <w:r>
+        <w:rPr>
+          <w:b w:val="0"/>
+        </w:rPr>
+        <w:t xml:space="preserve">Project connection: For the Grounded Learning Service, retain an annotated trace and the changed-case result. Name the contract or </w:t>
+      </w:r>
+      <w:r>
+        <w:rPr>
+          <w:b/>
+        </w:rPr>
+        <w:t>evidence</w:t>
+      </w:r>
+      <w:r>
+        <w:rPr>
+          <w:b w:val="0"/>
+        </w:rPr>
+        <w:t xml:space="preserve"> that makes the deciding step valid, so another team can review it.</w:t>
       </w:r>
     </w:p>
     <w:p>
-      <w:r>
-        <w:t>Project: Grounded Learning Service</w:t>
+      <w:pPr>
+        <w:pStyle w:val="Heading1"/>
+      </w:pPr>
+      <w:r>
+        <w:t>13. Project portfolio milestone</w:t>
       </w:r>
     </w:p>
     <w:p>
       <w:r>
-        <w:t>Current milestone: Frame the need. Name the user, the problem, allowed inputs and a safe simple starting method.</w:t>
+        <w:t>Keep this week’s input, deciding step, result and limit together in the Grounded Learning Service record.</w:t>
       </w:r>
     </w:p>
     <w:p>
-      <w:r>
-        <w:t>For the Grounded Learning Service, retain an annotated trace and the changed-case result. Name the contract or evidence that makes the deciding step valid, so another team can review it.</w:t>
+      <w:pPr>
+        <w:spacing w:line="336" w:lineRule="auto" w:after="180"/>
+      </w:pPr>
+      <w:r>
+        <w:rPr>
+          <w:b w:val="0"/>
+        </w:rPr>
+        <w:t>Project: Grounded Learning Service</w:t>
+      </w:r>
+    </w:p>
+    <w:p>
+      <w:pPr>
+        <w:spacing w:line="336" w:lineRule="auto" w:after="180"/>
+      </w:pPr>
+      <w:r>
+        <w:rPr>
+          <w:b w:val="0"/>
+        </w:rPr>
+        <w:t xml:space="preserve">Current milestone: Frame the need. Name the user, the problem, allowed </w:t>
+      </w:r>
+      <w:r>
+        <w:rPr>
+          <w:b/>
+        </w:rPr>
+        <w:t>input</w:t>
+      </w:r>
+      <w:r>
+        <w:rPr>
+          <w:b w:val="0"/>
+        </w:rPr>
+        <w:t>s and a safe simple starting method.</w:t>
+      </w:r>
+    </w:p>
+    <w:p>
+      <w:pPr>
+        <w:spacing w:line="336" w:lineRule="auto" w:after="180"/>
+      </w:pPr>
+      <w:r>
+        <w:rPr>
+          <w:b w:val="0"/>
+        </w:rPr>
+        <w:t xml:space="preserve">For the Grounded Learning Service, retain an annotated trace and the changed-case result. Name the contract or </w:t>
+      </w:r>
+      <w:r>
+        <w:rPr>
+          <w:b/>
+        </w:rPr>
+        <w:t>evidence</w:t>
+      </w:r>
+      <w:r>
+        <w:rPr>
+          <w:b w:val="0"/>
+        </w:rPr>
+        <w:t xml:space="preserve"> that makes the deciding step valid, so another team can review it.</w:t>
       </w:r>
     </w:p>
     <w:tbl>
@@ -1107,53 +1599,92 @@
     </w:p>
     <w:p>
       <w:r>
-        <w:t>Use this supported practice once, in the browser or on paper. Keep the reserved independent assessment for a separate first attempt before teacher feedback.</w:t>
+        <w:t>Try the supported questions before comparing with hints and feedback. Record what you repaired and the evidence you retained.</w:t>
       </w:r>
     </w:p>
     <w:p>
-      <w:r>
-        <w:t>A verified reader cannot edit. Jo logs in as a verified museum volunteer and asks to edit card C.</w:t>
+      <w:pPr>
+        <w:spacing w:line="336" w:lineRule="auto" w:after="180"/>
+      </w:pPr>
+      <w:r>
+        <w:rPr>
+          <w:b w:val="0"/>
+        </w:rPr>
+        <w:t>Use this supported practice once, in the browser or on paper. Keep the reserved independent assessment for a separate first attempt before teacher feedback.</w:t>
       </w:r>
     </w:p>
     <w:p>
       <w:pPr>
-        <w:pStyle w:val="Heading3"/>
-      </w:pPr>
-      <w:r>
-        <w:t>Practice 1: explain the deciding evidence</w:t>
+        <w:spacing w:line="336" w:lineRule="auto" w:after="180"/>
+      </w:pPr>
+      <w:r>
+        <w:rPr>
+          <w:b w:val="0"/>
+        </w:rPr>
+        <w:t>A verified reader cannot edit. Jo logs in as a verified museum volunteer and asks to edit card C.</w:t>
       </w:r>
     </w:p>
     <w:p>
-      <w:r>
-        <w:t>Which labelled step matches this detail? Keep C unchanged; the authenticated volunteer lacks this permission.</w:t>
+      <w:pPr>
+        <w:pStyle w:val="Heading3"/>
+      </w:pPr>
+      <w:r>
+        <w:t>Practice 1: explain the deciding evidence</w:t>
       </w:r>
     </w:p>
     <w:p>
-      <w:r>
-        <w:t>1. Check the action</w:t>
+      <w:pPr>
+        <w:spacing w:line="336" w:lineRule="auto" w:after="180"/>
+      </w:pPr>
+      <w:r>
+        <w:rPr>
+          <w:b w:val="0"/>
+        </w:rPr>
+        <w:t>Which labelled step matches this detail? Keep C unchanged; the authenticated volunteer lacks this permission.</w:t>
       </w:r>
     </w:p>
     <w:p>
-      <w:r>
-        <w:t>2. Deny the edit</w:t>
+      <w:pPr>
+        <w:spacing w:line="336" w:lineRule="auto" w:after="180"/>
+        <w:shd w:fill="F4F9FC"/>
+      </w:pPr>
+      <w:r>
+        <w:rPr>
+          <w:b w:val="0"/>
+        </w:rPr>
+        <w:t>1. Check the action</w:t>
       </w:r>
     </w:p>
     <w:p>
-      <w:r>
-        <w:t>3. Identify Jo</w:t>
+      <w:pPr>
+        <w:spacing w:line="336" w:lineRule="auto" w:after="180"/>
+        <w:shd w:fill="F4F9FC"/>
+      </w:pPr>
+      <w:r>
+        <w:rPr>
+          <w:b w:val="0"/>
+        </w:rPr>
+        <w:t>2. Deny the edit</w:t>
       </w:r>
     </w:p>
     <w:p>
       <w:pPr>
-        <w:pStyle w:val="Heading3"/>
-      </w:pPr>
-      <w:r>
-        <w:t>My selected conclusion, deciding fact and explanation</w:t>
+        <w:spacing w:line="336" w:lineRule="auto" w:after="180"/>
+        <w:shd w:fill="F4F9FC"/>
+      </w:pPr>
+      <w:r>
+        <w:rPr>
+          <w:b w:val="0"/>
+        </w:rPr>
+        <w:t>3. Identify Jo</w:t>
       </w:r>
     </w:p>
     <w:p>
-      <w:r>
-        <w:t>________________________________________________________________</w:t>
+      <w:pPr>
+        <w:pStyle w:val="Heading3"/>
+      </w:pPr>
+      <w:r>
+        <w:t>My selected conclusion, deciding fact and explanation</w:t>
       </w:r>
     </w:p>
     <w:p>
@@ -1178,40 +1709,85 @@
     </w:p>
     <w:p>
       <w:r>
-        <w:t>Hint if needed: Read the steps in the pictorial case. Match the supplied detail to the stage that performs or records it.</w:t>
+        <w:t>________________________________________________________________</w:t>
       </w:r>
     </w:p>
     <w:p>
-      <w:r>
-        <w:t>After your attempt, compare with the supported explanation: Deny the edit Keep C unchanged; the authenticated volunteer lacks this permission. Authentication establishes identity. Authorisation compares that identity with the requested action and resource.</w:t>
+      <w:pPr>
+        <w:pStyle w:val="Heading3"/>
+      </w:pPr>
+      <w:r>
+        <w:t>Hint · try first</w:t>
       </w:r>
     </w:p>
     <w:p>
       <w:pPr>
-        <w:pStyle w:val="Heading3"/>
-      </w:pPr>
-      <w:r>
-        <w:t>Practice 2: explain the deciding evidence</w:t>
+        <w:spacing w:line="336" w:lineRule="auto" w:after="180"/>
+        <w:shd w:fill="F1F6F8"/>
+      </w:pPr>
+      <w:r>
+        <w:rPr>
+          <w:b w:val="0"/>
+        </w:rPr>
+        <w:t>Hint if needed: Read the steps in the pictorial case. Match the supplied detail to the stage that performs or records it.</w:t>
       </w:r>
     </w:p>
     <w:p>
-      <w:r>
-        <w:t>Changed-case practice: Use a verified curator permitted to edit C. Which conclusion is supported by the supplied facts?</w:t>
+      <w:pPr>
+        <w:pStyle w:val="Heading3"/>
+      </w:pPr>
+      <w:r>
+        <w:t>Feedback · compare after trying</w:t>
       </w:r>
     </w:p>
     <w:p>
-      <w:r>
-        <w:t>1. We can decide the result without examining the changed input or the procedure.</w:t>
+      <w:pPr>
+        <w:spacing w:line="336" w:lineRule="auto" w:after="180"/>
+        <w:shd w:fill="F1F6FC"/>
+      </w:pPr>
+      <w:r>
+        <w:rPr>
+          <w:b w:val="0"/>
+        </w:rPr>
+        <w:t xml:space="preserve">After your attempt, compare with the supported explanation: Deny the edit Keep C unchanged; the authenticated volunteer lacks this permission. </w:t>
+      </w:r>
+      <w:r>
+        <w:rPr>
+          <w:b/>
+        </w:rPr>
+        <w:t>Authentication</w:t>
+      </w:r>
+      <w:r>
+        <w:rPr>
+          <w:b w:val="0"/>
+        </w:rPr>
+        <w:t xml:space="preserve"> establishes identity.</w:t>
       </w:r>
     </w:p>
     <w:p>
-      <w:r>
-        <w:t>2. This one example guarantees correct results for every future input.</w:t>
+      <w:pPr>
+        <w:spacing w:line="336" w:lineRule="auto" w:after="180"/>
+        <w:shd w:fill="F1F6FC"/>
+      </w:pPr>
+      <w:r>
+        <w:rPr>
+          <w:b/>
+        </w:rPr>
+        <w:t>Authorisation</w:t>
+      </w:r>
+      <w:r>
+        <w:rPr>
+          <w:b w:val="0"/>
+        </w:rPr>
+        <w:t xml:space="preserve"> compares that identity with the requested action and resource.</w:t>
       </w:r>
     </w:p>
     <w:p>
-      <w:r>
-        <w:t>3. The authorisation gate allows the edit, subject to other declared checks.</w:t>
+      <w:pPr>
+        <w:pStyle w:val="Heading3"/>
+      </w:pPr>
+      <w:r>
+        <w:t>Practice 2: explain the deciding evidence</w:t>
       </w:r>
     </w:p>
     <w:p>
@@ -1219,60 +1795,124 @@
         <w:pStyle w:val="Heading3"/>
       </w:pPr>
       <w:r>
-        <w:t>My selected conclusion, deciding fact and explanation</w:t>
+        <w:t>Changed case · predict first</w:t>
       </w:r>
     </w:p>
     <w:p>
-      <w:r>
-        <w:t>________________________________________________________________</w:t>
+      <w:pPr>
+        <w:spacing w:line="336" w:lineRule="auto" w:after="180"/>
+        <w:shd w:fill="F5F1FB"/>
+      </w:pPr>
+      <w:r>
+        <w:rPr>
+          <w:b w:val="0"/>
+        </w:rPr>
+        <w:t>Changed-case practice: Use a verified curator permitted to edit C. Which conclusion is supported by the supplied facts?</w:t>
       </w:r>
     </w:p>
     <w:p>
-      <w:r>
-        <w:t>________________________________________________________________</w:t>
+      <w:pPr>
+        <w:spacing w:line="336" w:lineRule="auto" w:after="180"/>
+        <w:shd w:fill="F4F9FC"/>
+      </w:pPr>
+      <w:r>
+        <w:rPr>
+          <w:b w:val="0"/>
+        </w:rPr>
+        <w:t xml:space="preserve">1. We can decide the result without examining the changed </w:t>
+      </w:r>
+      <w:r>
+        <w:rPr>
+          <w:b/>
+        </w:rPr>
+        <w:t>input</w:t>
+      </w:r>
+      <w:r>
+        <w:rPr>
+          <w:b w:val="0"/>
+        </w:rPr>
+        <w:t xml:space="preserve"> or the procedure.</w:t>
       </w:r>
     </w:p>
     <w:p>
-      <w:r>
-        <w:t>________________________________________________________________</w:t>
+      <w:pPr>
+        <w:spacing w:line="336" w:lineRule="auto" w:after="180"/>
+        <w:shd w:fill="F4F9FC"/>
+      </w:pPr>
+      <w:r>
+        <w:rPr>
+          <w:b w:val="0"/>
+        </w:rPr>
+        <w:t xml:space="preserve">2. This one example guarantees correct results for every future </w:t>
+      </w:r>
+      <w:r>
+        <w:rPr>
+          <w:b/>
+        </w:rPr>
+        <w:t>input</w:t>
+      </w:r>
+      <w:r>
+        <w:rPr>
+          <w:b w:val="0"/>
+        </w:rPr>
+        <w:t>.</w:t>
       </w:r>
     </w:p>
     <w:p>
-      <w:r>
-        <w:t>________________________________________________________________</w:t>
+      <w:pPr>
+        <w:spacing w:line="336" w:lineRule="auto" w:after="180"/>
+        <w:shd w:fill="F4F9FC"/>
+      </w:pPr>
+      <w:r>
+        <w:rPr>
+          <w:b w:val="0"/>
+        </w:rPr>
+        <w:t xml:space="preserve">3. The </w:t>
+      </w:r>
+      <w:r>
+        <w:rPr>
+          <w:b/>
+        </w:rPr>
+        <w:t>authorisation</w:t>
+      </w:r>
+      <w:r>
+        <w:rPr>
+          <w:b w:val="0"/>
+        </w:rPr>
+        <w:t xml:space="preserve"> gate allows the edit, subject to other declared checks.</w:t>
       </w:r>
     </w:p>
     <w:p>
-      <w:r>
-        <w:t>________________________________________________________________</w:t>
+      <w:pPr>
+        <w:pStyle w:val="Heading3"/>
+      </w:pPr>
+      <w:r>
+        <w:t>My selected conclusion, deciding fact and explanation</w:t>
       </w:r>
     </w:p>
     <w:p>
       <w:r>
-        <w:t>Hint if needed: Use the changed condition and the deciding step in the pictorial trace. The answer must say what follows from those facts.</w:t>
+        <w:t>________________________________________________________________</w:t>
       </w:r>
     </w:p>
     <w:p>
       <w:r>
-        <w:t>After your attempt, compare with the supported explanation: The authorisation gate allows the edit, subject to other declared checks. The trusted role now matches this operation and object.</w:t>
+        <w:t>________________________________________________________________</w:t>
       </w:r>
     </w:p>
     <w:p>
-      <w:pPr>
-        <w:pStyle w:val="Heading3"/>
-      </w:pPr>
-      <w:r>
-        <w:t>Repair a missing building block</w:t>
+      <w:r>
+        <w:t>________________________________________________________________</w:t>
       </w:r>
     </w:p>
     <w:p>
       <w:r>
-        <w:t>Review Configuration and secrets (ai-6/4). Goal: Explain the mechanism and terminology of configuration and secrets. Short practice: Point to the public setting and the protected credential. What changes when maximum_words becomes 60, and which information must never appear in the startup log?. Return to this week and explain what you changed.</w:t>
+        <w:t>________________________________________________________________</w:t>
       </w:r>
     </w:p>
     <w:p>
       <w:r>
-        <w:t>Review Architecture and data flow (ai-6/2). Goal: Explain the mechanism and terminology of architecture and data flow. Short practice: Label what moves along the library request, retrieval and drafting arrows. Where does 17:30 come from, and why must the service stop if the retrieval arrow is disconnected?. Return to this week and explain what you changed.</w:t>
+        <w:t>________________________________________________________________</w:t>
       </w:r>
     </w:p>
     <w:p>
@@ -1280,12 +1920,19 @@
         <w:pStyle w:val="Heading3"/>
       </w:pPr>
       <w:r>
-        <w:t>Predict, run and debug</w:t>
+        <w:t>Hint · try first</w:t>
       </w:r>
     </w:p>
     <w:p>
-      <w:r>
-        <w:t>The browser lab lets you edit the supported Python examples already included in this lesson. Predict first, run, inspect the actual output or error, change one input, then run again. Keep code, predictions, actual results and a reasoned revision together. On paper, label your result as a trace rather than an execution.</w:t>
+      <w:pPr>
+        <w:spacing w:line="336" w:lineRule="auto" w:after="180"/>
+        <w:shd w:fill="F1F6F8"/>
+      </w:pPr>
+      <w:r>
+        <w:rPr>
+          <w:b w:val="0"/>
+        </w:rPr>
+        <w:t>Hint if needed: Use the changed condition and the deciding step in the pictorial trace. The answer must say what follows from those facts.</w:t>
       </w:r>
     </w:p>
     <w:p>
@@ -1293,12 +1940,43 @@
         <w:pStyle w:val="Heading3"/>
       </w:pPr>
       <w:r>
-        <w:t>Keep your completed work</w:t>
+        <w:t>Feedback · compare after trying</w:t>
       </w:r>
     </w:p>
     <w:p>
-      <w:r>
-        <w:t>Use Download completed work in the hosted lesson to export your answers, reflections, practice feedback and code-run evidence. Open the HTML copy to read or print it. Drafts stay in this browser when storage is available; clear drafts on a shared device.</w:t>
+      <w:pPr>
+        <w:spacing w:line="336" w:lineRule="auto" w:after="180"/>
+        <w:shd w:fill="F1F6FC"/>
+      </w:pPr>
+      <w:r>
+        <w:rPr>
+          <w:b w:val="0"/>
+        </w:rPr>
+        <w:t xml:space="preserve">After your attempt, compare with the supported explanation: The </w:t>
+      </w:r>
+      <w:r>
+        <w:rPr>
+          <w:b/>
+        </w:rPr>
+        <w:t>authorisation</w:t>
+      </w:r>
+      <w:r>
+        <w:rPr>
+          <w:b w:val="0"/>
+        </w:rPr>
+        <w:t xml:space="preserve"> gate allows the edit, subject to other declared checks. The </w:t>
+      </w:r>
+      <w:r>
+        <w:rPr>
+          <w:b/>
+        </w:rPr>
+        <w:t>trusted role</w:t>
+      </w:r>
+      <w:r>
+        <w:rPr>
+          <w:b w:val="0"/>
+        </w:rPr>
+        <w:t xml:space="preserve"> now matches this operation and object.</w:t>
       </w:r>
     </w:p>
     <w:p>
@@ -1306,12 +1984,979 @@
         <w:pStyle w:val="Heading3"/>
       </w:pPr>
       <w:r>
-        <w:t>What I repaired, the evidence I kept and the next test</w:t>
+        <w:t>Repair a missing building block</w:t>
       </w:r>
     </w:p>
     <w:p>
+      <w:pPr>
+        <w:spacing w:line="336" w:lineRule="auto" w:after="180"/>
+      </w:pPr>
+      <w:r>
+        <w:rPr>
+          <w:b w:val="0"/>
+        </w:rPr>
+        <w:t xml:space="preserve">Review Configuration and secrets (ai-6/4). Goal: Explain the </w:t>
+      </w:r>
+      <w:r>
+        <w:rPr>
+          <w:b/>
+        </w:rPr>
+        <w:t>mechanism</w:t>
+      </w:r>
+      <w:r>
+        <w:rPr>
+          <w:b w:val="0"/>
+        </w:rPr>
+        <w:t xml:space="preserve"> and terminology of configuration and secrets. Short practice: Point to the public setting and the protected credential.</w:t>
+      </w:r>
+    </w:p>
+    <w:p>
+      <w:pPr>
+        <w:spacing w:line="336" w:lineRule="auto" w:after="180"/>
+      </w:pPr>
+      <w:r>
+        <w:rPr>
+          <w:b w:val="0"/>
+        </w:rPr>
+        <w:t>What changes when maximum_words becomes 60, and which information must never appear in the startup log?. Return to this week and explain what you changed.</w:t>
+      </w:r>
+    </w:p>
+    <w:p>
+      <w:pPr>
+        <w:spacing w:line="336" w:lineRule="auto" w:after="180"/>
+      </w:pPr>
+      <w:r>
+        <w:rPr>
+          <w:b w:val="0"/>
+        </w:rPr>
+        <w:t xml:space="preserve">Review Architecture and data flow (ai-6/2). Goal: Explain the </w:t>
+      </w:r>
+      <w:r>
+        <w:rPr>
+          <w:b/>
+        </w:rPr>
+        <w:t>mechanism</w:t>
+      </w:r>
+      <w:r>
+        <w:rPr>
+          <w:b w:val="0"/>
+        </w:rPr>
+        <w:t xml:space="preserve"> and terminology of architecture and data flow. Short practice: Label what moves along the library request, retrieval and drafting arrows.</w:t>
+      </w:r>
+    </w:p>
+    <w:p>
+      <w:pPr>
+        <w:spacing w:line="336" w:lineRule="auto" w:after="180"/>
+      </w:pPr>
+      <w:r>
+        <w:rPr>
+          <w:b w:val="0"/>
+        </w:rPr>
+        <w:t>Where does 17:30 come from, and why must the service stop if the retrieval arrow is disconnected?. Return to this week and explain what you changed.</w:t>
+      </w:r>
+    </w:p>
+    <w:p>
+      <w:pPr>
+        <w:pStyle w:val="Heading3"/>
+      </w:pPr>
+      <w:r>
+        <w:t>Predict, run and debug</w:t>
+      </w:r>
+    </w:p>
+    <w:p>
+      <w:pPr>
+        <w:spacing w:line="336" w:lineRule="auto" w:after="180"/>
+      </w:pPr>
+      <w:r>
+        <w:rPr>
+          <w:b w:val="0"/>
+        </w:rPr>
+        <w:t xml:space="preserve">The browser lab lets you edit the supported Python examples already included in this lesson. Predict first, run, inspect the actual </w:t>
+      </w:r>
+      <w:r>
+        <w:rPr>
+          <w:b/>
+        </w:rPr>
+        <w:t>output</w:t>
+      </w:r>
+      <w:r>
+        <w:rPr>
+          <w:b w:val="0"/>
+        </w:rPr>
+        <w:t xml:space="preserve"> or error, change one </w:t>
+      </w:r>
+      <w:r>
+        <w:rPr>
+          <w:b/>
+        </w:rPr>
+        <w:t>input</w:t>
+      </w:r>
+      <w:r>
+        <w:rPr>
+          <w:b w:val="0"/>
+        </w:rPr>
+        <w:t>, then run again.</w:t>
+      </w:r>
+    </w:p>
+    <w:p>
+      <w:pPr>
+        <w:spacing w:line="336" w:lineRule="auto" w:after="180"/>
+      </w:pPr>
+      <w:r>
+        <w:rPr>
+          <w:b w:val="0"/>
+        </w:rPr>
+        <w:t xml:space="preserve">Keep code, </w:t>
+      </w:r>
+      <w:r>
+        <w:rPr>
+          <w:b/>
+        </w:rPr>
+        <w:t>prediction</w:t>
+      </w:r>
+      <w:r>
+        <w:rPr>
+          <w:b w:val="0"/>
+        </w:rPr>
+        <w:t>s, actual results and a reasoned revision together. On paper, label your result as a trace rather than an execution.</w:t>
+      </w:r>
+    </w:p>
+    <w:p>
+      <w:pPr>
+        <w:pStyle w:val="Heading3"/>
+      </w:pPr>
+      <w:r>
+        <w:t>Keep your completed work</w:t>
+      </w:r>
+    </w:p>
+    <w:p>
+      <w:pPr>
+        <w:spacing w:line="336" w:lineRule="auto" w:after="180"/>
+      </w:pPr>
+      <w:r>
+        <w:rPr>
+          <w:b w:val="0"/>
+        </w:rPr>
+        <w:t xml:space="preserve">Use Download completed work in the hosted lesson to export your answers, reflections, practice feedback and code-run </w:t>
+      </w:r>
+      <w:r>
+        <w:rPr>
+          <w:b/>
+        </w:rPr>
+        <w:t>evidence</w:t>
+      </w:r>
+      <w:r>
+        <w:rPr>
+          <w:b w:val="0"/>
+        </w:rPr>
+        <w:t>. Open the HTML copy to read or print it.</w:t>
+      </w:r>
+    </w:p>
+    <w:p>
+      <w:pPr>
+        <w:spacing w:line="336" w:lineRule="auto" w:after="180"/>
+      </w:pPr>
+      <w:r>
+        <w:rPr>
+          <w:b w:val="0"/>
+        </w:rPr>
+        <w:t>Drafts stay in this browser when storage is available; clear drafts on a shared device.</w:t>
+      </w:r>
+    </w:p>
+    <w:p>
+      <w:pPr>
+        <w:pStyle w:val="Heading3"/>
+      </w:pPr>
+      <w:r>
+        <w:t>What I repaired, the evidence I kept and the next test</w:t>
+      </w:r>
+    </w:p>
+    <w:p>
       <w:r>
         <w:t>________________________________________________________________</w:t>
+      </w:r>
+    </w:p>
+    <w:p>
+      <w:r>
+        <w:t>________________________________________________________________</w:t>
+      </w:r>
+    </w:p>
+    <w:p>
+      <w:r>
+        <w:t>________________________________________________________________</w:t>
+      </w:r>
+    </w:p>
+    <w:p>
+      <w:r>
+        <w:t>________________________________________________________________</w:t>
+      </w:r>
+    </w:p>
+    <w:p>
+      <w:r>
+        <w:t>________________________________________________________________</w:t>
+      </w:r>
+    </w:p>
+    <w:p>
+      <w:pPr>
+        <w:pStyle w:val="Heading1"/>
+      </w:pPr>
+      <w:r>
+        <w:t>15. Visual concept journey</w:t>
+      </w:r>
+    </w:p>
+    <w:p>
+      <w:r>
+        <w:t>Explain each Authentication and authorisation picture from its labels, then record a relevant limit.</w:t>
+      </w:r>
+    </w:p>
+    <w:p>
+      <w:pPr>
+        <w:pStyle w:val="Heading3"/>
+      </w:pPr>
+      <w:r>
+        <w:t>01. Authentication and authorisation: the case</w:t>
+      </w:r>
+    </w:p>
+    <w:p>
+      <w:r>
+        <w:drawing>
+          <wp:inline xmlns:a="http://schemas.openxmlformats.org/drawingml/2006/main" xmlns:pic="http://schemas.openxmlformats.org/drawingml/2006/picture">
+            <wp:extent cx="5486400" cy="2834640"/>
+            <wp:docPr id="2" name="Picture 2" descr="A verified reader cannot edit. Jo logs in as a verified museum volunteer and asks to edit card C. Supplied facts: Trusted policy grants volunteers read access to C; only curators may edit it."/>
+            <wp:cNvGraphicFramePr>
+              <a:graphicFrameLocks noChangeAspect="1"/>
+            </wp:cNvGraphicFramePr>
+            <a:graphic>
+              <a:graphicData uri="http://schemas.openxmlformats.org/drawingml/2006/picture">
+                <pic:pic>
+                  <pic:nvPicPr>
+                    <pic:cNvPr id="0" name="academy-story-ai-6-5-01.png"/>
+                    <pic:cNvPicPr/>
+                  </pic:nvPicPr>
+                  <pic:blipFill>
+                    <a:blip r:embed="rId10"/>
+                    <a:stretch>
+                      <a:fillRect/>
+                    </a:stretch>
+                  </pic:blipFill>
+                  <pic:spPr>
+                    <a:xfrm>
+                      <a:off x="0" y="0"/>
+                      <a:ext cx="5486400" cy="2834640"/>
+                    </a:xfrm>
+                    <a:prstGeom prst="rect"/>
+                  </pic:spPr>
+                </pic:pic>
+              </a:graphicData>
+            </a:graphic>
+          </wp:inline>
+        </w:drawing>
+      </w:r>
+    </w:p>
+    <w:p>
+      <w:pPr>
+        <w:spacing w:line="336" w:lineRule="auto" w:after="180"/>
+      </w:pPr>
+      <w:r>
+        <w:rPr>
+          <w:b w:val="0"/>
+        </w:rPr>
+        <w:t>A verified reader cannot edit. Jo logs in as a verified museum volunteer and asks to edit card C. Supplied facts: Trusted policy grants volunteers read access to C; only curators may edit it.</w:t>
+      </w:r>
+    </w:p>
+    <w:p>
+      <w:pPr>
+        <w:spacing w:line="336" w:lineRule="auto" w:after="180"/>
+        <w:shd w:fill="F5F1FB"/>
+      </w:pPr>
+      <w:r>
+        <w:rPr>
+          <w:b w:val="0"/>
+        </w:rPr>
+        <w:t>Point to the given fact that matters most. Explain why it matters.</w:t>
+      </w:r>
+    </w:p>
+    <w:p>
+      <w:pPr>
+        <w:pStyle w:val="Heading3"/>
+      </w:pPr>
+      <w:r>
+        <w:t>My picture explanation, deciding evidence and one limit</w:t>
+      </w:r>
+    </w:p>
+    <w:p>
+      <w:r>
+        <w:t>________________________________________________________________</w:t>
+      </w:r>
+    </w:p>
+    <w:p>
+      <w:r>
+        <w:t>________________________________________________________________</w:t>
+      </w:r>
+    </w:p>
+    <w:p>
+      <w:r>
+        <w:t>________________________________________________________________</w:t>
+      </w:r>
+    </w:p>
+    <w:p>
+      <w:r>
+        <w:t>________________________________________________________________</w:t>
+      </w:r>
+    </w:p>
+    <w:p>
+      <w:pPr>
+        <w:pStyle w:val="Heading3"/>
+      </w:pPr>
+      <w:r>
+        <w:t>02. Follow the deciding steps</w:t>
+      </w:r>
+    </w:p>
+    <w:p>
+      <w:r>
+        <w:drawing>
+          <wp:inline xmlns:a="http://schemas.openxmlformats.org/drawingml/2006/main" xmlns:pic="http://schemas.openxmlformats.org/drawingml/2006/picture">
+            <wp:extent cx="5486400" cy="3182112"/>
+            <wp:docPr id="3" name="Picture 3" descr="Identify Jo: Authentication establishes Jo’s identity and volunteer role. → Check the action: Editing C requires curator authority. → Deny the edit: Keep C unchanged; the authenticated volunteer lacks this permission."/>
+            <wp:cNvGraphicFramePr>
+              <a:graphicFrameLocks noChangeAspect="1"/>
+            </wp:cNvGraphicFramePr>
+            <a:graphic>
+              <a:graphicData uri="http://schemas.openxmlformats.org/drawingml/2006/picture">
+                <pic:pic>
+                  <pic:nvPicPr>
+                    <pic:cNvPr id="0" name="academy-story-ai-6-5-02.png"/>
+                    <pic:cNvPicPr/>
+                  </pic:nvPicPr>
+                  <pic:blipFill>
+                    <a:blip r:embed="rId11"/>
+                    <a:stretch>
+                      <a:fillRect/>
+                    </a:stretch>
+                  </pic:blipFill>
+                  <pic:spPr>
+                    <a:xfrm>
+                      <a:off x="0" y="0"/>
+                      <a:ext cx="5486400" cy="3182112"/>
+                    </a:xfrm>
+                    <a:prstGeom prst="rect"/>
+                  </pic:spPr>
+                </pic:pic>
+              </a:graphicData>
+            </a:graphic>
+          </wp:inline>
+        </w:drawing>
+      </w:r>
+    </w:p>
+    <w:p>
+      <w:pPr>
+        <w:spacing w:line="336" w:lineRule="auto" w:after="180"/>
+      </w:pPr>
+      <w:r>
+        <w:rPr>
+          <w:b w:val="0"/>
+        </w:rPr>
+        <w:t xml:space="preserve">Identify Jo: </w:t>
+      </w:r>
+      <w:r>
+        <w:rPr>
+          <w:b/>
+        </w:rPr>
+        <w:t>Authentication</w:t>
+      </w:r>
+      <w:r>
+        <w:rPr>
+          <w:b w:val="0"/>
+        </w:rPr>
+        <w:t xml:space="preserve"> establishes Jo’s identity and volunteer role. → Check the action: Editing C requires curator authority. → Deny the edit: Keep C unchanged; the authenticated volunteer lacks this permission.</w:t>
+      </w:r>
+    </w:p>
+    <w:p>
+      <w:pPr>
+        <w:spacing w:line="336" w:lineRule="auto" w:after="180"/>
+        <w:shd w:fill="F5F1FB"/>
+      </w:pPr>
+      <w:r>
+        <w:rPr>
+          <w:b w:val="0"/>
+        </w:rPr>
+        <w:t xml:space="preserve">Point to each numbered stage and explain which recorded </w:t>
+      </w:r>
+      <w:r>
+        <w:rPr>
+          <w:b/>
+        </w:rPr>
+        <w:t>input</w:t>
+      </w:r>
+      <w:r>
+        <w:rPr>
+          <w:b w:val="0"/>
+        </w:rPr>
+        <w:t xml:space="preserve"> it uses.</w:t>
+      </w:r>
+    </w:p>
+    <w:p>
+      <w:pPr>
+        <w:pStyle w:val="Heading3"/>
+      </w:pPr>
+      <w:r>
+        <w:t>My picture explanation, deciding evidence and one limit</w:t>
+      </w:r>
+    </w:p>
+    <w:p>
+      <w:r>
+        <w:t>________________________________________________________________</w:t>
+      </w:r>
+    </w:p>
+    <w:p>
+      <w:r>
+        <w:t>________________________________________________________________</w:t>
+      </w:r>
+    </w:p>
+    <w:p>
+      <w:r>
+        <w:t>________________________________________________________________</w:t>
+      </w:r>
+    </w:p>
+    <w:p>
+      <w:r>
+        <w:t>________________________________________________________________</w:t>
+      </w:r>
+    </w:p>
+    <w:p>
+      <w:pPr>
+        <w:pStyle w:val="Heading3"/>
+      </w:pPr>
+      <w:r>
+        <w:t>03. Authentication and authorisation — evidence trace</w:t>
+      </w:r>
+    </w:p>
+    <w:p>
+      <w:r>
+        <w:drawing>
+          <wp:inline xmlns:a="http://schemas.openxmlformats.org/drawingml/2006/main" xmlns:pic="http://schemas.openxmlformats.org/drawingml/2006/picture">
+            <wp:extent cx="5486400" cy="2996184"/>
+            <wp:docPr id="4" name="Picture 4" descr="Authentication and authorisation — evidence trace. A student session submits role=teacher in request data and asks for a guide. | Use trusted session roles, never a role claimed inside user JSON. Student may read student resources; teacher may read both. Unauthenticated requests are denied. | The trusted session remains student; deny teacher guide access. A claimed role cannot change authenticated authority."/>
+            <wp:cNvGraphicFramePr>
+              <a:graphicFrameLocks noChangeAspect="1"/>
+            </wp:cNvGraphicFramePr>
+            <a:graphic>
+              <a:graphicData uri="http://schemas.openxmlformats.org/drawingml/2006/picture">
+                <pic:pic>
+                  <pic:nvPicPr>
+                    <pic:cNvPr id="0" name="academy-story-ai-6-5-03.png"/>
+                    <pic:cNvPicPr/>
+                  </pic:nvPicPr>
+                  <pic:blipFill>
+                    <a:blip r:embed="rId12"/>
+                    <a:stretch>
+                      <a:fillRect/>
+                    </a:stretch>
+                  </pic:blipFill>
+                  <pic:spPr>
+                    <a:xfrm>
+                      <a:off x="0" y="0"/>
+                      <a:ext cx="5486400" cy="2996184"/>
+                    </a:xfrm>
+                    <a:prstGeom prst="rect"/>
+                  </pic:spPr>
+                </pic:pic>
+              </a:graphicData>
+            </a:graphic>
+          </wp:inline>
+        </w:drawing>
+      </w:r>
+    </w:p>
+    <w:p>
+      <w:pPr>
+        <w:spacing w:line="336" w:lineRule="auto" w:after="180"/>
+      </w:pPr>
+      <w:r>
+        <w:rPr>
+          <w:b/>
+        </w:rPr>
+        <w:t>Authentication</w:t>
+      </w:r>
+      <w:r>
+        <w:rPr>
+          <w:b w:val="0"/>
+        </w:rPr>
+        <w:t xml:space="preserve"> and </w:t>
+      </w:r>
+      <w:r>
+        <w:rPr>
+          <w:b/>
+        </w:rPr>
+        <w:t>authorisation</w:t>
+      </w:r>
+      <w:r>
+        <w:rPr>
+          <w:b w:val="0"/>
+        </w:rPr>
+        <w:t xml:space="preserve"> — </w:t>
+      </w:r>
+      <w:r>
+        <w:rPr>
+          <w:b/>
+        </w:rPr>
+        <w:t>evidence</w:t>
+      </w:r>
+      <w:r>
+        <w:rPr>
+          <w:b w:val="0"/>
+        </w:rPr>
+        <w:t xml:space="preserve"> trace. A student session submits role=teacher in request data and asks for a guide. | Use trusted session roles, never a role claimed inside user JSON.</w:t>
+      </w:r>
+    </w:p>
+    <w:p>
+      <w:pPr>
+        <w:spacing w:line="336" w:lineRule="auto" w:after="180"/>
+      </w:pPr>
+      <w:r>
+        <w:rPr>
+          <w:b w:val="0"/>
+        </w:rPr>
+        <w:t>Student may read student resources; teacher may read both. Unauthenticated requests are denied. | The trusted session remains student; deny teacher guide access. A claimed role cannot change authenticated authority.</w:t>
+      </w:r>
+    </w:p>
+    <w:p>
+      <w:pPr>
+        <w:spacing w:line="336" w:lineRule="auto" w:after="180"/>
+        <w:shd w:fill="F5F1FB"/>
+      </w:pPr>
+      <w:r>
+        <w:rPr>
+          <w:b w:val="0"/>
+        </w:rPr>
+        <w:t>Read the labels and values. Explain the relationship the model shows.</w:t>
+      </w:r>
+    </w:p>
+    <w:p>
+      <w:pPr>
+        <w:pStyle w:val="Heading3"/>
+      </w:pPr>
+      <w:r>
+        <w:t>My picture explanation, deciding evidence and one limit</w:t>
+      </w:r>
+    </w:p>
+    <w:p>
+      <w:r>
+        <w:t>________________________________________________________________</w:t>
+      </w:r>
+    </w:p>
+    <w:p>
+      <w:r>
+        <w:t>________________________________________________________________</w:t>
+      </w:r>
+    </w:p>
+    <w:p>
+      <w:r>
+        <w:t>________________________________________________________________</w:t>
+      </w:r>
+    </w:p>
+    <w:p>
+      <w:r>
+        <w:t>________________________________________________________________</w:t>
+      </w:r>
+    </w:p>
+    <w:p>
+      <w:pPr>
+        <w:pStyle w:val="Heading3"/>
+      </w:pPr>
+      <w:r>
+        <w:t>04. Change one thing. Trace what follows.</w:t>
+      </w:r>
+    </w:p>
+    <w:p>
+      <w:r>
+        <w:drawing>
+          <wp:inline xmlns:a="http://schemas.openxmlformats.org/drawingml/2006/main" xmlns:pic="http://schemas.openxmlformats.org/drawingml/2006/picture">
+            <wp:extent cx="5486400" cy="3026664"/>
+            <wp:docPr id="5" name="Picture 5" descr="Original case: Keep C unchanged; the authenticated volunteer lacks this permission. Changed condition: Use a verified curator permitted to edit C. Expected result: The authorisation gate allows the edit, subject to other declared checks. Reason: The trusted role now matches this operation and object."/>
+            <wp:cNvGraphicFramePr>
+              <a:graphicFrameLocks noChangeAspect="1"/>
+            </wp:cNvGraphicFramePr>
+            <a:graphic>
+              <a:graphicData uri="http://schemas.openxmlformats.org/drawingml/2006/picture">
+                <pic:pic>
+                  <pic:nvPicPr>
+                    <pic:cNvPr id="0" name="academy-story-ai-6-5-04.png"/>
+                    <pic:cNvPicPr/>
+                  </pic:nvPicPr>
+                  <pic:blipFill>
+                    <a:blip r:embed="rId13"/>
+                    <a:stretch>
+                      <a:fillRect/>
+                    </a:stretch>
+                  </pic:blipFill>
+                  <pic:spPr>
+                    <a:xfrm>
+                      <a:off x="0" y="0"/>
+                      <a:ext cx="5486400" cy="3026664"/>
+                    </a:xfrm>
+                    <a:prstGeom prst="rect"/>
+                  </pic:spPr>
+                </pic:pic>
+              </a:graphicData>
+            </a:graphic>
+          </wp:inline>
+        </w:drawing>
+      </w:r>
+    </w:p>
+    <w:p>
+      <w:pPr>
+        <w:spacing w:line="336" w:lineRule="auto" w:after="180"/>
+      </w:pPr>
+      <w:r>
+        <w:rPr>
+          <w:b w:val="0"/>
+        </w:rPr>
+        <w:t>Original case: Keep C unchanged; the authenticated volunteer lacks this permission. Changed condition: Use a verified curator permitted to edit C.</w:t>
+      </w:r>
+    </w:p>
+    <w:p>
+      <w:pPr>
+        <w:spacing w:line="336" w:lineRule="auto" w:after="180"/>
+      </w:pPr>
+      <w:r>
+        <w:rPr>
+          <w:b w:val="0"/>
+        </w:rPr>
+        <w:t xml:space="preserve">Expected result: The </w:t>
+      </w:r>
+      <w:r>
+        <w:rPr>
+          <w:b/>
+        </w:rPr>
+        <w:t>authorisation</w:t>
+      </w:r>
+      <w:r>
+        <w:rPr>
+          <w:b w:val="0"/>
+        </w:rPr>
+        <w:t xml:space="preserve"> gate allows the edit, subject to other declared checks. Reason: The </w:t>
+      </w:r>
+      <w:r>
+        <w:rPr>
+          <w:b/>
+        </w:rPr>
+        <w:t>trusted role</w:t>
+      </w:r>
+      <w:r>
+        <w:rPr>
+          <w:b w:val="0"/>
+        </w:rPr>
+        <w:t xml:space="preserve"> now matches this operation and object.</w:t>
+      </w:r>
+    </w:p>
+    <w:p>
+      <w:pPr>
+        <w:spacing w:line="336" w:lineRule="auto" w:after="180"/>
+        <w:shd w:fill="F5F1FB"/>
+      </w:pPr>
+      <w:r>
+        <w:rPr>
+          <w:b w:val="0"/>
+        </w:rPr>
+        <w:t>Predict before checking the worked changed-case result. Name what changed and what the supplied facts allow you to conclude.</w:t>
+      </w:r>
+    </w:p>
+    <w:p>
+      <w:pPr>
+        <w:pStyle w:val="Heading3"/>
+      </w:pPr>
+      <w:r>
+        <w:t>My picture explanation, deciding evidence and one limit</w:t>
+      </w:r>
+    </w:p>
+    <w:p>
+      <w:r>
+        <w:t>________________________________________________________________</w:t>
+      </w:r>
+    </w:p>
+    <w:p>
+      <w:r>
+        <w:t>________________________________________________________________</w:t>
+      </w:r>
+    </w:p>
+    <w:p>
+      <w:r>
+        <w:t>________________________________________________________________</w:t>
+      </w:r>
+    </w:p>
+    <w:p>
+      <w:r>
+        <w:t>________________________________________________________________</w:t>
+      </w:r>
+    </w:p>
+    <w:p>
+      <w:pPr>
+        <w:pStyle w:val="Heading3"/>
+      </w:pPr>
+      <w:r>
+        <w:t>05. Connect the explanation to its limit</w:t>
+      </w:r>
+    </w:p>
+    <w:p>
+      <w:r>
+        <w:drawing>
+          <wp:inline xmlns:a="http://schemas.openxmlformats.org/drawingml/2006/main" xmlns:pic="http://schemas.openxmlformats.org/drawingml/2006/picture">
+            <wp:extent cx="5486400" cy="2834640"/>
+            <wp:docPr id="6" name="Picture 6" descr="Authentication establishes identity. Authorisation compares that identity with the requested action and resource. Limit: A role written in an ordinary request is not a trusted authentication claim."/>
+            <wp:cNvGraphicFramePr>
+              <a:graphicFrameLocks noChangeAspect="1"/>
+            </wp:cNvGraphicFramePr>
+            <a:graphic>
+              <a:graphicData uri="http://schemas.openxmlformats.org/drawingml/2006/picture">
+                <pic:pic>
+                  <pic:nvPicPr>
+                    <pic:cNvPr id="0" name="academy-story-ai-6-5-05.png"/>
+                    <pic:cNvPicPr/>
+                  </pic:nvPicPr>
+                  <pic:blipFill>
+                    <a:blip r:embed="rId14"/>
+                    <a:stretch>
+                      <a:fillRect/>
+                    </a:stretch>
+                  </pic:blipFill>
+                  <pic:spPr>
+                    <a:xfrm>
+                      <a:off x="0" y="0"/>
+                      <a:ext cx="5486400" cy="2834640"/>
+                    </a:xfrm>
+                    <a:prstGeom prst="rect"/>
+                  </pic:spPr>
+                </pic:pic>
+              </a:graphicData>
+            </a:graphic>
+          </wp:inline>
+        </w:drawing>
+      </w:r>
+    </w:p>
+    <w:p>
+      <w:pPr>
+        <w:spacing w:line="336" w:lineRule="auto" w:after="180"/>
+      </w:pPr>
+      <w:r>
+        <w:rPr>
+          <w:b/>
+        </w:rPr>
+        <w:t>Authentication</w:t>
+      </w:r>
+      <w:r>
+        <w:rPr>
+          <w:b w:val="0"/>
+        </w:rPr>
+        <w:t xml:space="preserve"> establishes identity. </w:t>
+      </w:r>
+      <w:r>
+        <w:rPr>
+          <w:b/>
+        </w:rPr>
+        <w:t>Authorisation</w:t>
+      </w:r>
+      <w:r>
+        <w:rPr>
+          <w:b w:val="0"/>
+        </w:rPr>
+        <w:t xml:space="preserve"> compares that identity with the requested action and resource. Limit: A role written in an ordinary request is not a trusted </w:t>
+      </w:r>
+      <w:r>
+        <w:rPr>
+          <w:b/>
+        </w:rPr>
+        <w:t>authentication</w:t>
+      </w:r>
+      <w:r>
+        <w:rPr>
+          <w:b w:val="0"/>
+        </w:rPr>
+        <w:t xml:space="preserve"> claim.</w:t>
+      </w:r>
+    </w:p>
+    <w:p>
+      <w:pPr>
+        <w:spacing w:line="336" w:lineRule="auto" w:after="180"/>
+        <w:shd w:fill="F5F1FB"/>
+      </w:pPr>
+      <w:r>
+        <w:rPr>
+          <w:b w:val="0"/>
+        </w:rPr>
+        <w:t>Explain the case, then point to a limit on the claim.</w:t>
+      </w:r>
+    </w:p>
+    <w:p>
+      <w:pPr>
+        <w:pStyle w:val="Heading3"/>
+      </w:pPr>
+      <w:r>
+        <w:t>My picture explanation, deciding evidence and one limit</w:t>
+      </w:r>
+    </w:p>
+    <w:p>
+      <w:r>
+        <w:t>________________________________________________________________</w:t>
+      </w:r>
+    </w:p>
+    <w:p>
+      <w:r>
+        <w:t>________________________________________________________________</w:t>
+      </w:r>
+    </w:p>
+    <w:p>
+      <w:r>
+        <w:t>________________________________________________________________</w:t>
+      </w:r>
+    </w:p>
+    <w:p>
+      <w:r>
+        <w:t>________________________________________________________________</w:t>
+      </w:r>
+    </w:p>
+    <w:p>
+      <w:pPr>
+        <w:pStyle w:val="Heading3"/>
+      </w:pPr>
+      <w:r>
+        <w:t>06. Make the idea visible in your project</w:t>
+      </w:r>
+    </w:p>
+    <w:p>
+      <w:r>
+        <w:drawing>
+          <wp:inline xmlns:a="http://schemas.openxmlformats.org/drawingml/2006/main" xmlns:pic="http://schemas.openxmlformats.org/drawingml/2006/picture">
+            <wp:extent cx="5486400" cy="3529584"/>
+            <wp:docPr id="7" name="Picture 7" descr="For the Grounded Learning Service, retain an annotated trace and the changed-case result. Name the contract or evidence that makes the deciding step valid, so another team can review it. Draw your input, deciding step, result and limit. Supported question: Explain why Jo’s valid volunteer login does not permit editing C. Which trusted role change allows the action, and why is a role written in the request insufficient?"/>
+            <wp:cNvGraphicFramePr>
+              <a:graphicFrameLocks noChangeAspect="1"/>
+            </wp:cNvGraphicFramePr>
+            <a:graphic>
+              <a:graphicData uri="http://schemas.openxmlformats.org/drawingml/2006/picture">
+                <pic:pic>
+                  <pic:nvPicPr>
+                    <pic:cNvPr id="0" name="academy-story-ai-6-5-06.png"/>
+                    <pic:cNvPicPr/>
+                  </pic:nvPicPr>
+                  <pic:blipFill>
+                    <a:blip r:embed="rId15"/>
+                    <a:stretch>
+                      <a:fillRect/>
+                    </a:stretch>
+                  </pic:blipFill>
+                  <pic:spPr>
+                    <a:xfrm>
+                      <a:off x="0" y="0"/>
+                      <a:ext cx="5486400" cy="3529584"/>
+                    </a:xfrm>
+                    <a:prstGeom prst="rect"/>
+                  </pic:spPr>
+                </pic:pic>
+              </a:graphicData>
+            </a:graphic>
+          </wp:inline>
+        </w:drawing>
+      </w:r>
+    </w:p>
+    <w:p>
+      <w:pPr>
+        <w:spacing w:line="336" w:lineRule="auto" w:after="180"/>
+      </w:pPr>
+      <w:r>
+        <w:rPr>
+          <w:b w:val="0"/>
+        </w:rPr>
+        <w:t xml:space="preserve">For the Grounded Learning Service, retain an annotated trace and the changed-case result. Name the contract or </w:t>
+      </w:r>
+      <w:r>
+        <w:rPr>
+          <w:b/>
+        </w:rPr>
+        <w:t>evidence</w:t>
+      </w:r>
+      <w:r>
+        <w:rPr>
+          <w:b w:val="0"/>
+        </w:rPr>
+        <w:t xml:space="preserve"> that makes the deciding step valid, so another team can review it.</w:t>
+      </w:r>
+    </w:p>
+    <w:p>
+      <w:pPr>
+        <w:spacing w:line="336" w:lineRule="auto" w:after="180"/>
+      </w:pPr>
+      <w:r>
+        <w:rPr>
+          <w:b w:val="0"/>
+        </w:rPr>
+        <w:t xml:space="preserve">Draw your </w:t>
+      </w:r>
+      <w:r>
+        <w:rPr>
+          <w:b/>
+        </w:rPr>
+        <w:t>input</w:t>
+      </w:r>
+      <w:r>
+        <w:rPr>
+          <w:b w:val="0"/>
+        </w:rPr>
+        <w:t>, deciding step, result and limit. Supported question: Explain why Jo’s valid volunteer login does not permit editing C.</w:t>
+      </w:r>
+    </w:p>
+    <w:p>
+      <w:pPr>
+        <w:spacing w:line="336" w:lineRule="auto" w:after="180"/>
+      </w:pPr>
+      <w:r>
+        <w:rPr>
+          <w:b w:val="0"/>
+        </w:rPr>
+        <w:t xml:space="preserve">Which </w:t>
+      </w:r>
+      <w:r>
+        <w:rPr>
+          <w:b/>
+        </w:rPr>
+        <w:t>trusted role</w:t>
+      </w:r>
+      <w:r>
+        <w:rPr>
+          <w:b w:val="0"/>
+        </w:rPr>
+        <w:t xml:space="preserve"> change allows the action, and why is a role written in the request insufficient?</w:t>
+      </w:r>
+    </w:p>
+    <w:p>
+      <w:pPr>
+        <w:spacing w:line="336" w:lineRule="auto" w:after="180"/>
+        <w:shd w:fill="F5F1FB"/>
+      </w:pPr>
+      <w:r>
+        <w:rPr>
+          <w:b w:val="0"/>
+        </w:rPr>
+        <w:t xml:space="preserve">Draw your project trace and justify the deciding step using </w:t>
+      </w:r>
+      <w:r>
+        <w:rPr>
+          <w:b/>
+        </w:rPr>
+        <w:t>evidence</w:t>
+      </w:r>
+      <w:r>
+        <w:rPr>
+          <w:b w:val="0"/>
+        </w:rPr>
+        <w:t>.</w:t>
+      </w:r>
+    </w:p>
+    <w:p>
+      <w:pPr>
+        <w:pStyle w:val="Heading3"/>
+      </w:pPr>
+      <w:r>
+        <w:t>My picture explanation, deciding evidence and one limit</w:t>
       </w:r>
     </w:p>
     <w:p>

--- a/downloads/workbook/ai-6-week-05.docx
+++ b/downloads/workbook/ai-6-week-05.docx
@@ -126,6 +126,66 @@
     <w:p>
       <w:r>
         <w:t>________________________________________________________________</w:t>
+      </w:r>
+    </w:p>
+    <w:p>
+      <w:pPr>
+        <w:pStyle w:val="Heading3"/>
+      </w:pPr>
+      <w:r>
+        <w:t>Lesson reference for workbook practice</w:t>
+      </w:r>
+    </w:p>
+    <w:p>
+      <w:pPr>
+        <w:spacing w:line="336" w:lineRule="auto" w:after="180"/>
+        <w:shd w:fill="F1F6F8"/>
+      </w:pPr>
+      <w:r>
+        <w:rPr>
+          <w:b w:val="0"/>
+        </w:rPr>
+        <w:t>Use this reference for the original W1–W3 and W5 exercises. The separately named independent case supplies its own changed facts; use those facts for that attempt before feedback.</w:t>
+      </w:r>
+    </w:p>
+    <w:p>
+      <w:pPr>
+        <w:spacing w:line="336" w:lineRule="auto" w:after="180"/>
+      </w:pPr>
+      <w:r>
+        <w:rPr>
+          <w:b/>
+        </w:rPr>
+        <w:t>Authentication</w:t>
+      </w:r>
+      <w:r>
+        <w:rPr>
+          <w:b w:val="0"/>
+        </w:rPr>
+        <w:t xml:space="preserve"> identifies an actor; </w:t>
+      </w:r>
+      <w:r>
+        <w:rPr>
+          <w:b/>
+        </w:rPr>
+        <w:t>authorisation</w:t>
+      </w:r>
+      <w:r>
+        <w:rPr>
+          <w:b w:val="0"/>
+        </w:rPr>
+        <w:t xml:space="preserve"> decides whether that actor may perform a particular operation on a particular resource.</w:t>
+      </w:r>
+    </w:p>
+    <w:p>
+      <w:pPr>
+        <w:spacing w:line="336" w:lineRule="auto" w:after="180"/>
+      </w:pPr>
+      <w:r>
+        <w:rPr>
+          <w:b w:val="0"/>
+        </w:rPr>
+        <w:t>Use trusted session roles, never a role claimed inside user JSON. Student may read student resources; teacher may read both. Unauthenticated requests are denied.</w:t>
       </w:r>
     </w:p>
     <w:p>

--- a/downloads/workbook/ai-6-week-05.docx
+++ b/downloads/workbook/ai-6-week-05.docx
@@ -25,22 +25,45 @@
         <w:pStyle w:val="Heading1"/>
       </w:pPr>
       <w:r>
-        <w:t>01. Recall and choose your starting point</w:t>
-      </w:r>
-    </w:p>
-    <w:p>
-      <w:r>
-        <w:t>Record your starting explanation for Authentication and authorisation before opening notes. Show any later correction separately.</w:t>
-      </w:r>
-    </w:p>
-    <w:p>
-      <w:pPr>
-        <w:spacing w:line="336" w:lineRule="auto" w:after="180"/>
-      </w:pPr>
-      <w:r>
-        <w:rPr>
-          <w:b w:val="0"/>
-        </w:rPr>
+        <w:t>One complete authentication-and-permission reasoning record.</w:t>
+      </w:r>
+    </w:p>
+    <w:p>
+      <w:r>
+        <w:t>Keep trusted context, request claims, action, object, decision and evidence limits together.</w:t>
+      </w:r>
+    </w:p>
+    <w:p>
+      <w:r>
+        <w:t>Recall → W1–W3/W5 → individual role check → project permission policy → delayed return.</w:t>
+      </w:r>
+    </w:p>
+    <w:p>
+      <w:pPr>
+        <w:pStyle w:val="Heading1"/>
+      </w:pPr>
+      <w:r>
+        <w:t>01. Recall · Retrieve before notes</w:t>
+      </w:r>
+    </w:p>
+    <w:p>
+      <w:r>
+        <w:t>Keep this task’s inputs,rule and response together.</w:t>
+      </w:r>
+    </w:p>
+    <w:p>
+      <w:pPr>
+        <w:pStyle w:val="Heading2"/>
+      </w:pPr>
+      <w:r>
+        <w:t>Complete task and evidence</w:t>
+      </w:r>
+    </w:p>
+    <w:p>
+      <w:pPr>
+        <w:pStyle w:val="ListBullet"/>
+      </w:pPr>
+      <w:r>
         <w:t>Try the recall before opening notes. Then use a different colour or a labelled second line to correct your explanation.</w:t>
       </w:r>
     </w:p>
@@ -54,12 +77,9 @@
     </w:p>
     <w:p>
       <w:pPr>
-        <w:spacing w:line="336" w:lineRule="auto" w:after="180"/>
-      </w:pPr>
-      <w:r>
-        <w:rPr>
-          <w:b w:val="0"/>
-        </w:rPr>
+        <w:pStyle w:val="ListBullet"/>
+      </w:pPr>
+      <w:r>
         <w:t>Without opening the old lesson, explain one key idea from Configuration and secrets. Give an example and a mistake that the idea helps you avoid.</w:t>
       </w:r>
     </w:p>
@@ -96,12 +116,9 @@
     </w:p>
     <w:p>
       <w:pPr>
-        <w:spacing w:line="336" w:lineRule="auto" w:after="180"/>
-      </w:pPr>
-      <w:r>
-        <w:rPr>
-          <w:b w:val="0"/>
-        </w:rPr>
+        <w:pStyle w:val="ListBullet"/>
+      </w:pPr>
+      <w:r>
         <w:t>Without opening the old lesson, explain one key idea from Architecture and data flow. Give an example and a mistake that the idea helps you avoid.</w:t>
       </w:r>
     </w:p>
@@ -138,53 +155,25 @@
     </w:p>
     <w:p>
       <w:pPr>
-        <w:spacing w:line="336" w:lineRule="auto" w:after="180"/>
-        <w:shd w:fill="F1F6F8"/>
-      </w:pPr>
-      <w:r>
-        <w:rPr>
-          <w:b w:val="0"/>
-        </w:rPr>
+        <w:pStyle w:val="ListBullet"/>
+      </w:pPr>
+      <w:r>
         <w:t>Use this reference for the original W1–W3 and W5 exercises. The separately named independent case supplies its own changed facts; use those facts for that attempt before feedback.</w:t>
       </w:r>
     </w:p>
     <w:p>
       <w:pPr>
-        <w:spacing w:line="336" w:lineRule="auto" w:after="180"/>
-      </w:pPr>
-      <w:r>
-        <w:rPr>
-          <w:b/>
-        </w:rPr>
-        <w:t>Authentication</w:t>
-      </w:r>
-      <w:r>
-        <w:rPr>
-          <w:b w:val="0"/>
-        </w:rPr>
-        <w:t xml:space="preserve"> identifies an actor; </w:t>
-      </w:r>
-      <w:r>
-        <w:rPr>
-          <w:b/>
-        </w:rPr>
-        <w:t>authorisation</w:t>
-      </w:r>
-      <w:r>
-        <w:rPr>
-          <w:b w:val="0"/>
-        </w:rPr>
-        <w:t xml:space="preserve"> decides whether that actor may perform a particular operation on a particular resource.</w:t>
-      </w:r>
-    </w:p>
-    <w:p>
-      <w:pPr>
-        <w:spacing w:line="336" w:lineRule="auto" w:after="180"/>
-      </w:pPr>
-      <w:r>
-        <w:rPr>
-          <w:b w:val="0"/>
-        </w:rPr>
+        <w:pStyle w:val="ListBullet"/>
+      </w:pPr>
+      <w:r>
+        <w:t>Authentication identifies an actor; authorisation decides whether that actor may perform a particular operation on a particular resource.</w:t>
+      </w:r>
+    </w:p>
+    <w:p>
+      <w:pPr>
+        <w:pStyle w:val="ListBullet"/>
+      </w:pPr>
+      <w:r>
         <w:t>Use trusted session roles, never a role claimed inside user JSON. Student may read student resources; teacher may read both. Unauthenticated requests are denied.</w:t>
       </w:r>
     </w:p>
@@ -193,147 +182,44 @@
         <w:pStyle w:val="Heading1"/>
       </w:pPr>
       <w:r>
-        <w:t>02. Practise with fading help</w:t>
-      </w:r>
-    </w:p>
-    <w:p>
-      <w:r>
-        <w:t>Complete the supported Authentication and authorisation trace and record the first step you can explain without help.</w:t>
-      </w:r>
-    </w:p>
-    <w:p>
-      <w:pPr>
-        <w:spacing w:line="336" w:lineRule="auto" w:after="180"/>
-      </w:pPr>
-      <w:r>
-        <w:rPr>
-          <w:b w:val="0"/>
-        </w:rPr>
-        <w:t xml:space="preserve">Use W2: Trace the worked case for </w:t>
-      </w:r>
-      <w:r>
-        <w:rPr>
-          <w:b/>
-        </w:rPr>
-        <w:t>Authentication</w:t>
-      </w:r>
-      <w:r>
-        <w:rPr>
-          <w:b w:val="0"/>
-        </w:rPr>
-        <w:t xml:space="preserve"> and </w:t>
-      </w:r>
-      <w:r>
-        <w:rPr>
-          <w:b/>
-        </w:rPr>
-        <w:t>authorisation</w:t>
-      </w:r>
-      <w:r>
-        <w:rPr>
-          <w:b w:val="0"/>
-        </w:rPr>
-        <w:t>. Record the answer once; the lesson and workbook refer to the same attempt.</w:t>
-      </w:r>
-    </w:p>
-    <w:tbl>
-      <w:tblPr>
-        <w:tblStyle w:val="LightShading-Accent1"/>
-        <w:tblW w:type="auto" w:w="0"/>
-        <w:tblLook w:firstColumn="1" w:firstRow="1" w:lastColumn="0" w:lastRow="0" w:noHBand="0" w:noVBand="1" w:val="04A0"/>
-      </w:tblPr>
-      <w:tblGrid>
-        <w:gridCol w:w="2556"/>
-        <w:gridCol w:w="2556"/>
-        <w:gridCol w:w="2556"/>
-        <w:gridCol w:w="2556"/>
-      </w:tblGrid>
-      <w:tr>
-        <w:trPr>
-          <w:tblHeader/>
-        </w:trPr>
-        <w:tc>
-          <w:tcPr>
-            <w:tcW w:type="dxa" w:w="2556"/>
-          </w:tcPr>
-          <w:p>
-            <w:r>
-              <w:t>Given inputs</w:t>
-            </w:r>
-          </w:p>
-        </w:tc>
-        <w:tc>
-          <w:tcPr>
-            <w:tcW w:type="dxa" w:w="2556"/>
-          </w:tcPr>
-          <w:p>
-            <w:r>
-              <w:t>Procedure I chose</w:t>
-            </w:r>
-          </w:p>
-        </w:tc>
-        <w:tc>
-          <w:tcPr>
-            <w:tcW w:type="dxa" w:w="2556"/>
-          </w:tcPr>
-          <w:p>
-            <w:r>
-              <w:t>Middle steps</w:t>
-            </w:r>
-          </w:p>
-        </w:tc>
-        <w:tc>
-          <w:tcPr>
-            <w:tcW w:type="dxa" w:w="2556"/>
-          </w:tcPr>
-          <w:p>
-            <w:r>
-              <w:t>Result and check</w:t>
-            </w:r>
-          </w:p>
-        </w:tc>
-      </w:tr>
-      <w:tr>
-        <w:tc>
-          <w:tcPr>
-            <w:tcW w:type="dxa" w:w="2556"/>
-          </w:tcPr>
-          <w:p>
-            <w:r/>
-          </w:p>
-        </w:tc>
-        <w:tc>
-          <w:tcPr>
-            <w:tcW w:type="dxa" w:w="2556"/>
-          </w:tcPr>
-          <w:p>
-            <w:r/>
-          </w:p>
-        </w:tc>
-        <w:tc>
-          <w:tcPr>
-            <w:tcW w:type="dxa" w:w="2556"/>
-          </w:tcPr>
-          <w:p>
-            <w:r/>
-          </w:p>
-        </w:tc>
-        <w:tc>
-          <w:tcPr>
-            <w:tcW w:type="dxa" w:w="2556"/>
-          </w:tcPr>
-          <w:p>
-            <w:r/>
-          </w:p>
-        </w:tc>
-      </w:tr>
-    </w:tbl>
+        <w:t>05. W1 · Explain the current example</w:t>
+      </w:r>
+    </w:p>
+    <w:p>
+      <w:r>
+        <w:t>Keep this task’s inputs,rule and response together.</w:t>
+      </w:r>
+    </w:p>
+    <w:p>
+      <w:pPr>
+        <w:pStyle w:val="Heading2"/>
+      </w:pPr>
+      <w:r>
+        <w:t>Complete task and evidence</w:t>
+      </w:r>
+    </w:p>
+    <w:p>
+      <w:pPr>
+        <w:pStyle w:val="ListBullet"/>
+      </w:pPr>
+      <w:r>
+        <w:t>School service policy: trusted student may read student resources; trusted teacher may read student and teacher resources; no recognized trusted session or unknown role/resource classification denies. Main request comes from a trusted student session but carries role=teacher and asks to read a teacher guide. Use trusted session role, deny before reading guide body, and leave session unchanged. Client-written roles never promote authority. Authentication establishes identity/session context; authorization checks action/resource permission using trusted policy. Local code starts with trusted fixtures, not a real login. Separate museum policy: verified volunteer Jo may read C but not edit C; verified curator with edit permission passes that gate, subject to remaining checks. Permission is not executed editing. No real authentication protocol, expiry, writes or deployment are implemented. Later school role decisions apply the already taught policy; collect individual reasoning and reserve a fresh action/resource case for new-transfer claims.</w:t>
+      </w:r>
+    </w:p>
+    <w:p>
+      <w:pPr>
+        <w:pStyle w:val="ListBullet"/>
+      </w:pPr>
+      <w:r>
+        <w:t>Explain the weekly mechanism in your own words. Use the worked scenario to name its input, decision rule and output.</w:t>
+      </w:r>
+    </w:p>
     <w:p>
       <w:pPr>
         <w:pStyle w:val="Heading3"/>
       </w:pPr>
       <w:r>
-        <w:t>The step I completed without help, and the hint I needed</w:t>
+        <w:t>My reasoning and evidence</w:t>
       </w:r>
     </w:p>
     <w:p>
@@ -352,62 +238,55 @@
       </w:r>
     </w:p>
     <w:p>
+      <w:r>
+        <w:t>________________________________________________________________</w:t>
+      </w:r>
+    </w:p>
+    <w:p>
+      <w:r>
+        <w:t>________________________________________________________________</w:t>
+      </w:r>
+    </w:p>
+    <w:p>
+      <w:r>
+        <w:t>________________________________________________________________</w:t>
+      </w:r>
+    </w:p>
+    <w:p>
       <w:pPr>
         <w:pStyle w:val="Heading1"/>
       </w:pPr>
       <w:r>
-        <w:t>03. Individual reasoning check</w:t>
-      </w:r>
-    </w:p>
-    <w:p>
-      <w:r>
-        <w:t>Check the proposed Authentication and authorisation explanation against the supplied facts before discussing it.</w:t>
-      </w:r>
-    </w:p>
-    <w:p>
-      <w:pPr>
-        <w:spacing w:line="336" w:lineRule="auto" w:after="180"/>
-      </w:pPr>
-      <w:r>
-        <w:rPr>
-          <w:b w:val="0"/>
-        </w:rPr>
-        <w:t xml:space="preserve">Use the worked case for </w:t>
-      </w:r>
-      <w:r>
-        <w:rPr>
-          <w:b/>
-        </w:rPr>
-        <w:t>Authentication</w:t>
-      </w:r>
-      <w:r>
-        <w:rPr>
-          <w:b w:val="0"/>
-        </w:rPr>
-        <w:t xml:space="preserve"> and </w:t>
-      </w:r>
-      <w:r>
-        <w:rPr>
-          <w:b/>
-        </w:rPr>
-        <w:t>authorisation</w:t>
-      </w:r>
-      <w:r>
-        <w:rPr>
-          <w:b w:val="0"/>
-        </w:rPr>
-        <w:t>. Proposed explanation: “The worked result establishes every future case”. Decide whether this explanation is supported.</w:t>
-      </w:r>
-    </w:p>
-    <w:p>
-      <w:pPr>
-        <w:spacing w:line="336" w:lineRule="auto" w:after="180"/>
-      </w:pPr>
-      <w:r>
-        <w:rPr>
-          <w:b w:val="0"/>
-        </w:rPr>
-        <w:t>Point to the step or supplied fact that decides; explain your repair if needed.</w:t>
+        <w:t>06. W2 · Trace the calculation</w:t>
+      </w:r>
+    </w:p>
+    <w:p>
+      <w:r>
+        <w:t>Keep this task’s inputs,rule and response together.</w:t>
+      </w:r>
+    </w:p>
+    <w:p>
+      <w:pPr>
+        <w:pStyle w:val="Heading2"/>
+      </w:pPr>
+      <w:r>
+        <w:t>Complete task and evidence</w:t>
+      </w:r>
+    </w:p>
+    <w:p>
+      <w:pPr>
+        <w:pStyle w:val="ListBullet"/>
+      </w:pPr>
+      <w:r>
+        <w:t>School service policy: trusted student may read student resources; trusted teacher may read student and teacher resources; no recognized trusted session or unknown role/resource classification denies. Main request comes from a trusted student session but carries role=teacher and asks to read a teacher guide. Use trusted session role, deny before reading guide body, and leave session unchanged. Client-written roles never promote authority. Authentication establishes identity/session context; authorization checks action/resource permission using trusted policy. Local code starts with trusted fixtures, not a real login. Separate museum policy: verified volunteer Jo may read C but not edit C; verified curator with edit permission passes that gate, subject to remaining checks. Permission is not executed editing. No real authentication protocol, expiry, writes or deployment are implemented. Later school role decisions apply the already taught policy; collect individual reasoning and reserve a fresh action/resource case for new-transfer claims.</w:t>
+      </w:r>
+    </w:p>
+    <w:p>
+      <w:pPr>
+        <w:pStyle w:val="ListBullet"/>
+      </w:pPr>
+      <w:r>
+        <w:t>A student session submits role=teacher in request data and asks for a guide. Show the intermediate steps and give the conclusion with its scope.</w:t>
       </w:r>
     </w:p>
     <w:p>
@@ -415,7 +294,7 @@
         <w:pStyle w:val="Heading3"/>
       </w:pPr>
       <w:r>
-        <w:t>My explanation before partner discussion</w:t>
+        <w:t>My reasoning and evidence</w:t>
       </w:r>
     </w:p>
     <w:p>
@@ -439,16 +318,55 @@
       </w:r>
     </w:p>
     <w:p>
+      <w:r>
+        <w:t>________________________________________________________________</w:t>
+      </w:r>
+    </w:p>
+    <w:p>
+      <w:r>
+        <w:t>________________________________________________________________</w:t>
+      </w:r>
+    </w:p>
+    <w:p>
+      <w:r>
+        <w:t>________________________________________________________________</w:t>
+      </w:r>
+    </w:p>
+    <w:p>
       <w:pPr>
         <w:pStyle w:val="Heading1"/>
       </w:pPr>
       <w:r>
-        <w:t>04. Independent transfer case</w:t>
-      </w:r>
-    </w:p>
-    <w:p>
-      <w:r>
-        <w:t>Write one first attempt at the reserved independent case before feedback. Repeated copies of that case refer to the same recorded attempt.</w:t>
+        <w:t>07. W3 · Repair a misconception</w:t>
+      </w:r>
+    </w:p>
+    <w:p>
+      <w:r>
+        <w:t>Keep this task’s inputs,rule and response together.</w:t>
+      </w:r>
+    </w:p>
+    <w:p>
+      <w:pPr>
+        <w:pStyle w:val="Heading2"/>
+      </w:pPr>
+      <w:r>
+        <w:t>Complete task and evidence</w:t>
+      </w:r>
+    </w:p>
+    <w:p>
+      <w:pPr>
+        <w:pStyle w:val="ListBullet"/>
+      </w:pPr>
+      <w:r>
+        <w:t>School service policy: trusted student may read student resources; trusted teacher may read student and teacher resources; no recognized trusted session or unknown role/resource classification denies. Main request comes from a trusted student session but carries role=teacher and asks to read a teacher guide. Use trusted session role, deny before reading guide body, and leave session unchanged. Client-written roles never promote authority. Authentication establishes identity/session context; authorization checks action/resource permission using trusted policy. Local code starts with trusted fixtures, not a real login. Separate museum policy: verified volunteer Jo may read C but not edit C; verified curator with edit permission passes that gate, subject to remaining checks. Permission is not executed editing. No real authentication protocol, expiry, writes or deployment are implemented. Later school role decisions apply the already taught policy; collect individual reasoning and reserve a fresh action/resource case for new-transfer claims.</w:t>
+      </w:r>
+    </w:p>
+    <w:p>
+      <w:pPr>
+        <w:pStyle w:val="ListBullet"/>
+      </w:pPr>
+      <w:r>
+        <w:t>A report omits this qualification: Successful authentication does not grant every resource or operation. Explain how omitting it could change a reader's interpretation, and write an accurate replacement.</w:t>
       </w:r>
     </w:p>
     <w:p>
@@ -456,17 +374,153 @@
         <w:pStyle w:val="Heading3"/>
       </w:pPr>
       <w:r>
+        <w:t>My reasoning and evidence</w:t>
+      </w:r>
+    </w:p>
+    <w:p>
+      <w:r>
+        <w:t>________________________________________________________________</w:t>
+      </w:r>
+    </w:p>
+    <w:p>
+      <w:r>
+        <w:t>________________________________________________________________</w:t>
+      </w:r>
+    </w:p>
+    <w:p>
+      <w:r>
+        <w:t>________________________________________________________________</w:t>
+      </w:r>
+    </w:p>
+    <w:p>
+      <w:r>
+        <w:t>________________________________________________________________</w:t>
+      </w:r>
+    </w:p>
+    <w:p>
+      <w:r>
+        <w:t>________________________________________________________________</w:t>
+      </w:r>
+    </w:p>
+    <w:p>
+      <w:r>
+        <w:t>________________________________________________________________</w:t>
+      </w:r>
+    </w:p>
+    <w:p>
+      <w:pPr>
+        <w:pStyle w:val="Heading1"/>
+      </w:pPr>
+      <w:r>
+        <w:t>09. W5 · Explain the limitation</w:t>
+      </w:r>
+    </w:p>
+    <w:p>
+      <w:r>
+        <w:t>Keep this task’s inputs,rule and response together.</w:t>
+      </w:r>
+    </w:p>
+    <w:p>
+      <w:pPr>
+        <w:pStyle w:val="Heading2"/>
+      </w:pPr>
+      <w:r>
+        <w:t>Complete task and evidence</w:t>
+      </w:r>
+    </w:p>
+    <w:p>
+      <w:pPr>
+        <w:pStyle w:val="ListBullet"/>
+      </w:pPr>
+      <w:r>
+        <w:t>School service policy: trusted student may read student resources; trusted teacher may read student and teacher resources; no recognized trusted session or unknown role/resource classification denies. Main request comes from a trusted student session but carries role=teacher and asks to read a teacher guide. Use trusted session role, deny before reading guide body, and leave session unchanged. Client-written roles never promote authority. Authentication establishes identity/session context; authorization checks action/resource permission using trusted policy. Local code starts with trusted fixtures, not a real login. Separate museum policy: verified volunteer Jo may read C but not edit C; verified curator with edit permission passes that gate, subject to remaining checks. Permission is not executed editing. No real authentication protocol, expiry, writes or deployment are implemented. Later school role decisions apply the already taught policy; collect individual reasoning and reserve a fresh action/resource case for new-transfer claims.</w:t>
+      </w:r>
+    </w:p>
+    <w:p>
+      <w:pPr>
+        <w:pStyle w:val="ListBullet"/>
+      </w:pPr>
+      <w:r>
+        <w:t>For the worked scenario, propose one additional case that could reveal a failure, describe its expected outcome before running it, and explain what would need to remain fixed for a fair comparison. Do not reuse W4 as a new final test after receiving feedback.</w:t>
+      </w:r>
+    </w:p>
+    <w:p>
+      <w:pPr>
+        <w:pStyle w:val="Heading3"/>
+      </w:pPr>
+      <w:r>
+        <w:t>My reasoning and evidence</w:t>
+      </w:r>
+    </w:p>
+    <w:p>
+      <w:r>
+        <w:t>________________________________________________________________</w:t>
+      </w:r>
+    </w:p>
+    <w:p>
+      <w:r>
+        <w:t>________________________________________________________________</w:t>
+      </w:r>
+    </w:p>
+    <w:p>
+      <w:r>
+        <w:t>________________________________________________________________</w:t>
+      </w:r>
+    </w:p>
+    <w:p>
+      <w:r>
+        <w:t>________________________________________________________________</w:t>
+      </w:r>
+    </w:p>
+    <w:p>
+      <w:r>
+        <w:t>________________________________________________________________</w:t>
+      </w:r>
+    </w:p>
+    <w:p>
+      <w:r>
+        <w:t>________________________________________________________________</w:t>
+      </w:r>
+    </w:p>
+    <w:p>
+      <w:r>
+        <w:t>________________________________________________________________</w:t>
+      </w:r>
+    </w:p>
+    <w:p>
+      <w:pPr>
+        <w:pStyle w:val="Heading1"/>
+      </w:pPr>
+      <w:r>
+        <w:t>04. Try alone · Selected transfer</w:t>
+      </w:r>
+    </w:p>
+    <w:p>
+      <w:r>
+        <w:t>Keep this task’s inputs,rule and response together.</w:t>
+      </w:r>
+    </w:p>
+    <w:p>
+      <w:pPr>
+        <w:pStyle w:val="Heading2"/>
+      </w:pPr>
+      <w:r>
+        <w:t>Complete task and evidence</w:t>
+      </w:r>
+    </w:p>
+    <w:p>
+      <w:pPr>
+        <w:pStyle w:val="Heading3"/>
+      </w:pPr>
+      <w:r>
         <w:t>Independent case: Apply a new case independently</w:t>
       </w:r>
     </w:p>
     <w:p>
       <w:pPr>
-        <w:spacing w:line="336" w:lineRule="auto" w:after="180"/>
-      </w:pPr>
-      <w:r>
-        <w:rPr>
-          <w:b w:val="0"/>
-        </w:rPr>
+        <w:pStyle w:val="ListBullet"/>
+      </w:pPr>
+      <w:r>
         <w:t>Actor roles are none, student, teacher; target is teacher guide. Decide each under the policy.</w:t>
       </w:r>
     </w:p>
@@ -515,12 +569,9 @@
     </w:p>
     <w:p>
       <w:pPr>
-        <w:spacing w:line="336" w:lineRule="auto" w:after="180"/>
-      </w:pPr>
-      <w:r>
-        <w:rPr>
-          <w:b w:val="0"/>
-        </w:rPr>
+        <w:pStyle w:val="ListBullet"/>
+      </w:pPr>
+      <w:r>
         <w:t>Attempt this case before feedback. Record any help. Earlier examples below are further practice; a case already practised with feedback cannot establish fresh transfer.</w:t>
       </w:r>
     </w:p>
@@ -529,59 +580,28 @@
         <w:pStyle w:val="Heading1"/>
       </w:pPr>
       <w:r>
-        <w:t>05. W1 Explain the mechanism</w:t>
-      </w:r>
-    </w:p>
-    <w:p>
-      <w:r>
-        <w:t>Explain the mechanism. Apply the supplied Authentication and authorisation facts and keep your reasoning.</w:t>
-      </w:r>
-    </w:p>
-    <w:p>
-      <w:pPr>
-        <w:spacing w:line="336" w:lineRule="auto" w:after="180"/>
-      </w:pPr>
-      <w:r>
-        <w:rPr>
-          <w:b w:val="0"/>
-        </w:rPr>
-        <w:t xml:space="preserve">Explain the weekly </w:t>
-      </w:r>
-      <w:r>
-        <w:rPr>
-          <w:b/>
-        </w:rPr>
-        <w:t>mechanism</w:t>
-      </w:r>
-      <w:r>
-        <w:rPr>
-          <w:b w:val="0"/>
-        </w:rPr>
-        <w:t xml:space="preserve"> in your own words. Use the worked scenario to name its </w:t>
-      </w:r>
-      <w:r>
-        <w:rPr>
-          <w:b/>
-        </w:rPr>
-        <w:t>input</w:t>
-      </w:r>
-      <w:r>
-        <w:rPr>
-          <w:b w:val="0"/>
-        </w:rPr>
-        <w:t xml:space="preserve">, decision rule and </w:t>
-      </w:r>
-      <w:r>
-        <w:rPr>
-          <w:b/>
-        </w:rPr>
-        <w:t>output</w:t>
-      </w:r>
-      <w:r>
-        <w:rPr>
-          <w:b w:val="0"/>
-        </w:rPr>
-        <w:t>.</w:t>
+        <w:t>10. Project · Keep the service evidence</w:t>
+      </w:r>
+    </w:p>
+    <w:p>
+      <w:r>
+        <w:t>Preserve the contract, inputs, observed outcomes and limits.</w:t>
+      </w:r>
+    </w:p>
+    <w:p>
+      <w:pPr>
+        <w:pStyle w:val="Heading2"/>
+      </w:pPr>
+      <w:r>
+        <w:t>Complete task and evidence</w:t>
+      </w:r>
+    </w:p>
+    <w:p>
+      <w:pPr>
+        <w:pStyle w:val="ListBullet"/>
+      </w:pPr>
+      <w:r>
+        <w:t>Add a labelled authentication and authorisation evidence sheet to Grounded Learning Service. Show how you can explain the mechanism and terminology of authentication and authorisation. Use the supplied fictional case and keep its inputs, intermediate steps, calculation or prediction, and limitation. Connect this record to last week’s record; a matching answer without a trace is insufficient.</w:t>
       </w:r>
     </w:p>
     <w:p>
@@ -589,7 +609,7 @@
         <w:pStyle w:val="Heading3"/>
       </w:pPr>
       <w:r>
-        <w:t>My reasoning and evidence</w:t>
+        <w:t>My project change, supporting evidence and remaining limit</w:t>
       </w:r>
     </w:p>
     <w:p>
@@ -627,472 +647,20 @@
         <w:pStyle w:val="Heading1"/>
       </w:pPr>
       <w:r>
-        <w:t>06. W2 Trace the worked case</w:t>
-      </w:r>
-    </w:p>
-    <w:p>
-      <w:r>
-        <w:t>Trace the worked case. Apply the supplied Authentication and authorisation facts and keep your reasoning.</w:t>
-      </w:r>
-    </w:p>
-    <w:p>
-      <w:pPr>
-        <w:spacing w:line="336" w:lineRule="auto" w:after="180"/>
-      </w:pPr>
-      <w:r>
-        <w:rPr>
-          <w:b w:val="0"/>
-        </w:rPr>
-        <w:t>A student session submits role=teacher in request data and asks for a guide. Show the intermediate steps and give the conclusion with its scope.</w:t>
-      </w:r>
-    </w:p>
-    <w:p>
-      <w:pPr>
-        <w:pStyle w:val="Heading3"/>
-      </w:pPr>
-      <w:r>
-        <w:t>My reasoning and evidence</w:t>
-      </w:r>
-    </w:p>
-    <w:p>
-      <w:r>
-        <w:t>________________________________________________________________</w:t>
-      </w:r>
-    </w:p>
-    <w:p>
-      <w:r>
-        <w:t>________________________________________________________________</w:t>
-      </w:r>
-    </w:p>
-    <w:p>
-      <w:r>
-        <w:t>________________________________________________________________</w:t>
-      </w:r>
-    </w:p>
-    <w:p>
-      <w:r>
-        <w:t>________________________________________________________________</w:t>
-      </w:r>
-    </w:p>
-    <w:p>
-      <w:r>
-        <w:t>________________________________________________________________</w:t>
-      </w:r>
-    </w:p>
-    <w:p>
-      <w:r>
-        <w:t>________________________________________________________________</w:t>
-      </w:r>
-    </w:p>
-    <w:p>
-      <w:r>
-        <w:t>________________________________________________________________</w:t>
-      </w:r>
-    </w:p>
-    <w:p>
-      <w:pPr>
-        <w:pStyle w:val="Heading1"/>
-      </w:pPr>
-      <w:r>
-        <w:t>07. W3 Audit the limit</w:t>
-      </w:r>
-    </w:p>
-    <w:p>
-      <w:r>
-        <w:t>Audit the limit. Apply the supplied Authentication and authorisation facts and keep your reasoning.</w:t>
-      </w:r>
-    </w:p>
-    <w:p>
-      <w:pPr>
-        <w:spacing w:line="336" w:lineRule="auto" w:after="180"/>
-      </w:pPr>
-      <w:r>
-        <w:rPr>
-          <w:b w:val="0"/>
-        </w:rPr>
-        <w:t xml:space="preserve">A report omits this qualification: Successful </w:t>
-      </w:r>
-      <w:r>
-        <w:rPr>
-          <w:b/>
-        </w:rPr>
-        <w:t>authentication</w:t>
-      </w:r>
-      <w:r>
-        <w:rPr>
-          <w:b w:val="0"/>
-        </w:rPr>
-        <w:t xml:space="preserve"> does not grant every resource or operation. Explain how omitting it could change a reader's interpretation, and write an accurate replacement.</w:t>
-      </w:r>
-    </w:p>
-    <w:p>
-      <w:pPr>
-        <w:pStyle w:val="Heading3"/>
-      </w:pPr>
-      <w:r>
-        <w:t>My reasoning and evidence</w:t>
-      </w:r>
-    </w:p>
-    <w:p>
-      <w:r>
-        <w:t>________________________________________________________________</w:t>
-      </w:r>
-    </w:p>
-    <w:p>
-      <w:r>
-        <w:t>________________________________________________________________</w:t>
-      </w:r>
-    </w:p>
-    <w:p>
-      <w:r>
-        <w:t>________________________________________________________________</w:t>
-      </w:r>
-    </w:p>
-    <w:p>
-      <w:r>
-        <w:t>________________________________________________________________</w:t>
-      </w:r>
-    </w:p>
-    <w:p>
-      <w:r>
-        <w:t>________________________________________________________________</w:t>
-      </w:r>
-    </w:p>
-    <w:p>
-      <w:r>
-        <w:t>________________________________________________________________</w:t>
-      </w:r>
-    </w:p>
-    <w:p>
-      <w:pPr>
-        <w:pStyle w:val="Heading1"/>
-      </w:pPr>
-      <w:r>
-        <w:t>08. W4 Apply a new case independently</w:t>
-      </w:r>
-    </w:p>
-    <w:p>
-      <w:r>
-        <w:t>Attempt before feedback. If this repeats the selected independent case, reuse that first attempt; otherwise keep a separate record. Apply a new case independently. Apply the supplied Authentication and authorisation facts and keep your reasoning.</w:t>
-      </w:r>
-    </w:p>
-    <w:p>
-      <w:pPr>
-        <w:spacing w:line="336" w:lineRule="auto" w:after="180"/>
-      </w:pPr>
-      <w:r>
-        <w:rPr>
-          <w:b w:val="0"/>
-        </w:rPr>
-        <w:t>Actor roles are none, student, teacher; target is teacher guide. Decide each under the policy.</w:t>
-      </w:r>
-    </w:p>
-    <w:p>
-      <w:pPr>
-        <w:pStyle w:val="Heading3"/>
-      </w:pPr>
-      <w:r>
-        <w:t>My reasoning and evidence</w:t>
-      </w:r>
-    </w:p>
-    <w:p>
-      <w:r>
-        <w:t>________________________________________________________________</w:t>
-      </w:r>
-    </w:p>
-    <w:p>
-      <w:r>
-        <w:t>________________________________________________________________</w:t>
-      </w:r>
-    </w:p>
-    <w:p>
-      <w:r>
-        <w:t>________________________________________________________________</w:t>
-      </w:r>
-    </w:p>
-    <w:p>
-      <w:r>
-        <w:t>________________________________________________________________</w:t>
-      </w:r>
-    </w:p>
-    <w:p>
-      <w:r>
-        <w:t>________________________________________________________________</w:t>
-      </w:r>
-    </w:p>
-    <w:p>
-      <w:r>
-        <w:t>________________________________________________________________</w:t>
-      </w:r>
-    </w:p>
-    <w:p>
-      <w:r>
-        <w:t>________________________________________________________________</w:t>
-      </w:r>
-    </w:p>
-    <w:p>
-      <w:r>
-        <w:t>________________________________________________________________</w:t>
-      </w:r>
-    </w:p>
-    <w:p>
-      <w:pPr>
-        <w:pStyle w:val="Heading1"/>
-      </w:pPr>
-      <w:r>
-        <w:t>09. W5 Design a revealing follow-up</w:t>
-      </w:r>
-    </w:p>
-    <w:p>
-      <w:r>
-        <w:t>Design a revealing follow-up. Apply the supplied Authentication and authorisation facts and keep your reasoning.</w:t>
-      </w:r>
-    </w:p>
-    <w:p>
-      <w:pPr>
-        <w:spacing w:line="336" w:lineRule="auto" w:after="180"/>
-      </w:pPr>
-      <w:r>
-        <w:rPr>
-          <w:b w:val="0"/>
-        </w:rPr>
-        <w:t>For the worked scenario, propose one additional case that could reveal a failure, describe its expected outcome before running it, and explain what would need to remain fixed for a fair comparison.</w:t>
-      </w:r>
-    </w:p>
-    <w:p>
-      <w:pPr>
-        <w:spacing w:line="336" w:lineRule="auto" w:after="180"/>
-      </w:pPr>
-      <w:r>
-        <w:rPr>
-          <w:b w:val="0"/>
-        </w:rPr>
-        <w:t>Do not reuse W4 as a new final test after receiving feedback.</w:t>
-      </w:r>
-    </w:p>
-    <w:p>
-      <w:pPr>
-        <w:pStyle w:val="Heading3"/>
-      </w:pPr>
-      <w:r>
-        <w:t>My reasoning and evidence</w:t>
-      </w:r>
-    </w:p>
-    <w:p>
-      <w:r>
-        <w:t>________________________________________________________________</w:t>
-      </w:r>
-    </w:p>
-    <w:p>
-      <w:r>
-        <w:t>________________________________________________________________</w:t>
-      </w:r>
-    </w:p>
-    <w:p>
-      <w:r>
-        <w:t>________________________________________________________________</w:t>
-      </w:r>
-    </w:p>
-    <w:p>
-      <w:r>
-        <w:t>________________________________________________________________</w:t>
-      </w:r>
-    </w:p>
-    <w:p>
-      <w:r>
-        <w:t>________________________________________________________________</w:t>
-      </w:r>
-    </w:p>
-    <w:p>
-      <w:r>
-        <w:t>________________________________________________________________</w:t>
-      </w:r>
-    </w:p>
-    <w:p>
-      <w:r>
-        <w:t>________________________________________________________________</w:t>
-      </w:r>
-    </w:p>
-    <w:p>
-      <w:pPr>
-        <w:pStyle w:val="Heading1"/>
-      </w:pPr>
-      <w:r>
-        <w:t>10. Project checkpoint and reflection</w:t>
-      </w:r>
-    </w:p>
-    <w:p>
-      <w:r>
-        <w:t>Connect Authentication and authorisation to Grounded Learning Service, identify a limit and choose the next useful test.</w:t>
-      </w:r>
-    </w:p>
-    <w:p>
-      <w:pPr>
-        <w:spacing w:line="336" w:lineRule="auto" w:after="180"/>
-      </w:pPr>
-      <w:r>
-        <w:rPr>
-          <w:b w:val="0"/>
-        </w:rPr>
-        <w:t xml:space="preserve">Add a labelled </w:t>
-      </w:r>
-      <w:r>
-        <w:rPr>
-          <w:b/>
-        </w:rPr>
-        <w:t>authentication</w:t>
-      </w:r>
-      <w:r>
-        <w:rPr>
-          <w:b w:val="0"/>
-        </w:rPr>
-        <w:t xml:space="preserve"> and </w:t>
-      </w:r>
-      <w:r>
-        <w:rPr>
-          <w:b/>
-        </w:rPr>
-        <w:t>authorisation</w:t>
-      </w:r>
-      <w:r>
-        <w:rPr>
-          <w:b w:val="0"/>
-        </w:rPr>
-        <w:t xml:space="preserve"> </w:t>
-      </w:r>
-      <w:r>
-        <w:rPr>
-          <w:b/>
-        </w:rPr>
-        <w:t>evidence</w:t>
-      </w:r>
-      <w:r>
-        <w:rPr>
-          <w:b w:val="0"/>
-        </w:rPr>
-        <w:t xml:space="preserve"> sheet to Grounded Learning Service. Show how you can explain the </w:t>
-      </w:r>
-      <w:r>
-        <w:rPr>
-          <w:b/>
-        </w:rPr>
-        <w:t>mechanism</w:t>
-      </w:r>
-      <w:r>
-        <w:rPr>
-          <w:b w:val="0"/>
-        </w:rPr>
-        <w:t xml:space="preserve"> and terminology of </w:t>
-      </w:r>
-      <w:r>
-        <w:rPr>
-          <w:b/>
-        </w:rPr>
-        <w:t>authentication</w:t>
-      </w:r>
-      <w:r>
-        <w:rPr>
-          <w:b w:val="0"/>
-        </w:rPr>
-        <w:t xml:space="preserve"> and </w:t>
-      </w:r>
-      <w:r>
-        <w:rPr>
-          <w:b/>
-        </w:rPr>
-        <w:t>authorisation</w:t>
-      </w:r>
-      <w:r>
-        <w:rPr>
-          <w:b w:val="0"/>
-        </w:rPr>
-        <w:t>.</w:t>
-      </w:r>
-    </w:p>
-    <w:p>
-      <w:pPr>
-        <w:spacing w:line="336" w:lineRule="auto" w:after="180"/>
-      </w:pPr>
-      <w:r>
-        <w:rPr>
-          <w:b w:val="0"/>
-        </w:rPr>
-        <w:t xml:space="preserve">Use the supplied fictional case and keep its </w:t>
-      </w:r>
-      <w:r>
-        <w:rPr>
-          <w:b/>
-        </w:rPr>
-        <w:t>input</w:t>
-      </w:r>
-      <w:r>
-        <w:rPr>
-          <w:b w:val="0"/>
-        </w:rPr>
-        <w:t xml:space="preserve">s, intermediate steps, calculation or </w:t>
-      </w:r>
-      <w:r>
-        <w:rPr>
-          <w:b/>
-        </w:rPr>
-        <w:t>prediction</w:t>
-      </w:r>
-      <w:r>
-        <w:rPr>
-          <w:b w:val="0"/>
-        </w:rPr>
-        <w:t>, and limitation. Connect this record to last week’s record; a matching answer without a trace is insufficient.</w:t>
-      </w:r>
-    </w:p>
-    <w:p>
-      <w:pPr>
-        <w:pStyle w:val="Heading3"/>
-      </w:pPr>
-      <w:r>
-        <w:t>My project change, supporting evidence and remaining limit</w:t>
-      </w:r>
-    </w:p>
-    <w:p>
-      <w:r>
-        <w:t>________________________________________________________________</w:t>
-      </w:r>
-    </w:p>
-    <w:p>
-      <w:r>
-        <w:t>________________________________________________________________</w:t>
-      </w:r>
-    </w:p>
-    <w:p>
-      <w:r>
-        <w:t>________________________________________________________________</w:t>
-      </w:r>
-    </w:p>
-    <w:p>
-      <w:r>
-        <w:t>________________________________________________________________</w:t>
-      </w:r>
-    </w:p>
-    <w:p>
-      <w:r>
-        <w:t>________________________________________________________________</w:t>
-      </w:r>
-    </w:p>
-    <w:p>
-      <w:r>
-        <w:t>________________________________________________________________</w:t>
-      </w:r>
-    </w:p>
-    <w:p>
-      <w:pPr>
-        <w:pStyle w:val="Heading1"/>
-      </w:pPr>
-      <w:r>
-        <w:t>11. Feedback, return check and learning record</w:t>
-      </w:r>
-    </w:p>
-    <w:p>
-      <w:r>
-        <w:t>Record the first repaired step and a different case to revisit after a delay.</w:t>
+        <w:t>11. Feedback · Repair and return</w:t>
+      </w:r>
+    </w:p>
+    <w:p>
+      <w:r>
+        <w:t>Keep this task’s inputs,rule and response together.</w:t>
+      </w:r>
+    </w:p>
+    <w:p>
+      <w:pPr>
+        <w:pStyle w:val="Heading2"/>
+      </w:pPr>
+      <w:r>
+        <w:t>Complete task and evidence</w:t>
       </w:r>
     </w:p>
     <w:tbl>
@@ -1233,12 +801,9 @@
     </w:tbl>
     <w:p>
       <w:pPr>
-        <w:spacing w:line="336" w:lineRule="auto" w:after="180"/>
-      </w:pPr>
-      <w:r>
-        <w:rPr>
-          <w:b w:val="0"/>
-        </w:rPr>
+        <w:pStyle w:val="ListBullet"/>
+      </w:pPr>
+      <w:r>
         <w:t>Revisit this idea with your teacher after a delay. Familiarity is different from explaining and using it on a changed case.</w:t>
       </w:r>
     </w:p>
@@ -1247,33 +812,321 @@
         <w:pStyle w:val="Heading1"/>
       </w:pPr>
       <w:r>
-        <w:t>12. Pictorial case practice: Authentication and authorisation</w:t>
-      </w:r>
-    </w:p>
-    <w:p>
-      <w:r>
-        <w:t>A verified reader cannot edit. Jo logs in as a verified museum volunteer and asks to edit card C. Explain the labelled step before checking the changed condition.</w:t>
-      </w:r>
-    </w:p>
-    <w:p>
-      <w:pPr>
-        <w:spacing w:line="336" w:lineRule="auto" w:after="180"/>
-      </w:pPr>
-      <w:r>
-        <w:rPr>
-          <w:b w:val="0"/>
-        </w:rPr>
+        <w:t>Reference bank and extra practice</w:t>
+      </w:r>
+    </w:p>
+    <w:p>
+      <w:pPr>
+        <w:pStyle w:val="Heading1"/>
+      </w:pPr>
+      <w:r>
+        <w:t>02. Reference · Supported W2 record</w:t>
+      </w:r>
+    </w:p>
+    <w:p>
+      <w:r>
+        <w:t>Keep this task’s inputs,rule and response together.</w:t>
+      </w:r>
+    </w:p>
+    <w:p>
+      <w:pPr>
+        <w:pStyle w:val="Heading2"/>
+      </w:pPr>
+      <w:r>
+        <w:t>Complete task and evidence</w:t>
+      </w:r>
+    </w:p>
+    <w:p>
+      <w:pPr>
+        <w:pStyle w:val="ListBullet"/>
+      </w:pPr>
+      <w:r>
+        <w:t>Use W2: Trace the worked case for Authentication and authorisation. Record the answer once; the lesson and workbook refer to the same attempt.</w:t>
+      </w:r>
+    </w:p>
+    <w:tbl>
+      <w:tblPr>
+        <w:tblStyle w:val="LightShading-Accent1"/>
+        <w:tblW w:type="auto" w:w="0"/>
+        <w:tblLook w:firstColumn="1" w:firstRow="1" w:lastColumn="0" w:lastRow="0" w:noHBand="0" w:noVBand="1" w:val="04A0"/>
+      </w:tblPr>
+      <w:tblGrid>
+        <w:gridCol w:w="2556"/>
+        <w:gridCol w:w="2556"/>
+        <w:gridCol w:w="2556"/>
+        <w:gridCol w:w="2556"/>
+      </w:tblGrid>
+      <w:tr>
+        <w:trPr>
+          <w:tblHeader/>
+        </w:trPr>
+        <w:tc>
+          <w:tcPr>
+            <w:tcW w:type="dxa" w:w="2556"/>
+          </w:tcPr>
+          <w:p>
+            <w:r>
+              <w:t>Given inputs</w:t>
+            </w:r>
+          </w:p>
+        </w:tc>
+        <w:tc>
+          <w:tcPr>
+            <w:tcW w:type="dxa" w:w="2556"/>
+          </w:tcPr>
+          <w:p>
+            <w:r>
+              <w:t>Procedure I chose</w:t>
+            </w:r>
+          </w:p>
+        </w:tc>
+        <w:tc>
+          <w:tcPr>
+            <w:tcW w:type="dxa" w:w="2556"/>
+          </w:tcPr>
+          <w:p>
+            <w:r>
+              <w:t>Middle steps</w:t>
+            </w:r>
+          </w:p>
+        </w:tc>
+        <w:tc>
+          <w:tcPr>
+            <w:tcW w:type="dxa" w:w="2556"/>
+          </w:tcPr>
+          <w:p>
+            <w:r>
+              <w:t>Result and check</w:t>
+            </w:r>
+          </w:p>
+        </w:tc>
+      </w:tr>
+      <w:tr>
+        <w:tc>
+          <w:tcPr>
+            <w:tcW w:type="dxa" w:w="2556"/>
+          </w:tcPr>
+          <w:p>
+            <w:r/>
+          </w:p>
+        </w:tc>
+        <w:tc>
+          <w:tcPr>
+            <w:tcW w:type="dxa" w:w="2556"/>
+          </w:tcPr>
+          <w:p>
+            <w:r/>
+          </w:p>
+        </w:tc>
+        <w:tc>
+          <w:tcPr>
+            <w:tcW w:type="dxa" w:w="2556"/>
+          </w:tcPr>
+          <w:p>
+            <w:r/>
+          </w:p>
+        </w:tc>
+        <w:tc>
+          <w:tcPr>
+            <w:tcW w:type="dxa" w:w="2556"/>
+          </w:tcPr>
+          <w:p>
+            <w:r/>
+          </w:p>
+        </w:tc>
+      </w:tr>
+    </w:tbl>
+    <w:p>
+      <w:pPr>
+        <w:pStyle w:val="Heading3"/>
+      </w:pPr>
+      <w:r>
+        <w:t>The step I completed without help, and the hint I needed</w:t>
+      </w:r>
+    </w:p>
+    <w:p>
+      <w:r>
+        <w:t>________________________________________________________________</w:t>
+      </w:r>
+    </w:p>
+    <w:p>
+      <w:r>
+        <w:t>________________________________________________________________</w:t>
+      </w:r>
+    </w:p>
+    <w:p>
+      <w:r>
+        <w:t>________________________________________________________________</w:t>
+      </w:r>
+    </w:p>
+    <w:p>
+      <w:pPr>
+        <w:pStyle w:val="Heading1"/>
+      </w:pPr>
+      <w:r>
+        <w:t>03. Extra practice · Individual reasoning check</w:t>
+      </w:r>
+    </w:p>
+    <w:p>
+      <w:r>
+        <w:t>Keep this task’s inputs,rule and response together.</w:t>
+      </w:r>
+    </w:p>
+    <w:p>
+      <w:pPr>
+        <w:pStyle w:val="Heading2"/>
+      </w:pPr>
+      <w:r>
+        <w:t>Complete task and evidence</w:t>
+      </w:r>
+    </w:p>
+    <w:p>
+      <w:pPr>
+        <w:pStyle w:val="ListBullet"/>
+      </w:pPr>
+      <w:r>
+        <w:t>Use the worked case for Authentication and authorisation. Proposed explanation: “The worked result establishes every future case”. Decide whether this explanation is supported. Point to the step or supplied fact that decides; explain your repair if needed.</w:t>
+      </w:r>
+    </w:p>
+    <w:p>
+      <w:pPr>
+        <w:pStyle w:val="Heading3"/>
+      </w:pPr>
+      <w:r>
+        <w:t>My explanation before partner discussion</w:t>
+      </w:r>
+    </w:p>
+    <w:p>
+      <w:r>
+        <w:t>________________________________________________________________</w:t>
+      </w:r>
+    </w:p>
+    <w:p>
+      <w:r>
+        <w:t>________________________________________________________________</w:t>
+      </w:r>
+    </w:p>
+    <w:p>
+      <w:r>
+        <w:t>________________________________________________________________</w:t>
+      </w:r>
+    </w:p>
+    <w:p>
+      <w:r>
+        <w:t>________________________________________________________________</w:t>
+      </w:r>
+    </w:p>
+    <w:p>
+      <w:pPr>
+        <w:pStyle w:val="Heading1"/>
+      </w:pPr>
+      <w:r>
+        <w:t>08. Reference · Earlier W4 response copy</w:t>
+      </w:r>
+    </w:p>
+    <w:p>
+      <w:r>
+        <w:t>Keep this task’s inputs,rule and response together.</w:t>
+      </w:r>
+    </w:p>
+    <w:p>
+      <w:pPr>
+        <w:pStyle w:val="Heading2"/>
+      </w:pPr>
+      <w:r>
+        <w:t>Complete task and evidence</w:t>
+      </w:r>
+    </w:p>
+    <w:p>
+      <w:pPr>
+        <w:pStyle w:val="ListBullet"/>
+      </w:pPr>
+      <w:r>
+        <w:t>Actor roles are none, student, teacher; target is teacher guide. Decide each under the policy.</w:t>
+      </w:r>
+    </w:p>
+    <w:p>
+      <w:pPr>
+        <w:pStyle w:val="Heading3"/>
+      </w:pPr>
+      <w:r>
+        <w:t>My reasoning and evidence</w:t>
+      </w:r>
+    </w:p>
+    <w:p>
+      <w:r>
+        <w:t>________________________________________________________________</w:t>
+      </w:r>
+    </w:p>
+    <w:p>
+      <w:r>
+        <w:t>________________________________________________________________</w:t>
+      </w:r>
+    </w:p>
+    <w:p>
+      <w:r>
+        <w:t>________________________________________________________________</w:t>
+      </w:r>
+    </w:p>
+    <w:p>
+      <w:r>
+        <w:t>________________________________________________________________</w:t>
+      </w:r>
+    </w:p>
+    <w:p>
+      <w:r>
+        <w:t>________________________________________________________________</w:t>
+      </w:r>
+    </w:p>
+    <w:p>
+      <w:r>
+        <w:t>________________________________________________________________</w:t>
+      </w:r>
+    </w:p>
+    <w:p>
+      <w:r>
+        <w:t>________________________________________________________________</w:t>
+      </w:r>
+    </w:p>
+    <w:p>
+      <w:r>
+        <w:t>________________________________________________________________</w:t>
+      </w:r>
+    </w:p>
+    <w:p>
+      <w:pPr>
+        <w:pStyle w:val="Heading1"/>
+      </w:pPr>
+      <w:r>
+        <w:t>12. Extra practice · Pictured case</w:t>
+      </w:r>
+    </w:p>
+    <w:p>
+      <w:r>
+        <w:t>Keep this task’s inputs,rule and response together.</w:t>
+      </w:r>
+    </w:p>
+    <w:p>
+      <w:pPr>
+        <w:pStyle w:val="Heading2"/>
+      </w:pPr>
+      <w:r>
+        <w:t>Complete task and evidence</w:t>
+      </w:r>
+    </w:p>
+    <w:p>
+      <w:pPr>
+        <w:pStyle w:val="ListBullet"/>
+      </w:pPr>
+      <w:r>
         <w:t>A verified reader cannot edit. Jo logs in as a verified museum volunteer and asks to edit card C.</w:t>
       </w:r>
     </w:p>
     <w:p>
       <w:pPr>
-        <w:spacing w:line="336" w:lineRule="auto" w:after="180"/>
-      </w:pPr>
-      <w:r>
-        <w:rPr>
-          <w:b w:val="0"/>
-        </w:rPr>
+        <w:pStyle w:val="ListBullet"/>
+      </w:pPr>
+      <w:r>
         <w:t>Trusted policy grants volunteers read access to C; only curators may edit it.</w:t>
       </w:r>
     </w:p>
@@ -1315,26 +1168,10 @@
     </w:p>
     <w:p>
       <w:pPr>
-        <w:spacing w:line="336" w:lineRule="auto" w:after="180"/>
-        <w:shd w:fill="F5F1FB"/>
-      </w:pPr>
-      <w:r>
-        <w:rPr>
-          <w:b w:val="0"/>
-        </w:rPr>
-        <w:t xml:space="preserve">Explain why Jo’s valid volunteer login does not permit editing C. Which </w:t>
-      </w:r>
-      <w:r>
-        <w:rPr>
-          <w:b/>
-        </w:rPr>
-        <w:t>trusted role</w:t>
-      </w:r>
-      <w:r>
-        <w:rPr>
-          <w:b w:val="0"/>
-        </w:rPr>
-        <w:t xml:space="preserve"> change allows the action, and why is a role written in the request insufficient?</w:t>
+        <w:pStyle w:val="ListBullet"/>
+      </w:pPr>
+      <w:r>
+        <w:t>Explain why Jo’s valid volunteer login does not permit editing C. Which trusted role change allows the action, and why is a role written in the request insufficient?</w:t>
       </w:r>
     </w:p>
     <w:p>
@@ -1377,57 +1214,18 @@
     </w:p>
     <w:p>
       <w:pPr>
-        <w:pStyle w:val="Heading3"/>
-      </w:pPr>
-      <w:r>
-        <w:t>Record the help used</w:t>
-      </w:r>
-    </w:p>
-    <w:p>
-      <w:pPr>
-        <w:spacing w:line="336" w:lineRule="auto" w:after="180"/>
-        <w:shd w:fill="F1F6F8"/>
-      </w:pPr>
-      <w:r>
-        <w:rPr>
-          <w:b w:val="0"/>
-        </w:rPr>
-        <w:t xml:space="preserve">Support used: alone / hint / worked example. This record is practice </w:t>
-      </w:r>
-      <w:r>
-        <w:rPr>
-          <w:b/>
-        </w:rPr>
-        <w:t>evidence</w:t>
-      </w:r>
-      <w:r>
-        <w:rPr>
-          <w:b w:val="0"/>
-        </w:rPr>
-        <w:t>.</w:t>
-      </w:r>
-    </w:p>
-    <w:p>
-      <w:pPr>
-        <w:spacing w:line="336" w:lineRule="auto" w:after="180"/>
-      </w:pPr>
-      <w:r>
-        <w:rPr>
-          <w:b w:val="0"/>
-        </w:rPr>
-        <w:t xml:space="preserve">Project connection: For the Grounded Learning Service, retain an annotated trace and the changed-case result. Name the contract or </w:t>
-      </w:r>
-      <w:r>
-        <w:rPr>
-          <w:b/>
-        </w:rPr>
-        <w:t>evidence</w:t>
-      </w:r>
-      <w:r>
-        <w:rPr>
-          <w:b w:val="0"/>
-        </w:rPr>
-        <w:t xml:space="preserve"> that makes the deciding step valid, so another team can review it.</w:t>
+        <w:pStyle w:val="ListBullet"/>
+      </w:pPr>
+      <w:r>
+        <w:t>Support used: alone / hint / worked example. This record is practice evidence.</w:t>
+      </w:r>
+    </w:p>
+    <w:p>
+      <w:pPr>
+        <w:pStyle w:val="ListBullet"/>
+      </w:pPr>
+      <w:r>
+        <w:t>Project connection: For the Grounded Learning Service, retain an annotated trace and the changed-case result. Name the contract or evidence that makes the deciding step valid, so another team can review it.</w:t>
       </w:r>
     </w:p>
     <w:p>
@@ -1435,69 +1233,44 @@
         <w:pStyle w:val="Heading1"/>
       </w:pPr>
       <w:r>
-        <w:t>13. Project portfolio milestone</w:t>
-      </w:r>
-    </w:p>
-    <w:p>
-      <w:r>
-        <w:t>Keep this week’s input, deciding step, result and limit together in the Grounded Learning Service record.</w:t>
-      </w:r>
-    </w:p>
-    <w:p>
-      <w:pPr>
-        <w:spacing w:line="336" w:lineRule="auto" w:after="180"/>
-      </w:pPr>
-      <w:r>
-        <w:rPr>
-          <w:b w:val="0"/>
-        </w:rPr>
+        <w:t>13. Reference · Project milestone</w:t>
+      </w:r>
+    </w:p>
+    <w:p>
+      <w:r>
+        <w:t>Keep this task’s inputs,rule and response together.</w:t>
+      </w:r>
+    </w:p>
+    <w:p>
+      <w:pPr>
+        <w:pStyle w:val="Heading2"/>
+      </w:pPr>
+      <w:r>
+        <w:t>Complete task and evidence</w:t>
+      </w:r>
+    </w:p>
+    <w:p>
+      <w:pPr>
+        <w:pStyle w:val="ListBullet"/>
+      </w:pPr>
+      <w:r>
         <w:t>Project: Grounded Learning Service</w:t>
       </w:r>
     </w:p>
     <w:p>
       <w:pPr>
-        <w:spacing w:line="336" w:lineRule="auto" w:after="180"/>
-      </w:pPr>
-      <w:r>
-        <w:rPr>
-          <w:b w:val="0"/>
-        </w:rPr>
-        <w:t xml:space="preserve">Current milestone: Frame the need. Name the user, the problem, allowed </w:t>
-      </w:r>
-      <w:r>
-        <w:rPr>
-          <w:b/>
-        </w:rPr>
-        <w:t>input</w:t>
-      </w:r>
-      <w:r>
-        <w:rPr>
-          <w:b w:val="0"/>
-        </w:rPr>
-        <w:t>s and a safe simple starting method.</w:t>
-      </w:r>
-    </w:p>
-    <w:p>
-      <w:pPr>
-        <w:spacing w:line="336" w:lineRule="auto" w:after="180"/>
-      </w:pPr>
-      <w:r>
-        <w:rPr>
-          <w:b w:val="0"/>
-        </w:rPr>
-        <w:t xml:space="preserve">For the Grounded Learning Service, retain an annotated trace and the changed-case result. Name the contract or </w:t>
-      </w:r>
-      <w:r>
-        <w:rPr>
-          <w:b/>
-        </w:rPr>
-        <w:t>evidence</w:t>
-      </w:r>
-      <w:r>
-        <w:rPr>
-          <w:b w:val="0"/>
-        </w:rPr>
-        <w:t xml:space="preserve"> that makes the deciding step valid, so another team can review it.</w:t>
+        <w:pStyle w:val="ListBullet"/>
+      </w:pPr>
+      <w:r>
+        <w:t>Current milestone: Frame the need. Name the user, the problem, allowed inputs and a safe simple starting method.</w:t>
+      </w:r>
+    </w:p>
+    <w:p>
+      <w:pPr>
+        <w:pStyle w:val="ListBullet"/>
+      </w:pPr>
+      <w:r>
+        <w:t>For the Grounded Learning Service, retain an annotated trace and the changed-case result. Name the contract or evidence that makes the deciding step valid, so another team can review it.</w:t>
       </w:r>
     </w:p>
     <w:tbl>
@@ -1654,12 +1427,498 @@
         <w:pStyle w:val="Heading1"/>
       </w:pPr>
       <w:r>
-        <w:t>14. Supported practice and learning evidence</w:t>
-      </w:r>
-    </w:p>
-    <w:p>
-      <w:r>
-        <w:t>Try the supported questions before comparing with hints and feedback. Record what you repaired and the evidence you retained.</w:t>
+        <w:t>14. Extra practice · Predict,check and repair</w:t>
+      </w:r>
+    </w:p>
+    <w:p>
+      <w:r>
+        <w:t>Keep supported feedback separate from the independent case.</w:t>
+      </w:r>
+    </w:p>
+    <w:p>
+      <w:pPr>
+        <w:pStyle w:val="Heading2"/>
+      </w:pPr>
+      <w:r>
+        <w:t>First supported question and optional hint</w:t>
+      </w:r>
+    </w:p>
+    <w:p>
+      <w:pPr>
+        <w:pStyle w:val="ListBullet"/>
+      </w:pPr>
+      <w:r>
+        <w:t>A verified reader cannot edit. Jo logs in as a verified museum volunteer and asks to edit card C.</w:t>
+      </w:r>
+    </w:p>
+    <w:p>
+      <w:pPr>
+        <w:pStyle w:val="Heading3"/>
+      </w:pPr>
+      <w:r>
+        <w:t>Practice 1: explain the deciding evidence</w:t>
+      </w:r>
+    </w:p>
+    <w:p>
+      <w:pPr>
+        <w:pStyle w:val="ListBullet"/>
+      </w:pPr>
+      <w:r>
+        <w:t>Which labelled step matches this detail? Keep C unchanged; the authenticated volunteer lacks this permission.</w:t>
+      </w:r>
+    </w:p>
+    <w:p>
+      <w:pPr>
+        <w:pStyle w:val="ListBullet"/>
+      </w:pPr>
+      <w:r>
+        <w:t>1. Check the action</w:t>
+      </w:r>
+    </w:p>
+    <w:p>
+      <w:pPr>
+        <w:pStyle w:val="ListBullet"/>
+      </w:pPr>
+      <w:r>
+        <w:t>2. Deny the edit</w:t>
+      </w:r>
+    </w:p>
+    <w:p>
+      <w:pPr>
+        <w:pStyle w:val="ListBullet"/>
+      </w:pPr>
+      <w:r>
+        <w:t>3. Identify Jo</w:t>
+      </w:r>
+    </w:p>
+    <w:p>
+      <w:pPr>
+        <w:pStyle w:val="Heading3"/>
+      </w:pPr>
+      <w:r>
+        <w:t>My selected conclusion, deciding fact and explanation</w:t>
+      </w:r>
+    </w:p>
+    <w:p>
+      <w:r>
+        <w:t>________________________________________________________________</w:t>
+      </w:r>
+    </w:p>
+    <w:p>
+      <w:r>
+        <w:t>________________________________________________________________</w:t>
+      </w:r>
+    </w:p>
+    <w:p>
+      <w:r>
+        <w:t>________________________________________________________________</w:t>
+      </w:r>
+    </w:p>
+    <w:p>
+      <w:r>
+        <w:t>________________________________________________________________</w:t>
+      </w:r>
+    </w:p>
+    <w:p>
+      <w:r>
+        <w:t>________________________________________________________________</w:t>
+      </w:r>
+    </w:p>
+    <w:p>
+      <w:pPr>
+        <w:pStyle w:val="ListBullet"/>
+      </w:pPr>
+      <w:r>
+        <w:t>Hint if needed: Read the steps in the pictorial case. Match the supplied detail to the stage that performs or records it.</w:t>
+      </w:r>
+    </w:p>
+    <w:p>
+      <w:pPr>
+        <w:pStyle w:val="Heading2"/>
+      </w:pPr>
+      <w:r>
+        <w:t>Check after the first attempt · reference / check after trying</w:t>
+      </w:r>
+    </w:p>
+    <w:p>
+      <w:pPr>
+        <w:spacing w:line="336" w:lineRule="auto" w:after="180"/>
+      </w:pPr>
+      <w:r>
+        <w:rPr>
+          <w:b w:val="0"/>
+        </w:rPr>
+        <w:t xml:space="preserve">After your attempt, compare with the supported explanation: Deny the edit Keep C unchanged; the authenticated volunteer lacks this permission. </w:t>
+      </w:r>
+      <w:r>
+        <w:rPr>
+          <w:b/>
+        </w:rPr>
+        <w:t>Authentication</w:t>
+      </w:r>
+      <w:r>
+        <w:rPr>
+          <w:b w:val="0"/>
+        </w:rPr>
+        <w:t xml:space="preserve"> establishes identity.</w:t>
+      </w:r>
+    </w:p>
+    <w:p>
+      <w:pPr>
+        <w:spacing w:line="336" w:lineRule="auto" w:after="180"/>
+      </w:pPr>
+      <w:r>
+        <w:rPr>
+          <w:b/>
+        </w:rPr>
+        <w:t>Authorisation</w:t>
+      </w:r>
+      <w:r>
+        <w:rPr>
+          <w:b w:val="0"/>
+        </w:rPr>
+        <w:t xml:space="preserve"> compares that identity with the requested action and resource.</w:t>
+      </w:r>
+    </w:p>
+    <w:p>
+      <w:pPr>
+        <w:pStyle w:val="Heading2"/>
+      </w:pPr>
+      <w:r>
+        <w:t>Changed-case question and optional hint</w:t>
+      </w:r>
+    </w:p>
+    <w:p>
+      <w:pPr>
+        <w:pStyle w:val="Heading3"/>
+      </w:pPr>
+      <w:r>
+        <w:t>Practice 2: explain the deciding evidence</w:t>
+      </w:r>
+    </w:p>
+    <w:p>
+      <w:pPr>
+        <w:pStyle w:val="ListBullet"/>
+      </w:pPr>
+      <w:r>
+        <w:t>Changed-case practice: Use a verified curator permitted to edit C. Which conclusion is supported by the supplied facts?</w:t>
+      </w:r>
+    </w:p>
+    <w:p>
+      <w:pPr>
+        <w:pStyle w:val="ListBullet"/>
+      </w:pPr>
+      <w:r>
+        <w:t>1. We can decide the result without examining the changed input or the procedure.</w:t>
+      </w:r>
+    </w:p>
+    <w:p>
+      <w:pPr>
+        <w:pStyle w:val="ListBullet"/>
+      </w:pPr>
+      <w:r>
+        <w:t>2. This one example guarantees correct results for every future input.</w:t>
+      </w:r>
+    </w:p>
+    <w:p>
+      <w:pPr>
+        <w:pStyle w:val="ListBullet"/>
+      </w:pPr>
+      <w:r>
+        <w:t>3. The authorisation gate allows the edit, subject to other declared checks.</w:t>
+      </w:r>
+    </w:p>
+    <w:p>
+      <w:pPr>
+        <w:pStyle w:val="Heading3"/>
+      </w:pPr>
+      <w:r>
+        <w:t>My selected conclusion, deciding fact and explanation</w:t>
+      </w:r>
+    </w:p>
+    <w:p>
+      <w:r>
+        <w:t>________________________________________________________________</w:t>
+      </w:r>
+    </w:p>
+    <w:p>
+      <w:r>
+        <w:t>________________________________________________________________</w:t>
+      </w:r>
+    </w:p>
+    <w:p>
+      <w:r>
+        <w:t>________________________________________________________________</w:t>
+      </w:r>
+    </w:p>
+    <w:p>
+      <w:r>
+        <w:t>________________________________________________________________</w:t>
+      </w:r>
+    </w:p>
+    <w:p>
+      <w:r>
+        <w:t>________________________________________________________________</w:t>
+      </w:r>
+    </w:p>
+    <w:p>
+      <w:pPr>
+        <w:pStyle w:val="ListBullet"/>
+      </w:pPr>
+      <w:r>
+        <w:t>Hint if needed: Use the changed condition and the deciding step in the pictorial trace. The answer must say what follows from those facts.</w:t>
+      </w:r>
+    </w:p>
+    <w:p>
+      <w:pPr>
+        <w:pStyle w:val="Heading2"/>
+      </w:pPr>
+      <w:r>
+        <w:t>Check after the changed attempt · reference / check after trying</w:t>
+      </w:r>
+    </w:p>
+    <w:p>
+      <w:pPr>
+        <w:spacing w:line="336" w:lineRule="auto" w:after="180"/>
+      </w:pPr>
+      <w:r>
+        <w:rPr>
+          <w:b w:val="0"/>
+        </w:rPr>
+        <w:t xml:space="preserve">After your attempt, compare with the supported explanation: The </w:t>
+      </w:r>
+      <w:r>
+        <w:rPr>
+          <w:b/>
+        </w:rPr>
+        <w:t>authorisation</w:t>
+      </w:r>
+      <w:r>
+        <w:rPr>
+          <w:b w:val="0"/>
+        </w:rPr>
+        <w:t xml:space="preserve"> gate allows the edit, subject to other declared checks. The </w:t>
+      </w:r>
+      <w:r>
+        <w:rPr>
+          <w:b/>
+        </w:rPr>
+        <w:t>trusted role</w:t>
+      </w:r>
+      <w:r>
+        <w:rPr>
+          <w:b w:val="0"/>
+        </w:rPr>
+        <w:t xml:space="preserve"> now matches this operation and object.</w:t>
+      </w:r>
+    </w:p>
+    <w:p>
+      <w:pPr>
+        <w:pStyle w:val="Heading2"/>
+      </w:pPr>
+      <w:r>
+        <w:t>Repair and retain the record</w:t>
+      </w:r>
+    </w:p>
+    <w:p>
+      <w:pPr>
+        <w:spacing w:line="336" w:lineRule="auto" w:after="180"/>
+      </w:pPr>
+      <w:r>
+        <w:rPr>
+          <w:b w:val="0"/>
+        </w:rPr>
+        <w:t xml:space="preserve">Review Configuration and secrets (ai-6/4). Goal: Explain the </w:t>
+      </w:r>
+      <w:r>
+        <w:rPr>
+          <w:b/>
+        </w:rPr>
+        <w:t>mechanism</w:t>
+      </w:r>
+      <w:r>
+        <w:rPr>
+          <w:b w:val="0"/>
+        </w:rPr>
+        <w:t xml:space="preserve"> and terminology of configuration and secrets. Short practice: Point to the public setting and the protected credential.</w:t>
+      </w:r>
+    </w:p>
+    <w:p>
+      <w:pPr>
+        <w:spacing w:line="336" w:lineRule="auto" w:after="180"/>
+      </w:pPr>
+      <w:r>
+        <w:rPr>
+          <w:b w:val="0"/>
+        </w:rPr>
+        <w:t>What changes when maximum_words becomes 60, and which information must never appear in the startup log?. Return to this week and explain what you changed.</w:t>
+      </w:r>
+    </w:p>
+    <w:p>
+      <w:pPr>
+        <w:spacing w:line="336" w:lineRule="auto" w:after="180"/>
+      </w:pPr>
+      <w:r>
+        <w:rPr>
+          <w:b w:val="0"/>
+        </w:rPr>
+        <w:t xml:space="preserve">Review Architecture and data flow (ai-6/2). Goal: Explain the </w:t>
+      </w:r>
+      <w:r>
+        <w:rPr>
+          <w:b/>
+        </w:rPr>
+        <w:t>mechanism</w:t>
+      </w:r>
+      <w:r>
+        <w:rPr>
+          <w:b w:val="0"/>
+        </w:rPr>
+        <w:t xml:space="preserve"> and terminology of architecture and data flow. Short practice: Label what moves along the library request, retrieval and drafting arrows.</w:t>
+      </w:r>
+    </w:p>
+    <w:p>
+      <w:pPr>
+        <w:spacing w:line="336" w:lineRule="auto" w:after="180"/>
+      </w:pPr>
+      <w:r>
+        <w:rPr>
+          <w:b w:val="0"/>
+        </w:rPr>
+        <w:t>Where does 17:30 come from, and why must the service stop if the retrieval arrow is disconnected?. Return to this week and explain what you changed.</w:t>
+      </w:r>
+    </w:p>
+    <w:p>
+      <w:pPr>
+        <w:spacing w:line="336" w:lineRule="auto" w:after="180"/>
+      </w:pPr>
+      <w:r>
+        <w:rPr>
+          <w:b w:val="0"/>
+        </w:rPr>
+        <w:t xml:space="preserve">The browser lab lets you edit the supported Python examples already included in this lesson. Predict first, run, inspect the actual </w:t>
+      </w:r>
+      <w:r>
+        <w:rPr>
+          <w:b/>
+        </w:rPr>
+        <w:t>output</w:t>
+      </w:r>
+      <w:r>
+        <w:rPr>
+          <w:b w:val="0"/>
+        </w:rPr>
+        <w:t xml:space="preserve"> or error, change one </w:t>
+      </w:r>
+      <w:r>
+        <w:rPr>
+          <w:b/>
+        </w:rPr>
+        <w:t>input</w:t>
+      </w:r>
+      <w:r>
+        <w:rPr>
+          <w:b w:val="0"/>
+        </w:rPr>
+        <w:t>, then run again.</w:t>
+      </w:r>
+    </w:p>
+    <w:p>
+      <w:pPr>
+        <w:spacing w:line="336" w:lineRule="auto" w:after="180"/>
+      </w:pPr>
+      <w:r>
+        <w:rPr>
+          <w:b w:val="0"/>
+        </w:rPr>
+        <w:t xml:space="preserve">Keep code, </w:t>
+      </w:r>
+      <w:r>
+        <w:rPr>
+          <w:b/>
+        </w:rPr>
+        <w:t>prediction</w:t>
+      </w:r>
+      <w:r>
+        <w:rPr>
+          <w:b w:val="0"/>
+        </w:rPr>
+        <w:t>s, actual results and a reasoned revision together. On paper, label your result as a trace rather than an execution.</w:t>
+      </w:r>
+    </w:p>
+    <w:p>
+      <w:pPr>
+        <w:spacing w:line="336" w:lineRule="auto" w:after="180"/>
+      </w:pPr>
+      <w:r>
+        <w:rPr>
+          <w:b w:val="0"/>
+        </w:rPr>
+        <w:t xml:space="preserve">Use Download completed work in the hosted lesson to export your answers, reflections, practice feedback and code-run </w:t>
+      </w:r>
+      <w:r>
+        <w:rPr>
+          <w:b/>
+        </w:rPr>
+        <w:t>evidence</w:t>
+      </w:r>
+      <w:r>
+        <w:rPr>
+          <w:b w:val="0"/>
+        </w:rPr>
+        <w:t>. Open the HTML copy to read or print it.</w:t>
+      </w:r>
+    </w:p>
+    <w:p>
+      <w:pPr>
+        <w:spacing w:line="336" w:lineRule="auto" w:after="180"/>
+      </w:pPr>
+      <w:r>
+        <w:rPr>
+          <w:b w:val="0"/>
+        </w:rPr>
+        <w:t>Drafts stay in this browser when storage is available; clear drafts on a shared device.</w:t>
+      </w:r>
+    </w:p>
+    <w:p>
+      <w:pPr>
+        <w:pStyle w:val="Heading3"/>
+      </w:pPr>
+      <w:r>
+        <w:t>What I repaired, the evidence I kept and the next test</w:t>
+      </w:r>
+    </w:p>
+    <w:p>
+      <w:r>
+        <w:t>________________________________________________________________</w:t>
+      </w:r>
+    </w:p>
+    <w:p>
+      <w:r>
+        <w:t>________________________________________________________________</w:t>
+      </w:r>
+    </w:p>
+    <w:p>
+      <w:r>
+        <w:t>________________________________________________________________</w:t>
+      </w:r>
+    </w:p>
+    <w:p>
+      <w:r>
+        <w:t>________________________________________________________________</w:t>
+      </w:r>
+    </w:p>
+    <w:p>
+      <w:r>
+        <w:t>________________________________________________________________</w:t>
+      </w:r>
+    </w:p>
+    <w:p>
+      <w:pPr>
+        <w:pStyle w:val="Heading2"/>
+      </w:pPr>
+      <w:r>
+        <w:t>Earlier wording, alternatives and picture transcripts · reference / check after trying</w:t>
       </w:r>
     </w:p>
     <w:p>
@@ -1675,68 +1934,10 @@
     </w:p>
     <w:p>
       <w:pPr>
-        <w:spacing w:line="336" w:lineRule="auto" w:after="180"/>
-      </w:pPr>
-      <w:r>
-        <w:rPr>
-          <w:b w:val="0"/>
-        </w:rPr>
-        <w:t>A verified reader cannot edit. Jo logs in as a verified museum volunteer and asks to edit card C.</w:t>
-      </w:r>
-    </w:p>
-    <w:p>
-      <w:pPr>
         <w:pStyle w:val="Heading3"/>
       </w:pPr>
       <w:r>
-        <w:t>Practice 1: explain the deciding evidence</w:t>
-      </w:r>
-    </w:p>
-    <w:p>
-      <w:pPr>
-        <w:spacing w:line="336" w:lineRule="auto" w:after="180"/>
-      </w:pPr>
-      <w:r>
-        <w:rPr>
-          <w:b w:val="0"/>
-        </w:rPr>
-        <w:t>Which labelled step matches this detail? Keep C unchanged; the authenticated volunteer lacks this permission.</w:t>
-      </w:r>
-    </w:p>
-    <w:p>
-      <w:pPr>
-        <w:spacing w:line="336" w:lineRule="auto" w:after="180"/>
-        <w:shd w:fill="F4F9FC"/>
-      </w:pPr>
-      <w:r>
-        <w:rPr>
-          <w:b w:val="0"/>
-        </w:rPr>
-        <w:t>1. Check the action</w:t>
-      </w:r>
-    </w:p>
-    <w:p>
-      <w:pPr>
-        <w:spacing w:line="336" w:lineRule="auto" w:after="180"/>
-        <w:shd w:fill="F4F9FC"/>
-      </w:pPr>
-      <w:r>
-        <w:rPr>
-          <w:b w:val="0"/>
-        </w:rPr>
-        <w:t>2. Deny the edit</w:t>
-      </w:r>
-    </w:p>
-    <w:p>
-      <w:pPr>
-        <w:spacing w:line="336" w:lineRule="auto" w:after="180"/>
-        <w:shd w:fill="F4F9FC"/>
-      </w:pPr>
-      <w:r>
-        <w:rPr>
-          <w:b w:val="0"/>
-        </w:rPr>
-        <w:t>3. Identify Jo</w:t>
+        <w:t>Repair a missing building block</w:t>
       </w:r>
     </w:p>
     <w:p>
@@ -1744,32 +1945,7 @@
         <w:pStyle w:val="Heading3"/>
       </w:pPr>
       <w:r>
-        <w:t>My selected conclusion, deciding fact and explanation</w:t>
-      </w:r>
-    </w:p>
-    <w:p>
-      <w:r>
-        <w:t>________________________________________________________________</w:t>
-      </w:r>
-    </w:p>
-    <w:p>
-      <w:r>
-        <w:t>________________________________________________________________</w:t>
-      </w:r>
-    </w:p>
-    <w:p>
-      <w:r>
-        <w:t>________________________________________________________________</w:t>
-      </w:r>
-    </w:p>
-    <w:p>
-      <w:r>
-        <w:t>________________________________________________________________</w:t>
-      </w:r>
-    </w:p>
-    <w:p>
-      <w:r>
-        <w:t>________________________________________________________________</w:t>
+        <w:t>Predict, run and debug</w:t>
       </w:r>
     </w:p>
     <w:p>
@@ -1777,501 +1953,25 @@
         <w:pStyle w:val="Heading3"/>
       </w:pPr>
       <w:r>
-        <w:t>Hint · try first</w:t>
-      </w:r>
-    </w:p>
-    <w:p>
-      <w:pPr>
-        <w:spacing w:line="336" w:lineRule="auto" w:after="180"/>
-        <w:shd w:fill="F1F6F8"/>
-      </w:pPr>
-      <w:r>
-        <w:rPr>
-          <w:b w:val="0"/>
-        </w:rPr>
-        <w:t>Hint if needed: Read the steps in the pictorial case. Match the supplied detail to the stage that performs or records it.</w:t>
-      </w:r>
-    </w:p>
-    <w:p>
-      <w:pPr>
-        <w:pStyle w:val="Heading3"/>
-      </w:pPr>
-      <w:r>
-        <w:t>Feedback · compare after trying</w:t>
-      </w:r>
-    </w:p>
-    <w:p>
-      <w:pPr>
-        <w:spacing w:line="336" w:lineRule="auto" w:after="180"/>
-        <w:shd w:fill="F1F6FC"/>
-      </w:pPr>
-      <w:r>
-        <w:rPr>
-          <w:b w:val="0"/>
-        </w:rPr>
-        <w:t xml:space="preserve">After your attempt, compare with the supported explanation: Deny the edit Keep C unchanged; the authenticated volunteer lacks this permission. </w:t>
-      </w:r>
-      <w:r>
-        <w:rPr>
-          <w:b/>
-        </w:rPr>
-        <w:t>Authentication</w:t>
-      </w:r>
-      <w:r>
-        <w:rPr>
-          <w:b w:val="0"/>
-        </w:rPr>
-        <w:t xml:space="preserve"> establishes identity.</w:t>
-      </w:r>
-    </w:p>
-    <w:p>
-      <w:pPr>
-        <w:spacing w:line="336" w:lineRule="auto" w:after="180"/>
-        <w:shd w:fill="F1F6FC"/>
-      </w:pPr>
-      <w:r>
-        <w:rPr>
-          <w:b/>
-        </w:rPr>
-        <w:t>Authorisation</w:t>
-      </w:r>
-      <w:r>
-        <w:rPr>
-          <w:b w:val="0"/>
-        </w:rPr>
-        <w:t xml:space="preserve"> compares that identity with the requested action and resource.</w:t>
-      </w:r>
-    </w:p>
-    <w:p>
-      <w:pPr>
-        <w:pStyle w:val="Heading3"/>
-      </w:pPr>
-      <w:r>
-        <w:t>Practice 2: explain the deciding evidence</w:t>
-      </w:r>
-    </w:p>
-    <w:p>
-      <w:pPr>
-        <w:pStyle w:val="Heading3"/>
-      </w:pPr>
-      <w:r>
-        <w:t>Changed case · predict first</w:t>
-      </w:r>
-    </w:p>
-    <w:p>
-      <w:pPr>
-        <w:spacing w:line="336" w:lineRule="auto" w:after="180"/>
-        <w:shd w:fill="F5F1FB"/>
-      </w:pPr>
-      <w:r>
-        <w:rPr>
-          <w:b w:val="0"/>
-        </w:rPr>
-        <w:t>Changed-case practice: Use a verified curator permitted to edit C. Which conclusion is supported by the supplied facts?</w:t>
-      </w:r>
-    </w:p>
-    <w:p>
-      <w:pPr>
-        <w:spacing w:line="336" w:lineRule="auto" w:after="180"/>
-        <w:shd w:fill="F4F9FC"/>
-      </w:pPr>
-      <w:r>
-        <w:rPr>
-          <w:b w:val="0"/>
-        </w:rPr>
-        <w:t xml:space="preserve">1. We can decide the result without examining the changed </w:t>
-      </w:r>
-      <w:r>
-        <w:rPr>
-          <w:b/>
-        </w:rPr>
-        <w:t>input</w:t>
-      </w:r>
-      <w:r>
-        <w:rPr>
-          <w:b w:val="0"/>
-        </w:rPr>
-        <w:t xml:space="preserve"> or the procedure.</w:t>
-      </w:r>
-    </w:p>
-    <w:p>
-      <w:pPr>
-        <w:spacing w:line="336" w:lineRule="auto" w:after="180"/>
-        <w:shd w:fill="F4F9FC"/>
-      </w:pPr>
-      <w:r>
-        <w:rPr>
-          <w:b w:val="0"/>
-        </w:rPr>
-        <w:t xml:space="preserve">2. This one example guarantees correct results for every future </w:t>
-      </w:r>
-      <w:r>
-        <w:rPr>
-          <w:b/>
-        </w:rPr>
-        <w:t>input</w:t>
-      </w:r>
-      <w:r>
-        <w:rPr>
-          <w:b w:val="0"/>
-        </w:rPr>
-        <w:t>.</w:t>
-      </w:r>
-    </w:p>
-    <w:p>
-      <w:pPr>
-        <w:spacing w:line="336" w:lineRule="auto" w:after="180"/>
-        <w:shd w:fill="F4F9FC"/>
-      </w:pPr>
-      <w:r>
-        <w:rPr>
-          <w:b w:val="0"/>
-        </w:rPr>
-        <w:t xml:space="preserve">3. The </w:t>
-      </w:r>
-      <w:r>
-        <w:rPr>
-          <w:b/>
-        </w:rPr>
-        <w:t>authorisation</w:t>
-      </w:r>
-      <w:r>
-        <w:rPr>
-          <w:b w:val="0"/>
-        </w:rPr>
-        <w:t xml:space="preserve"> gate allows the edit, subject to other declared checks.</w:t>
-      </w:r>
-    </w:p>
-    <w:p>
-      <w:pPr>
-        <w:pStyle w:val="Heading3"/>
-      </w:pPr>
-      <w:r>
-        <w:t>My selected conclusion, deciding fact and explanation</w:t>
-      </w:r>
-    </w:p>
-    <w:p>
-      <w:r>
-        <w:t>________________________________________________________________</w:t>
-      </w:r>
-    </w:p>
-    <w:p>
-      <w:r>
-        <w:t>________________________________________________________________</w:t>
-      </w:r>
-    </w:p>
-    <w:p>
-      <w:r>
-        <w:t>________________________________________________________________</w:t>
-      </w:r>
-    </w:p>
-    <w:p>
-      <w:r>
-        <w:t>________________________________________________________________</w:t>
-      </w:r>
-    </w:p>
-    <w:p>
-      <w:r>
-        <w:t>________________________________________________________________</w:t>
-      </w:r>
-    </w:p>
-    <w:p>
-      <w:pPr>
-        <w:pStyle w:val="Heading3"/>
-      </w:pPr>
-      <w:r>
-        <w:t>Hint · try first</w:t>
-      </w:r>
-    </w:p>
-    <w:p>
-      <w:pPr>
-        <w:spacing w:line="336" w:lineRule="auto" w:after="180"/>
-        <w:shd w:fill="F1F6F8"/>
-      </w:pPr>
-      <w:r>
-        <w:rPr>
-          <w:b w:val="0"/>
-        </w:rPr>
-        <w:t>Hint if needed: Use the changed condition and the deciding step in the pictorial trace. The answer must say what follows from those facts.</w:t>
-      </w:r>
-    </w:p>
-    <w:p>
-      <w:pPr>
-        <w:pStyle w:val="Heading3"/>
-      </w:pPr>
-      <w:r>
-        <w:t>Feedback · compare after trying</w:t>
-      </w:r>
-    </w:p>
-    <w:p>
-      <w:pPr>
-        <w:spacing w:line="336" w:lineRule="auto" w:after="180"/>
-        <w:shd w:fill="F1F6FC"/>
-      </w:pPr>
-      <w:r>
-        <w:rPr>
-          <w:b w:val="0"/>
-        </w:rPr>
-        <w:t xml:space="preserve">After your attempt, compare with the supported explanation: The </w:t>
-      </w:r>
-      <w:r>
-        <w:rPr>
-          <w:b/>
-        </w:rPr>
-        <w:t>authorisation</w:t>
-      </w:r>
-      <w:r>
-        <w:rPr>
-          <w:b w:val="0"/>
-        </w:rPr>
-        <w:t xml:space="preserve"> gate allows the edit, subject to other declared checks. The </w:t>
-      </w:r>
-      <w:r>
-        <w:rPr>
-          <w:b/>
-        </w:rPr>
-        <w:t>trusted role</w:t>
-      </w:r>
-      <w:r>
-        <w:rPr>
-          <w:b w:val="0"/>
-        </w:rPr>
-        <w:t xml:space="preserve"> now matches this operation and object.</w:t>
-      </w:r>
-    </w:p>
-    <w:p>
-      <w:pPr>
-        <w:pStyle w:val="Heading3"/>
-      </w:pPr>
-      <w:r>
-        <w:t>Repair a missing building block</w:t>
-      </w:r>
-    </w:p>
-    <w:p>
-      <w:pPr>
-        <w:spacing w:line="336" w:lineRule="auto" w:after="180"/>
-      </w:pPr>
-      <w:r>
-        <w:rPr>
-          <w:b w:val="0"/>
-        </w:rPr>
-        <w:t xml:space="preserve">Review Configuration and secrets (ai-6/4). Goal: Explain the </w:t>
-      </w:r>
-      <w:r>
-        <w:rPr>
-          <w:b/>
-        </w:rPr>
-        <w:t>mechanism</w:t>
-      </w:r>
-      <w:r>
-        <w:rPr>
-          <w:b w:val="0"/>
-        </w:rPr>
-        <w:t xml:space="preserve"> and terminology of configuration and secrets. Short practice: Point to the public setting and the protected credential.</w:t>
-      </w:r>
-    </w:p>
-    <w:p>
-      <w:pPr>
-        <w:spacing w:line="336" w:lineRule="auto" w:after="180"/>
-      </w:pPr>
-      <w:r>
-        <w:rPr>
-          <w:b w:val="0"/>
-        </w:rPr>
-        <w:t>What changes when maximum_words becomes 60, and which information must never appear in the startup log?. Return to this week and explain what you changed.</w:t>
-      </w:r>
-    </w:p>
-    <w:p>
-      <w:pPr>
-        <w:spacing w:line="336" w:lineRule="auto" w:after="180"/>
-      </w:pPr>
-      <w:r>
-        <w:rPr>
-          <w:b w:val="0"/>
-        </w:rPr>
-        <w:t xml:space="preserve">Review Architecture and data flow (ai-6/2). Goal: Explain the </w:t>
-      </w:r>
-      <w:r>
-        <w:rPr>
-          <w:b/>
-        </w:rPr>
-        <w:t>mechanism</w:t>
-      </w:r>
-      <w:r>
-        <w:rPr>
-          <w:b w:val="0"/>
-        </w:rPr>
-        <w:t xml:space="preserve"> and terminology of architecture and data flow. Short practice: Label what moves along the library request, retrieval and drafting arrows.</w:t>
-      </w:r>
-    </w:p>
-    <w:p>
-      <w:pPr>
-        <w:spacing w:line="336" w:lineRule="auto" w:after="180"/>
-      </w:pPr>
-      <w:r>
-        <w:rPr>
-          <w:b w:val="0"/>
-        </w:rPr>
-        <w:t>Where does 17:30 come from, and why must the service stop if the retrieval arrow is disconnected?. Return to this week and explain what you changed.</w:t>
-      </w:r>
-    </w:p>
-    <w:p>
-      <w:pPr>
-        <w:pStyle w:val="Heading3"/>
-      </w:pPr>
-      <w:r>
-        <w:t>Predict, run and debug</w:t>
-      </w:r>
-    </w:p>
-    <w:p>
-      <w:pPr>
-        <w:spacing w:line="336" w:lineRule="auto" w:after="180"/>
-      </w:pPr>
-      <w:r>
-        <w:rPr>
-          <w:b w:val="0"/>
-        </w:rPr>
-        <w:t xml:space="preserve">The browser lab lets you edit the supported Python examples already included in this lesson. Predict first, run, inspect the actual </w:t>
-      </w:r>
-      <w:r>
-        <w:rPr>
-          <w:b/>
-        </w:rPr>
-        <w:t>output</w:t>
-      </w:r>
-      <w:r>
-        <w:rPr>
-          <w:b w:val="0"/>
-        </w:rPr>
-        <w:t xml:space="preserve"> or error, change one </w:t>
-      </w:r>
-      <w:r>
-        <w:rPr>
-          <w:b/>
-        </w:rPr>
-        <w:t>input</w:t>
-      </w:r>
-      <w:r>
-        <w:rPr>
-          <w:b w:val="0"/>
-        </w:rPr>
-        <w:t>, then run again.</w:t>
-      </w:r>
-    </w:p>
-    <w:p>
-      <w:pPr>
-        <w:spacing w:line="336" w:lineRule="auto" w:after="180"/>
-      </w:pPr>
-      <w:r>
-        <w:rPr>
-          <w:b w:val="0"/>
-        </w:rPr>
-        <w:t xml:space="preserve">Keep code, </w:t>
-      </w:r>
-      <w:r>
-        <w:rPr>
-          <w:b/>
-        </w:rPr>
-        <w:t>prediction</w:t>
-      </w:r>
-      <w:r>
-        <w:rPr>
-          <w:b w:val="0"/>
-        </w:rPr>
-        <w:t>s, actual results and a reasoned revision together. On paper, label your result as a trace rather than an execution.</w:t>
-      </w:r>
-    </w:p>
-    <w:p>
-      <w:pPr>
-        <w:pStyle w:val="Heading3"/>
-      </w:pPr>
-      <w:r>
         <w:t>Keep your completed work</w:t>
       </w:r>
     </w:p>
     <w:p>
       <w:pPr>
-        <w:spacing w:line="336" w:lineRule="auto" w:after="180"/>
-      </w:pPr>
-      <w:r>
-        <w:rPr>
-          <w:b w:val="0"/>
-        </w:rPr>
-        <w:t xml:space="preserve">Use Download completed work in the hosted lesson to export your answers, reflections, practice feedback and code-run </w:t>
-      </w:r>
-      <w:r>
-        <w:rPr>
-          <w:b/>
-        </w:rPr>
-        <w:t>evidence</w:t>
-      </w:r>
-      <w:r>
-        <w:rPr>
-          <w:b w:val="0"/>
-        </w:rPr>
-        <w:t>. Open the HTML copy to read or print it.</w:t>
-      </w:r>
-    </w:p>
-    <w:p>
-      <w:pPr>
-        <w:spacing w:line="336" w:lineRule="auto" w:after="180"/>
-      </w:pPr>
-      <w:r>
-        <w:rPr>
-          <w:b w:val="0"/>
-        </w:rPr>
-        <w:t>Drafts stay in this browser when storage is available; clear drafts on a shared device.</w:t>
-      </w:r>
-    </w:p>
-    <w:p>
-      <w:pPr>
-        <w:pStyle w:val="Heading3"/>
-      </w:pPr>
-      <w:r>
-        <w:t>What I repaired, the evidence I kept and the next test</w:t>
-      </w:r>
-    </w:p>
-    <w:p>
-      <w:r>
-        <w:t>________________________________________________________________</w:t>
-      </w:r>
-    </w:p>
-    <w:p>
-      <w:r>
-        <w:t>________________________________________________________________</w:t>
-      </w:r>
-    </w:p>
-    <w:p>
-      <w:r>
-        <w:t>________________________________________________________________</w:t>
-      </w:r>
-    </w:p>
-    <w:p>
-      <w:r>
-        <w:t>________________________________________________________________</w:t>
-      </w:r>
-    </w:p>
-    <w:p>
-      <w:r>
-        <w:t>________________________________________________________________</w:t>
-      </w:r>
-    </w:p>
-    <w:p>
-      <w:pPr>
         <w:pStyle w:val="Heading1"/>
       </w:pPr>
       <w:r>
-        <w:t>15. Visual concept journey</w:t>
-      </w:r>
-    </w:p>
-    <w:p>
-      <w:r>
-        <w:t>Explain each Authentication and authorisation picture from its labels, then record a relevant limit.</w:t>
-      </w:r>
-    </w:p>
-    <w:p>
-      <w:pPr>
-        <w:pStyle w:val="Heading3"/>
+        <w:t>15. Reference · Six-picture response sheets</w:t>
+      </w:r>
+    </w:p>
+    <w:p>
+      <w:r>
+        <w:t>Choose the picture that helps explain the current step.</w:t>
+      </w:r>
+    </w:p>
+    <w:p>
+      <w:pPr>
+        <w:pStyle w:val="Heading2"/>
       </w:pPr>
       <w:r>
         <w:t>01. Authentication and authorisation: the case</w:t>
@@ -2327,7 +2027,6 @@
     <w:p>
       <w:pPr>
         <w:spacing w:line="336" w:lineRule="auto" w:after="180"/>
-        <w:shd w:fill="F5F1FB"/>
       </w:pPr>
       <w:r>
         <w:rPr>
@@ -2366,7 +2065,7 @@
     </w:p>
     <w:p>
       <w:pPr>
-        <w:pStyle w:val="Heading3"/>
+        <w:pStyle w:val="Heading2"/>
       </w:pPr>
       <w:r>
         <w:t>02. Follow the deciding steps</w:t>
@@ -2434,7 +2133,6 @@
     <w:p>
       <w:pPr>
         <w:spacing w:line="336" w:lineRule="auto" w:after="180"/>
-        <w:shd w:fill="F5F1FB"/>
       </w:pPr>
       <w:r>
         <w:rPr>
@@ -2485,7 +2183,7 @@
     </w:p>
     <w:p>
       <w:pPr>
-        <w:pStyle w:val="Heading3"/>
+        <w:pStyle w:val="Heading2"/>
       </w:pPr>
       <w:r>
         <w:t>03. Authentication and authorisation — evidence trace</w:t>
@@ -2582,7 +2280,6 @@
     <w:p>
       <w:pPr>
         <w:spacing w:line="336" w:lineRule="auto" w:after="180"/>
-        <w:shd w:fill="F5F1FB"/>
       </w:pPr>
       <w:r>
         <w:rPr>
@@ -2621,7 +2318,7 @@
     </w:p>
     <w:p>
       <w:pPr>
-        <w:pStyle w:val="Heading3"/>
+        <w:pStyle w:val="Heading2"/>
       </w:pPr>
       <w:r>
         <w:t>04. Change one thing. Trace what follows.</w:t>
@@ -2712,7 +2409,6 @@
     <w:p>
       <w:pPr>
         <w:spacing w:line="336" w:lineRule="auto" w:after="180"/>
-        <w:shd w:fill="F5F1FB"/>
       </w:pPr>
       <w:r>
         <w:rPr>
@@ -2751,7 +2447,7 @@
     </w:p>
     <w:p>
       <w:pPr>
-        <w:pStyle w:val="Heading3"/>
+        <w:pStyle w:val="Heading2"/>
       </w:pPr>
       <w:r>
         <w:t>05. Connect the explanation to its limit</w:t>
@@ -2837,7 +2533,6 @@
     <w:p>
       <w:pPr>
         <w:spacing w:line="336" w:lineRule="auto" w:after="180"/>
-        <w:shd w:fill="F5F1FB"/>
       </w:pPr>
       <w:r>
         <w:rPr>
@@ -2876,7 +2571,7 @@
     </w:p>
     <w:p>
       <w:pPr>
-        <w:pStyle w:val="Heading3"/>
+        <w:pStyle w:val="Heading2"/>
       </w:pPr>
       <w:r>
         <w:t>06. Make the idea visible in your project</w:t>
@@ -2990,7 +2685,6 @@
     <w:p>
       <w:pPr>
         <w:spacing w:line="336" w:lineRule="auto" w:after="180"/>
-        <w:shd w:fill="F5F1FB"/>
       </w:pPr>
       <w:r>
         <w:rPr>
@@ -3037,6 +2731,62 @@
     <w:p>
       <w:r>
         <w:t>________________________________________________________________</w:t>
+      </w:r>
+    </w:p>
+    <w:p>
+      <w:pPr>
+        <w:pStyle w:val="Heading2"/>
+      </w:pPr>
+      <w:r>
+        <w:t>Earlier wording, alternatives and picture transcripts · reference / check after trying</w:t>
+      </w:r>
+    </w:p>
+    <w:p>
+      <w:pPr>
+        <w:pStyle w:val="Heading3"/>
+      </w:pPr>
+      <w:r>
+        <w:t>01. Authentication and authorisation: the case</w:t>
+      </w:r>
+    </w:p>
+    <w:p>
+      <w:pPr>
+        <w:pStyle w:val="Heading3"/>
+      </w:pPr>
+      <w:r>
+        <w:t>02. Follow the deciding steps</w:t>
+      </w:r>
+    </w:p>
+    <w:p>
+      <w:pPr>
+        <w:pStyle w:val="Heading3"/>
+      </w:pPr>
+      <w:r>
+        <w:t>03. Authentication and authorisation — evidence trace</w:t>
+      </w:r>
+    </w:p>
+    <w:p>
+      <w:pPr>
+        <w:pStyle w:val="Heading3"/>
+      </w:pPr>
+      <w:r>
+        <w:t>04. Change one thing. Trace what follows.</w:t>
+      </w:r>
+    </w:p>
+    <w:p>
+      <w:pPr>
+        <w:pStyle w:val="Heading3"/>
+      </w:pPr>
+      <w:r>
+        <w:t>05. Connect the explanation to its limit</w:t>
+      </w:r>
+    </w:p>
+    <w:p>
+      <w:pPr>
+        <w:pStyle w:val="Heading3"/>
+      </w:pPr>
+      <w:r>
+        <w:t>06. Make the idea visible in your project</w:t>
       </w:r>
     </w:p>
     <w:sectPr>
